--- a/Kim11-1-5-Kimyasal-Tepkimelerin-Gerceklesme-Sartlari.docx
+++ b/Kim11-1-5-Kimyasal-Tepkimelerin-Gerceklesme-Sartlari.docx
@@ -46,7 +46,7 @@
         <w:fldChar w:fldCharType="begin"/>
       </w:r>
       <w:r>
-        <w:instrText xml:space="preserve"> INCLUDEPICTURE "https://www.shutterstock.com/shutterstock/photos/2241207643/display_1500/stock-photo-landscape-sunrise-in-cappadocia-with-set-colorful-hot-air-balloon-fly-in-sky-with-sunlight-concept-2241207643.jpg" \* MERGEFORMATINET </w:instrText>
+        <w:instrText xml:space="preserve"> INCLUDEPICTURE "https://www.shutterstock.com/shutterstock/photos/1171906699/display_1500/stock-photo-molecular-structure-of-acetylcholinesterase-important-enzyme-d-rendering-1171906699.jpg" \* MERGEFORMATINET </w:instrText>
       </w:r>
       <w:r>
         <w:fldChar w:fldCharType="separate"/>
@@ -56,10 +56,10 @@
           <w:noProof/>
         </w:rPr>
         <w:drawing>
-          <wp:inline distT="0" distB="0" distL="0" distR="0" wp14:anchorId="17BBCD0B" wp14:editId="151A490D">
-            <wp:extent cx="5943600" cy="3534410"/>
-            <wp:effectExtent l="0" t="0" r="0" b="0"/>
-            <wp:docPr id="1625071763" name="Picture 2" descr="Landscape sunrise in Cappadocia with set colorful hot air balloon fly in sky with sunlight. Concept tourist travel Goreme Turkey."/>
+          <wp:inline distT="0" distB="0" distL="0" distR="0" wp14:anchorId="29A7547E" wp14:editId="08F71818">
+            <wp:extent cx="5213897" cy="3329430"/>
+            <wp:effectExtent l="0" t="0" r="6350" b="0"/>
+            <wp:docPr id="778364806" name="Picture 2" descr="Molecular structure of Acetylcholinesterase, important enzyme - 3D rendering"/>
             <wp:cNvGraphicFramePr>
               <a:graphicFrameLocks xmlns:a="http://schemas.openxmlformats.org/drawingml/2006/main" noChangeAspect="1"/>
             </wp:cNvGraphicFramePr>
@@ -67,7 +67,7 @@
               <a:graphicData uri="http://schemas.openxmlformats.org/drawingml/2006/picture">
                 <pic:pic xmlns:pic="http://schemas.openxmlformats.org/drawingml/2006/picture">
                   <pic:nvPicPr>
-                    <pic:cNvPr id="0" name="Picture 1" descr="Landscape sunrise in Cappadocia with set colorful hot air balloon fly in sky with sunlight. Concept tourist travel Goreme Turkey."/>
+                    <pic:cNvPr id="0" name="Picture 1" descr="Molecular structure of Acetylcholinesterase, important enzyme - 3D rendering"/>
                     <pic:cNvPicPr>
                       <a:picLocks noChangeAspect="1" noChangeArrowheads="1"/>
                     </pic:cNvPicPr>
@@ -88,7 +88,7 @@
                   <pic:spPr bwMode="auto">
                     <a:xfrm>
                       <a:off x="0" y="0"/>
-                      <a:ext cx="5943600" cy="3534410"/>
+                      <a:ext cx="5234203" cy="3342397"/>
                     </a:xfrm>
                     <a:prstGeom prst="rect">
                       <a:avLst/>
@@ -137,7 +137,17 @@
           <w:highlight w:val="yellow"/>
           <w:lang w:val="tr-TR"/>
         </w:rPr>
-        <w:t xml:space="preserve"> ID: 2241207643</w:t>
+        <w:t xml:space="preserve"> ID: </w:t>
+      </w:r>
+      <w:r>
+        <w:rPr>
+          <w:rFonts w:ascii="Times New Roman" w:hAnsi="Times New Roman" w:cs="Times New Roman"/>
+          <w:b/>
+          <w:bCs/>
+          <w:highlight w:val="yellow"/>
+          <w:lang w:val="tr-TR"/>
+        </w:rPr>
+        <w:t>1171906699</w:t>
       </w:r>
     </w:p>
     <w:p>
@@ -153,7 +163,7 @@
           <w:rFonts w:ascii="Times New Roman" w:hAnsi="Times New Roman" w:cs="Times New Roman"/>
           <w:lang w:val="tr-TR"/>
         </w:rPr>
-        <w:t>Kapadokya, Türkiye'nin en çok ziyaret edilen turistik bölgelerinden biridir. Eşsiz peri bacaları, yer altı şehirleri ve tarihi dokusu kadar, sabahın erken saatlerinde gökyüzüne yükselen renkli sıcak hava balonlarıyla da ünlüdür. Peki, yüzlerce kilo ağırlığındaki bu balonların havalanmasını sağlayan şey nedir? Cevabı, günlük hayatta fark etmediğimiz ama her an çevremizde etkili olan gazların davranışında gizlidir.</w:t>
+        <w:t>Bir dilim ekmek yediğimizde ya da bir meyve tükettiğimizde, bu besinlerin içindeki büyük ve karmaşık moleküller kısa sürede vücudumuz tarafından kullanılabilir hâle gelir. Oysa bu tür kimyasal dönüşümler, laboratuvar koşullarında oldukça uzun sürede gerçekleşebilecek tepkimelerdir. Peki insan vücudu bu kadar karmaşık süreçleri nasıl bu kadar hızlı ve düzenli bir şekilde gerçekleştirebiliyor?</w:t>
       </w:r>
       <w:r>
         <w:rPr>
@@ -162,58 +172,12 @@
         </w:rPr>
         <w:t xml:space="preserve"> </w:t>
       </w:r>
-    </w:p>
-    <w:p>
-      <w:pPr>
-        <w:jc w:val="both"/>
-        <w:rPr>
-          <w:rFonts w:ascii="Times New Roman" w:hAnsi="Times New Roman" w:cs="Times New Roman"/>
-          <w:lang w:val="tr-TR"/>
-        </w:rPr>
-      </w:pPr>
       <w:r>
         <w:rPr>
           <w:rFonts w:ascii="Times New Roman" w:hAnsi="Times New Roman" w:cs="Times New Roman"/>
           <w:lang w:val="tr-TR"/>
         </w:rPr>
-        <w:t>Sıcak hava balonlarının yükselmesi, gazların ısıya ve basınca verdiği tepkiyle doğrudan ilgilidir. Balonun içine yerleştirilen güçlü bir ısı kaynağı yardımıyla, balonun içindeki hava ısıtılır. Isınan havayı oluşturan taneciklerin hareket hızı artar ve aralarındaki mesaf</w:t>
-      </w:r>
-      <w:r>
-        <w:rPr>
-          <w:rFonts w:ascii="Times New Roman" w:hAnsi="Times New Roman" w:cs="Times New Roman"/>
-          <w:lang w:val="tr-TR"/>
-        </w:rPr>
-        <w:t>eler artar</w:t>
-      </w:r>
-      <w:r>
-        <w:rPr>
-          <w:rFonts w:ascii="Times New Roman" w:hAnsi="Times New Roman" w:cs="Times New Roman"/>
-          <w:lang w:val="tr-TR"/>
-        </w:rPr>
-        <w:t xml:space="preserve">. </w:t>
-      </w:r>
-      <w:r>
-        <w:rPr>
-          <w:rFonts w:ascii="Times New Roman" w:hAnsi="Times New Roman" w:cs="Times New Roman"/>
-          <w:lang w:val="tr-TR"/>
-        </w:rPr>
-        <w:t>Bu durumda, balonun içindeki havanın yoğunluğu, dış ortama göre azalır. Dış ortamdaki hava, balonun içindeki havadan daha yoğun olduğu için balon yukarı doğru hareket etmeye başlar.</w:t>
-      </w:r>
-    </w:p>
-    <w:p>
-      <w:pPr>
-        <w:jc w:val="both"/>
-        <w:rPr>
-          <w:rFonts w:ascii="Times New Roman" w:hAnsi="Times New Roman" w:cs="Times New Roman"/>
-          <w:lang w:val="tr-TR"/>
-        </w:rPr>
-      </w:pPr>
-      <w:r>
-        <w:rPr>
-          <w:rFonts w:ascii="Times New Roman" w:hAnsi="Times New Roman" w:cs="Times New Roman"/>
-          <w:lang w:val="tr-TR"/>
-        </w:rPr>
-        <w:t>Sıcak hava balonları yalnızca bir gezi aracı değildir; aynı zamanda gazların doğasını anlamamız için çevremizde gözlemleyebileceğimiz en etkileyici örneklerden biridir. Balonların yükselmesi, gazların görünmez ama güçlü etkilerinin günlük yaşamdaki yansımasıdır. Isı, basınç ve hacim değişimleri, sadece balonlarda değil, lastiklerde, hava akımlarında ve hatta nefes alıp verirken bile karşımıza çıkar.</w:t>
+        <w:t>Bu sorunun cevabı, “enzim” adı verilen özel proteinlerde saklıdır. Enzimler, kimyasal tepkimeleri hızlandıran biyolojik katalizörlerdir. Örneğin tükürükte bulunan amilaz enzimi, ağızda nişastanın parçalanmasını başlatır. Sindirim sisteminde görev yapan farklı enzimler ise besinleri adım adım daha küçük ve kullanılabilir moleküllere dönüştürür. Enzimler olmadan bu süreçler çok daha yavaş ilerler ve yaşam için gerekli enerji kısa sürede sağlanamazdı.</w:t>
       </w:r>
       <w:r>
         <w:rPr>
@@ -222,559 +186,71 @@
         </w:rPr>
         <w:t xml:space="preserve"> </w:t>
       </w:r>
-    </w:p>
-    <w:p>
-      <w:pPr>
-        <w:jc w:val="both"/>
-        <w:rPr>
-          <w:rFonts w:ascii="Times New Roman" w:hAnsi="Times New Roman" w:cs="Times New Roman"/>
-          <w:lang w:val="tr-TR"/>
-        </w:rPr>
-      </w:pPr>
       <w:r>
         <w:rPr>
           <w:rFonts w:ascii="Times New Roman" w:hAnsi="Times New Roman" w:cs="Times New Roman"/>
           <w:lang w:val="tr-TR"/>
         </w:rPr>
-        <w:t xml:space="preserve">Bu </w:t>
+        <w:t xml:space="preserve">Enzimlerin etkisi sadece sindirimle sınırlı değildir. Sinir sisteminde de hayati görevler üstlenen enzimler bulunur. Örneğin </w:t>
+      </w:r>
+      <w:proofErr w:type="spellStart"/>
+      <w:r>
+        <w:rPr>
+          <w:rFonts w:ascii="Times New Roman" w:hAnsi="Times New Roman" w:cs="Times New Roman"/>
+          <w:lang w:val="tr-TR"/>
+        </w:rPr>
+        <w:t>asetilkolinesteraz</w:t>
+      </w:r>
+      <w:proofErr w:type="spellEnd"/>
+      <w:r>
+        <w:rPr>
+          <w:rFonts w:ascii="Times New Roman" w:hAnsi="Times New Roman" w:cs="Times New Roman"/>
+          <w:lang w:val="tr-TR"/>
+        </w:rPr>
+        <w:t>, sinir hücreleri arasında iletişimi sağlayan asetilkolin adlı molekülü çok hızlı bir şekilde parçalayarak sinir uyarısının zamanında sona ermesini sağlar. Eğer bu enzim görevini yapamazsa, sinir sistemi sürekli uyarılmış halde kalabilir ve kas hareketlerinden hayati reflekslere kadar birçok süreç bozulabilir.</w:t>
       </w:r>
       <w:r>
         <w:rPr>
           <w:rFonts w:ascii="Times New Roman" w:hAnsi="Times New Roman" w:cs="Times New Roman"/>
           <w:lang w:val="tr-TR"/>
         </w:rPr>
-        <w:t>bölümde</w:t>
+        <w:t xml:space="preserve"> </w:t>
       </w:r>
       <w:r>
         <w:rPr>
           <w:rFonts w:ascii="Times New Roman" w:hAnsi="Times New Roman" w:cs="Times New Roman"/>
           <w:lang w:val="tr-TR"/>
         </w:rPr>
-        <w:t xml:space="preserve"> gazların davranışını etkileyen faktörleri ve çevremizdeki birçok olayın arkasında yatan bilimsel prensipleri daha yakından inceleyeceğiz. Gökyüzüne yükselen balonlar gibi, biz de bilimin temel kavramlarını keşfetmek için yeni bir yolculuğa çıkıyoruz.</w:t>
-      </w:r>
-    </w:p>
-    <w:p>
-      <w:pPr>
-        <w:shd w:val="clear" w:color="auto" w:fill="E59EDC" w:themeFill="accent5" w:themeFillTint="66"/>
-        <w:rPr>
-          <w:rFonts w:ascii="Times New Roman" w:hAnsi="Times New Roman" w:cs="Times New Roman"/>
-          <w:lang w:val="tr-TR"/>
-        </w:rPr>
-      </w:pPr>
-      <w:r>
-        <w:rPr>
-          <w:rFonts w:ascii="Times New Roman" w:hAnsi="Times New Roman" w:cs="Times New Roman"/>
-          <w:b/>
-          <w:bCs/>
-          <w:color w:val="000000" w:themeColor="text1"/>
-          <w:lang w:val="tr-TR"/>
-        </w:rPr>
-        <w:lastRenderedPageBreak/>
-        <w:t>Düşün, Hatırla ve Hazırlan! 1.</w:t>
-      </w:r>
-      <w:r>
-        <w:rPr>
-          <w:rFonts w:ascii="Times New Roman" w:hAnsi="Times New Roman" w:cs="Times New Roman"/>
-          <w:b/>
-          <w:bCs/>
-          <w:color w:val="000000" w:themeColor="text1"/>
-          <w:lang w:val="tr-TR"/>
-        </w:rPr>
-        <w:t>2</w:t>
-      </w:r>
-      <w:r>
-        <w:rPr>
-          <w:rFonts w:ascii="Times New Roman" w:hAnsi="Times New Roman" w:cs="Times New Roman"/>
-          <w:b/>
-          <w:bCs/>
-          <w:color w:val="000000" w:themeColor="text1"/>
-          <w:lang w:val="tr-TR"/>
-        </w:rPr>
-        <w:t>.</w:t>
-      </w:r>
-    </w:p>
-    <w:p>
-      <w:pPr>
-        <w:jc w:val="both"/>
-        <w:rPr>
-          <w:rFonts w:ascii="Times New Roman" w:hAnsi="Times New Roman" w:cs="Times New Roman"/>
-          <w:lang w:val="tr-TR"/>
-        </w:rPr>
-      </w:pPr>
-      <w:r>
-        <w:rPr>
-          <w:rFonts w:ascii="Times New Roman" w:hAnsi="Times New Roman" w:cs="Times New Roman"/>
-          <w:lang w:val="tr-TR"/>
-        </w:rPr>
-        <w:t>Maddenin gaz hâline ait bilgilerini</w:t>
+        <w:t xml:space="preserve">İlginç olan, enzimlerin tepkimeye giren maddeleri tüketmeden yalnızca </w:t>
       </w:r>
       <w:r>
         <w:rPr>
           <w:rFonts w:ascii="Times New Roman" w:hAnsi="Times New Roman" w:cs="Times New Roman"/>
           <w:lang w:val="tr-TR"/>
         </w:rPr>
-        <w:t>zi</w:t>
+        <w:t>tepkime</w:t>
       </w:r>
       <w:r>
         <w:rPr>
           <w:rFonts w:ascii="Times New Roman" w:hAnsi="Times New Roman" w:cs="Times New Roman"/>
           <w:lang w:val="tr-TR"/>
         </w:rPr>
-        <w:t xml:space="preserve"> katı ve sıvı hâline ait bilgileri</w:t>
+        <w:t xml:space="preserve"> hızını artırmalarıdır. Aynı kimyasal süreç, enzim olmadan çok uzun sürede gerçekleşebilirken, enzimlerin varlığında saniyeler içinde tamamlanabilir.</w:t>
       </w:r>
       <w:r>
         <w:rPr>
           <w:rFonts w:ascii="Times New Roman" w:hAnsi="Times New Roman" w:cs="Times New Roman"/>
           <w:lang w:val="tr-TR"/>
         </w:rPr>
-        <w:t>niz</w:t>
+        <w:t xml:space="preserve"> </w:t>
       </w:r>
       <w:r>
         <w:rPr>
           <w:rFonts w:ascii="Times New Roman" w:hAnsi="Times New Roman" w:cs="Times New Roman"/>
           <w:lang w:val="tr-TR"/>
         </w:rPr>
-        <w:t xml:space="preserve"> ile karşılaştır</w:t>
+        <w:t>Bu durum, kimyasal tepkimelerin hızının yalnızca maddelerin türüne değil, aynı zamanda bu biyolojik katalizörlerin varlığına da bağlı olduğunu gösterir. İşte kimyasal kinetik, bu görünmez hızlandırıcıların yaşam içindeki kritik rolünü anlamamızı sağlar. Bu bölümde, tepkime hızını etkileyen faktörleri ve enzimlerin bu süreçteki etkisini inceleyeceğiz.</w:t>
       </w:r>
-      <w:r>
-        <w:rPr>
-          <w:rFonts w:ascii="Times New Roman" w:hAnsi="Times New Roman" w:cs="Times New Roman"/>
-          <w:lang w:val="tr-TR"/>
-        </w:rPr>
-        <w:t xml:space="preserve">ınız. </w:t>
-      </w:r>
-    </w:p>
-    <w:p>
-      <w:pPr>
-        <w:jc w:val="both"/>
-        <w:rPr>
-          <w:rFonts w:ascii="Times New Roman" w:hAnsi="Times New Roman" w:cs="Times New Roman"/>
-          <w:lang w:val="tr-TR"/>
-        </w:rPr>
-      </w:pPr>
-      <w:r>
-        <w:rPr>
-          <w:noProof/>
-        </w:rPr>
-        <mc:AlternateContent>
-          <mc:Choice Requires="wpi">
-            <w:drawing>
-              <wp:anchor distT="0" distB="0" distL="114300" distR="114300" simplePos="0" relativeHeight="251689984" behindDoc="0" locked="0" layoutInCell="1" allowOverlap="1" wp14:anchorId="3C13D91B" wp14:editId="40C6CE82">
-                <wp:simplePos x="0" y="0"/>
-                <wp:positionH relativeFrom="column">
-                  <wp:posOffset>826135</wp:posOffset>
-                </wp:positionH>
-                <wp:positionV relativeFrom="paragraph">
-                  <wp:posOffset>209550</wp:posOffset>
-                </wp:positionV>
-                <wp:extent cx="4298315" cy="516890"/>
-                <wp:effectExtent l="38100" t="38100" r="45085" b="41910"/>
-                <wp:wrapNone/>
-                <wp:docPr id="366125037" name="Ink 26"/>
-                <wp:cNvGraphicFramePr/>
-                <a:graphic xmlns:a="http://schemas.openxmlformats.org/drawingml/2006/main">
-                  <a:graphicData uri="http://schemas.microsoft.com/office/word/2010/wordprocessingInk">
-                    <w14:contentPart bwMode="auto" r:id="rId8">
-                      <w14:nvContentPartPr>
-                        <w14:cNvContentPartPr/>
-                      </w14:nvContentPartPr>
-                      <w14:xfrm>
-                        <a:off x="0" y="0"/>
-                        <a:ext cx="4298315" cy="516890"/>
-                      </w14:xfrm>
-                    </w14:contentPart>
-                  </a:graphicData>
-                </a:graphic>
-              </wp:anchor>
-            </w:drawing>
-          </mc:Choice>
-          <mc:Fallback>
-            <w:pict>
-              <v:shapetype w14:anchorId="284C9B69" id="_x0000_t75" coordsize="21600,21600" o:spt="75" o:preferrelative="t" path="m@4@5l@4@11@9@11@9@5xe" filled="f" stroked="f">
-                <v:stroke joinstyle="miter"/>
-                <v:formulas>
-                  <v:f eqn="if lineDrawn pixelLineWidth 0"/>
-                  <v:f eqn="sum @0 1 0"/>
-                  <v:f eqn="sum 0 0 @1"/>
-                  <v:f eqn="prod @2 1 2"/>
-                  <v:f eqn="prod @3 21600 pixelWidth"/>
-                  <v:f eqn="prod @3 21600 pixelHeight"/>
-                  <v:f eqn="sum @0 0 1"/>
-                  <v:f eqn="prod @6 1 2"/>
-                  <v:f eqn="prod @7 21600 pixelWidth"/>
-                  <v:f eqn="sum @8 21600 0"/>
-                  <v:f eqn="prod @7 21600 pixelHeight"/>
-                  <v:f eqn="sum @10 21600 0"/>
-                </v:formulas>
-                <v:path o:extrusionok="f" gradientshapeok="t" o:connecttype="rect"/>
-                <o:lock v:ext="edit" aspectratio="t"/>
-              </v:shapetype>
-              <v:shape id="Ink 26" o:spid="_x0000_s1026" type="#_x0000_t75" style="position:absolute;margin-left:64.55pt;margin-top:16pt;width:339.4pt;height:41.65pt;z-index:251689984;visibility:visible;mso-wrap-style:square;mso-wrap-distance-left:9pt;mso-wrap-distance-top:0;mso-wrap-distance-right:9pt;mso-wrap-distance-bottom:0;mso-position-horizontal:absolute;mso-position-horizontal-relative:text;mso-position-vertical:absolute;mso-position-vertical-relative:text" o:gfxdata="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">
-                <v:imagedata r:id="rId9" o:title=""/>
-              </v:shape>
-            </w:pict>
-          </mc:Fallback>
-        </mc:AlternateContent>
-      </w:r>
-      <w:r>
-        <w:rPr>
-          <w:noProof/>
-        </w:rPr>
-        <mc:AlternateContent>
-          <mc:Choice Requires="wpi">
-            <w:drawing>
-              <wp:anchor distT="0" distB="0" distL="114300" distR="114300" simplePos="0" relativeHeight="251682816" behindDoc="0" locked="0" layoutInCell="1" allowOverlap="1" wp14:anchorId="3698F83F" wp14:editId="25A50B80">
-                <wp:simplePos x="0" y="0"/>
-                <wp:positionH relativeFrom="column">
-                  <wp:posOffset>836930</wp:posOffset>
-                </wp:positionH>
-                <wp:positionV relativeFrom="paragraph">
-                  <wp:posOffset>2534920</wp:posOffset>
-                </wp:positionV>
-                <wp:extent cx="4454525" cy="631190"/>
-                <wp:effectExtent l="38100" t="38100" r="28575" b="41910"/>
-                <wp:wrapNone/>
-                <wp:docPr id="537508958" name="Ink 19"/>
-                <wp:cNvGraphicFramePr/>
-                <a:graphic xmlns:a="http://schemas.openxmlformats.org/drawingml/2006/main">
-                  <a:graphicData uri="http://schemas.microsoft.com/office/word/2010/wordprocessingInk">
-                    <w14:contentPart bwMode="auto" r:id="rId10">
-                      <w14:nvContentPartPr>
-                        <w14:cNvContentPartPr/>
-                      </w14:nvContentPartPr>
-                      <w14:xfrm>
-                        <a:off x="0" y="0"/>
-                        <a:ext cx="4454525" cy="631190"/>
-                      </w14:xfrm>
-                    </w14:contentPart>
-                  </a:graphicData>
-                </a:graphic>
-              </wp:anchor>
-            </w:drawing>
-          </mc:Choice>
-          <mc:Fallback>
-            <w:pict>
-              <v:shape w14:anchorId="0E63B759" id="Ink 19" o:spid="_x0000_s1026" type="#_x0000_t75" style="position:absolute;margin-left:65.4pt;margin-top:199.1pt;width:351.7pt;height:50.65pt;z-index:251682816;visibility:visible;mso-wrap-style:square;mso-wrap-distance-left:9pt;mso-wrap-distance-top:0;mso-wrap-distance-right:9pt;mso-wrap-distance-bottom:0;mso-position-horizontal:absolute;mso-position-horizontal-relative:text;mso-position-vertical:absolute;mso-position-vertical-relative:text" o:gfxdata="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">
-                <v:imagedata r:id="rId11" o:title=""/>
-              </v:shape>
-            </w:pict>
-          </mc:Fallback>
-        </mc:AlternateContent>
-      </w:r>
-      <w:r>
-        <w:fldChar w:fldCharType="begin"/>
-      </w:r>
-      <w:r>
-        <w:instrText xml:space="preserve"> INCLUDEPICTURE "https://www.shutterstock.com/shutterstock/photos/2265943013/display_1500/stock-vector-states-of-matter-types-and-characteristics-solid-liquid-gas-vector-illustration-2265943013.jpg" \* MERGEFORMATINET </w:instrText>
-      </w:r>
-      <w:r>
-        <w:fldChar w:fldCharType="separate"/>
-      </w:r>
-      <w:r>
-        <w:rPr>
-          <w:noProof/>
-        </w:rPr>
-        <w:drawing>
-          <wp:inline distT="0" distB="0" distL="0" distR="0" wp14:anchorId="0FF2A898" wp14:editId="7A6879EC">
-            <wp:extent cx="5943600" cy="3744595"/>
-            <wp:effectExtent l="0" t="0" r="0" b="1905"/>
-            <wp:docPr id="647988842" name="Picture 8" descr="States of Matter-Types and Characteristics- Solid, Liquid, gas- Vector Illustration"/>
-            <wp:cNvGraphicFramePr>
-              <a:graphicFrameLocks xmlns:a="http://schemas.openxmlformats.org/drawingml/2006/main" noChangeAspect="1"/>
-            </wp:cNvGraphicFramePr>
-            <a:graphic xmlns:a="http://schemas.openxmlformats.org/drawingml/2006/main">
-              <a:graphicData uri="http://schemas.openxmlformats.org/drawingml/2006/picture">
-                <pic:pic xmlns:pic="http://schemas.openxmlformats.org/drawingml/2006/picture">
-                  <pic:nvPicPr>
-                    <pic:cNvPr id="0" name="Picture 1" descr="States of Matter-Types and Characteristics- Solid, Liquid, gas- Vector Illustration"/>
-                    <pic:cNvPicPr>
-                      <a:picLocks noChangeAspect="1" noChangeArrowheads="1"/>
-                    </pic:cNvPicPr>
-                  </pic:nvPicPr>
-                  <pic:blipFill>
-                    <a:blip r:embed="rId12" cstate="print">
-                      <a:extLst>
-                        <a:ext uri="{28A0092B-C50C-407E-A947-70E740481C1C}">
-                          <a14:useLocalDpi xmlns:a14="http://schemas.microsoft.com/office/drawing/2010/main" val="0"/>
-                        </a:ext>
-                      </a:extLst>
-                    </a:blip>
-                    <a:srcRect/>
-                    <a:stretch>
-                      <a:fillRect/>
-                    </a:stretch>
-                  </pic:blipFill>
-                  <pic:spPr bwMode="auto">
-                    <a:xfrm>
-                      <a:off x="0" y="0"/>
-                      <a:ext cx="5943600" cy="3744595"/>
-                    </a:xfrm>
-                    <a:prstGeom prst="rect">
-                      <a:avLst/>
-                    </a:prstGeom>
-                    <a:noFill/>
-                    <a:ln>
-                      <a:noFill/>
-                    </a:ln>
-                  </pic:spPr>
-                </pic:pic>
-              </a:graphicData>
-            </a:graphic>
-          </wp:inline>
-        </w:drawing>
-      </w:r>
-      <w:r>
-        <w:fldChar w:fldCharType="end"/>
-      </w:r>
-    </w:p>
-    <w:p>
-      <w:pPr>
-        <w:jc w:val="both"/>
-        <w:rPr>
-          <w:rFonts w:ascii="Times New Roman" w:hAnsi="Times New Roman" w:cs="Times New Roman"/>
-          <w:b/>
-          <w:bCs/>
-          <w:lang w:val="tr-TR"/>
-        </w:rPr>
-      </w:pPr>
-      <w:proofErr w:type="spellStart"/>
-      <w:r>
-        <w:rPr>
-          <w:rFonts w:ascii="Times New Roman" w:hAnsi="Times New Roman" w:cs="Times New Roman"/>
-          <w:b/>
-          <w:bCs/>
-          <w:highlight w:val="yellow"/>
-          <w:lang w:val="tr-TR"/>
-        </w:rPr>
-        <w:t>Shutter</w:t>
-      </w:r>
-      <w:proofErr w:type="spellEnd"/>
-      <w:r>
-        <w:rPr>
-          <w:rFonts w:ascii="Times New Roman" w:hAnsi="Times New Roman" w:cs="Times New Roman"/>
-          <w:b/>
-          <w:bCs/>
-          <w:highlight w:val="yellow"/>
-          <w:lang w:val="tr-TR"/>
-        </w:rPr>
-        <w:t xml:space="preserve"> ID: 2265943013</w:t>
-      </w:r>
-    </w:p>
-    <w:p>
-      <w:pPr>
-        <w:jc w:val="both"/>
-        <w:rPr>
-          <w:rFonts w:ascii="Times New Roman" w:hAnsi="Times New Roman" w:cs="Times New Roman"/>
-          <w:b/>
-          <w:bCs/>
-          <w:lang w:val="tr-TR"/>
-        </w:rPr>
-      </w:pPr>
-      <w:r>
-        <w:rPr>
-          <w:rFonts w:ascii="Times New Roman" w:hAnsi="Times New Roman" w:cs="Times New Roman"/>
-          <w:b/>
-          <w:bCs/>
-          <w:highlight w:val="yellow"/>
-          <w:lang w:val="tr-TR"/>
-        </w:rPr>
-        <w:t xml:space="preserve">NOT: Şekillerin altındaki tanecik modelleri silinecek. Yazılar Türkçeye çevrilecek. Solid: katı, </w:t>
-      </w:r>
-      <w:proofErr w:type="spellStart"/>
-      <w:r>
-        <w:rPr>
-          <w:rFonts w:ascii="Times New Roman" w:hAnsi="Times New Roman" w:cs="Times New Roman"/>
-          <w:b/>
-          <w:bCs/>
-          <w:highlight w:val="yellow"/>
-          <w:lang w:val="tr-TR"/>
-        </w:rPr>
-        <w:t>liquid</w:t>
-      </w:r>
-      <w:proofErr w:type="spellEnd"/>
-      <w:r>
-        <w:rPr>
-          <w:rFonts w:ascii="Times New Roman" w:hAnsi="Times New Roman" w:cs="Times New Roman"/>
-          <w:b/>
-          <w:bCs/>
-          <w:highlight w:val="yellow"/>
-          <w:lang w:val="tr-TR"/>
-        </w:rPr>
-        <w:t xml:space="preserve">: sıvı, </w:t>
-      </w:r>
-      <w:proofErr w:type="spellStart"/>
-      <w:r>
-        <w:rPr>
-          <w:rFonts w:ascii="Times New Roman" w:hAnsi="Times New Roman" w:cs="Times New Roman"/>
-          <w:b/>
-          <w:bCs/>
-          <w:highlight w:val="yellow"/>
-          <w:lang w:val="tr-TR"/>
-        </w:rPr>
-        <w:t>gas</w:t>
-      </w:r>
-      <w:proofErr w:type="spellEnd"/>
-      <w:r>
-        <w:rPr>
-          <w:rFonts w:ascii="Times New Roman" w:hAnsi="Times New Roman" w:cs="Times New Roman"/>
-          <w:b/>
-          <w:bCs/>
-          <w:highlight w:val="yellow"/>
-          <w:lang w:val="tr-TR"/>
-        </w:rPr>
-        <w:t>: gaz.</w:t>
-      </w:r>
-    </w:p>
-    <w:p>
-      <w:pPr>
-        <w:jc w:val="both"/>
-        <w:rPr>
-          <w:rFonts w:ascii="Times New Roman" w:hAnsi="Times New Roman" w:cs="Times New Roman"/>
-          <w:lang w:val="tr-TR"/>
-        </w:rPr>
-      </w:pPr>
-      <w:r>
-        <w:rPr>
-          <w:rFonts w:ascii="Times New Roman" w:hAnsi="Times New Roman" w:cs="Times New Roman"/>
-          <w:lang w:val="tr-TR"/>
-        </w:rPr>
-        <w:t>………………………………………………………………………………………………………………………………………………………………………………………………………………………………………………………………………………………………………………………</w:t>
-      </w:r>
-    </w:p>
-    <w:p>
-      <w:pPr>
-        <w:jc w:val="both"/>
-        <w:rPr>
-          <w:rFonts w:ascii="Times New Roman" w:hAnsi="Times New Roman" w:cs="Times New Roman"/>
-          <w:lang w:val="tr-TR"/>
-        </w:rPr>
-      </w:pPr>
-      <w:r>
-        <w:rPr>
-          <w:rFonts w:ascii="Times New Roman" w:hAnsi="Times New Roman" w:cs="Times New Roman"/>
-          <w:lang w:val="tr-TR"/>
-        </w:rPr>
-        <w:t>………………………………………………………………………………………………………………………………………………………………………………………………………………………………………………………………………………………………………………………</w:t>
-      </w:r>
-    </w:p>
-    <w:p>
-      <w:pPr>
-        <w:jc w:val="both"/>
-        <w:rPr>
-          <w:rFonts w:ascii="Times New Roman" w:hAnsi="Times New Roman" w:cs="Times New Roman"/>
-          <w:lang w:val="tr-TR"/>
-        </w:rPr>
-      </w:pPr>
-    </w:p>
-    <w:p>
-      <w:pPr>
-        <w:rPr>
-          <w:rFonts w:ascii="Times New Roman" w:hAnsi="Times New Roman" w:cs="Times New Roman"/>
-          <w:lang w:val="tr-TR"/>
-        </w:rPr>
-      </w:pPr>
-      <w:r>
-        <w:rPr>
-          <w:noProof/>
-          <w:lang w:val="tr-TR"/>
-        </w:rPr>
-        <mc:AlternateContent>
-          <mc:Choice Requires="wps">
-            <w:drawing>
-              <wp:anchor distT="0" distB="0" distL="114300" distR="114300" simplePos="0" relativeHeight="251659264" behindDoc="0" locked="0" layoutInCell="1" allowOverlap="1" wp14:anchorId="69567D70" wp14:editId="6F8D5A00">
-                <wp:simplePos x="0" y="0"/>
-                <wp:positionH relativeFrom="column">
-                  <wp:posOffset>38100</wp:posOffset>
-                </wp:positionH>
-                <wp:positionV relativeFrom="paragraph">
-                  <wp:posOffset>189230</wp:posOffset>
-                </wp:positionV>
-                <wp:extent cx="6013450" cy="0"/>
-                <wp:effectExtent l="0" t="12700" r="19050" b="12700"/>
-                <wp:wrapNone/>
-                <wp:docPr id="393337754" name="Straight Connector 5"/>
-                <wp:cNvGraphicFramePr/>
-                <a:graphic xmlns:a="http://schemas.openxmlformats.org/drawingml/2006/main">
-                  <a:graphicData uri="http://schemas.microsoft.com/office/word/2010/wordprocessingShape">
-                    <wps:wsp>
-                      <wps:cNvCnPr/>
-                      <wps:spPr>
-                        <a:xfrm flipV="1">
-                          <a:off x="0" y="0"/>
-                          <a:ext cx="6013450" cy="0"/>
-                        </a:xfrm>
-                        <a:prstGeom prst="line">
-                          <a:avLst/>
-                        </a:prstGeom>
-                        <a:ln w="19050">
-                          <a:solidFill>
-                            <a:schemeClr val="accent5"/>
-                          </a:solidFill>
-                        </a:ln>
-                      </wps:spPr>
-                      <wps:style>
-                        <a:lnRef idx="1">
-                          <a:schemeClr val="accent1"/>
-                        </a:lnRef>
-                        <a:fillRef idx="0">
-                          <a:schemeClr val="accent1"/>
-                        </a:fillRef>
-                        <a:effectRef idx="0">
-                          <a:schemeClr val="accent1"/>
-                        </a:effectRef>
-                        <a:fontRef idx="minor">
-                          <a:schemeClr val="tx1"/>
-                        </a:fontRef>
-                      </wps:style>
-                      <wps:bodyPr/>
-                    </wps:wsp>
-                  </a:graphicData>
-                </a:graphic>
-                <wp14:sizeRelH relativeFrom="margin">
-                  <wp14:pctWidth>0</wp14:pctWidth>
-                </wp14:sizeRelH>
-                <wp14:sizeRelV relativeFrom="margin">
-                  <wp14:pctHeight>0</wp14:pctHeight>
-                </wp14:sizeRelV>
-              </wp:anchor>
-            </w:drawing>
-          </mc:Choice>
-          <mc:Fallback>
-            <w:pict>
-              <v:line w14:anchorId="05335DB6" id="Straight Connector 5" o:spid="_x0000_s1026" style="position:absolute;flip:y;z-index:251659264;visibility:visible;mso-wrap-style:square;mso-width-percent:0;mso-height-percent:0;mso-wrap-distance-left:9pt;mso-wrap-distance-top:0;mso-wrap-distance-right:9pt;mso-wrap-distance-bottom:0;mso-position-horizontal:absolute;mso-position-horizontal-relative:text;mso-position-vertical:absolute;mso-position-vertical-relative:text;mso-width-percent:0;mso-height-percent:0;mso-width-relative:margin;mso-height-relative:margin" from="3pt,14.9pt" to="476.5pt,14.9pt" o:gfxdata="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" strokecolor="#a02b93 [3208]" strokeweight="1.5pt">
-                <v:stroke joinstyle="miter"/>
-              </v:line>
-            </w:pict>
-          </mc:Fallback>
-        </mc:AlternateContent>
-      </w:r>
-    </w:p>
-    <w:p>
-      <w:pPr>
-        <w:pStyle w:val="ListParagraph"/>
-        <w:rPr>
-          <w:rFonts w:ascii="Times New Roman" w:hAnsi="Times New Roman" w:cs="Times New Roman"/>
-          <w:lang w:val="tr-TR"/>
-        </w:rPr>
-      </w:pPr>
-    </w:p>
-    <w:p>
-      <w:pPr>
-        <w:pStyle w:val="ListParagraph"/>
-        <w:rPr>
-          <w:rFonts w:ascii="Times New Roman" w:hAnsi="Times New Roman" w:cs="Times New Roman"/>
-          <w:lang w:val="tr-TR"/>
-        </w:rPr>
-      </w:pPr>
-    </w:p>
-    <w:p>
-      <w:pPr>
-        <w:pStyle w:val="ListParagraph"/>
-        <w:rPr>
-          <w:rFonts w:ascii="Times New Roman" w:hAnsi="Times New Roman" w:cs="Times New Roman"/>
-          <w:lang w:val="tr-TR"/>
-        </w:rPr>
-      </w:pPr>
     </w:p>
     <w:p>
       <w:pPr>
@@ -806,13 +282,12 @@
           <w:bCs/>
           <w:lang w:val="tr-TR"/>
         </w:rPr>
-        <w:lastRenderedPageBreak/>
         <w:t>Kimyasal Tepkimelerin Gerçekleşmesi İçin Gerekli Şartlar</w:t>
       </w:r>
     </w:p>
     <w:sectPr>
-      <w:footerReference w:type="even" r:id="rId13"/>
-      <w:footerReference w:type="default" r:id="rId14"/>
+      <w:footerReference w:type="even" r:id="rId8"/>
+      <w:footerReference w:type="default" r:id="rId9"/>
       <w:pgSz w:w="12240" w:h="15840"/>
       <w:pgMar w:top="1440" w:right="1440" w:bottom="1440" w:left="1440" w:header="708" w:footer="708" w:gutter="0"/>
       <w:cols w:space="708"/>
@@ -7082,70 +6557,6 @@
 </w:styles>
 </file>
 
-<file path=word/ink/ink1.xml><?xml version="1.0" encoding="utf-8"?>
-<inkml:ink xmlns:inkml="http://www.w3.org/2003/InkML">
-  <inkml:definitions>
-    <inkml:context xml:id="ctx0">
-      <inkml:inkSource xml:id="inkSrc0">
-        <inkml:traceFormat>
-          <inkml:channel name="X" type="integer" min="-2.14748E9" max="2.14748E9" units="cm"/>
-          <inkml:channel name="Y" type="integer" min="-2.14748E9" max="2.14748E9" units="cm"/>
-          <inkml:channel name="F" type="integer" max="32767" units="dev"/>
-        </inkml:traceFormat>
-        <inkml:channelProperties>
-          <inkml:channelProperty channel="X" name="resolution" value="1000" units="1/cm"/>
-          <inkml:channelProperty channel="Y" name="resolution" value="1000" units="1/cm"/>
-          <inkml:channelProperty channel="F" name="resolution" value="0" units="1/dev"/>
-        </inkml:channelProperties>
-      </inkml:inkSource>
-      <inkml:timestamp xml:id="ts0" timeString="2025-07-11T12:08:14.395"/>
-    </inkml:context>
-    <inkml:brush xml:id="br0">
-      <inkml:brushProperty name="width" value="0.035" units="cm"/>
-      <inkml:brushProperty name="height" value="0.035" units="cm"/>
-      <inkml:brushProperty name="color" value="#E71224"/>
-    </inkml:brush>
-  </inkml:definitions>
-  <inkml:trace contextRef="#ctx0" brushRef="#br0">4763 215 24113,'31'-2'0,"10"0"0,45 2 0,-10 0 0,7 0-4596,-6 0 1,5 0 4595,-9 1 0,6 0 0,7 3 0,-8 1 0,7 2 0,3 0 0,1 2 0,-3-2-749,8 2 0,-3 0 0,2 0 0,6 1 749,-11-1 0,5 1 0,3 1 0,1 0 0,-2 0 0,-5 0-4,0 0 1,-5 0 0,-1 0 0,2 1 0,7 0 3,-6 0 0,7 0 0,3 0 0,2 1 0,-3-1 0,-5 0 0,-7-1-591,12 2 1,-9-2 0,-1 1 0,8 0 590,-1 0 0,10 2 0,4-1 0,-2 1 0,-7-2 0,-12-1 0,2 0 0,-11-2 0,3 0 192,-2 2 0,4 0 0,-1 1 0,-6-2-192,-4 0 0,-5-1 0,0 0 726,5 1 0,0 0 0,-5-1-726,0 2 0,-3 0 842,18-2 0,0 0-842,-18 5 0,-3 0 0,-2-6 0,-6 0 4448,13 9-4448,1-5 2886,-17-5-2886,-4 3 1875,6-2-1875,-18 1 1187,4 1-1187,-8-3 0,-1 2 0,-8-3 0,0-1 0,0 1 0,-3 0 0,3-1 0,-3 1 0,3 0 0,-3 2 0,17 4 0,-7 0 0,9 0 0,-1 4 0,-1-5 0,8 6 0,-8-3 0,2-1 0,-7 2 0,3-4 0,-6 3 0,-2-7 0,-8 1 0,-5-3 0,2 0 0,-8 0 0,2-2 0,-5 1 0,2-4 0,-3 4 0,3-4 0,-2 4 0,5-1 0,4 2 0,2 0 0,7 1 0,5 3 0,0 1 0,10 0 0,-5 2 0,7-5 0,-8 2 0,2-2 0,-6-1 0,3 0 0,-7 0 0,-4-1 0,-4-2 0,-3-1 0,-3-2 0,0 0 0,-2 0 0,-3 2 0,2-1 0,1 1 0,3-2 0,5 2 0,20 6 0,-12-4 0,13 5 0,-22-8 0,-4 1 0,-1-2 0,-2 2 0,-1-1 0,-1 3 0,-1-4 0,-2 2 0</inkml:trace>
-  <inkml:trace contextRef="#ctx0" brushRef="#br0" timeOffset="2997">4580 1229 24575,'6'-2'0,"18"0"0,22 2 0,38 0-608,-36-6 1,16-5-1,14-4 1,13-4 0,9-1-1,7-3 1,5-2 0,3 0-1,-1 0 1,-2 1 0,-5 1-1,-8 2 1,-9 2 0,-12 4 607,30-5 0,-18 4 0,-5 2 0,7-2 0,16-4-188,-33 5 0,10-3 0,9-1 0,6-3 0,6-1 1,3 0-1,1-1 0,-1 0 0,-1 1 0,-5 0 0,-6 3 1,-7 1-1,-10 3 0,-11 2 0,-14 4 188,40-4 0,-19 6-374,15-1 0,-4 1 374,-26 5 0,-1 2 0,16 0 0,2 0 0,-6-1 0,-1 0 0,-6 1 0,-1 2-62,-2-1 1,-4 0 61,21 0 4105,5 0-4105,-33 0 0,9 0 6138,-9 0-6138,-13 0 1648,-1 0-1648,-5 0 301,-3-6-301,3 2 0,-7-5 0,2 3 0,12-6 0,-11 5 0,10-8 0,-10 9 0,-3-6 0,-1 5 0,0-4 0,-4 4 0,4-4 0,0 2 0,0-1 0,0-1 0,0 4 0,4-2 0,1 3 0,4-4 0,-1 6 0,1-8 0,-1 8 0,1-5 0,-5 2 0,4 4 0,-7-3 0,-1 3 0,-4-3 0,-6 3 0,-1-1 0,-5 3 0,-2-1 0,-1 2 0,0 0 0,-3-2 0,2 1 0,-4-3 0,4 4 0,-2-2 0,3 0 0,-1 1 0,3-3 0,-2 3 0,5-3 0,-5 3 0,2-1 0,-3 0 0,1 2 0,-1-3 0,-3 3 0,-3 0 0,-8 0 0,4 0 0,-2 0 0</inkml:trace>
-  <inkml:trace contextRef="#ctx0" brushRef="#br0" timeOffset="14331">140 132 24575,'90'9'0,"-1"0"0,-36-1 0,1 2 0,16-3 0,12 1 0,16 11-984,-28 1 1,12 7 0,10 5 0,6 5 0,3 2 0,1 1 0,-3-1 0,-6-2 0,-8-5 0,-12-4 610,11 1 1,-16-5-1,1 0 1,15 7 372,-7-2 0,16 7 0,11 4 0,6 3 0,3 1 0,-3 0 0,-8-4 0,-11-4 0,-16-7 0,-21-8 2818,25 10-2818,-15-2 0,-3-2 0,-18-12 1719,5 4-1719,-6-5 0,10 2 0,-23-6 6784,12 2-6784,-20-1 0,3-4 0,-4 4 0,4-5 0,-4 5 0,4-2 0,-3 3 0,2-3 0,-2 2 0,0-4 0,-1 1 0,-7-3 0,0 1 0,-5-2 0,-1-1 0,-3 1 0,1-3 0,-1 1 0,-1 0 0,1-2 0,-2 4 0,5-3 0,1 3 0,5-1 0,4 2 0,4 4 0,3-2 0,0 4 0,3-1 0,-2 2 0,3 0 0,-7 0 0,-1-3 0,-7-2 0,0-1 0,-5-1 0,-1-1 0,-2-1 0,-3 1 0,0-4 0,-2 2 0</inkml:trace>
-  <inkml:trace contextRef="#ctx0" brushRef="#br0" timeOffset="17076">0 1425 24575,'17'-5'0,"19"-16"0,28-10 0,-2-8 0,14-10 0,-4 3 0,2-1 0,2-1-950,6-6 1,6-7 0,-11 9 949,-22 16 0,0 1 0,3-4 0,10-8 0,0 2 0,-10 8 0,-6 9 0,-1 1 94,16-16 1,7-7 0,-17 16-95,-19 21 0,-24 6 0,16-2 0,-16 3 0,16-5 2129,-5-1-2129,1-2 435,4-2-435,-6 1 0,10-6 0,-13 8 0,17-11 0,-21 12 0,4-3 0,-7 7 0,6-7 0,-5 8 0,2-6 0,1 4 0,-7 2 0,10-4 0,-3 2 0,-1 0 0,6-2 0,-2-1 0,8-2 0,-3 2 0,1 0 0,11-6 0,-13 6 0,16-8 0,-20 11 0,0 0 0,-4 1 0,5-4 0,-9 5 0,7-4 0,-7 5 0,1 1 0,2-1 0,-2 1 0,-1 2 0,-3-2 0,0 3 0,-3-1 0,0 0 0,-2 1 0,0 2 0,-1-2 0,2 2 0,4-5 0,3 4 0,1-9 0,2 9 0,30-21 0,-27 18 0,23-15 0,-37 18 0,-1-1 0,-1 2 0,-1 0 0</inkml:trace>
-</inkml:ink>
-</file>
-
-<file path=word/ink/ink2.xml><?xml version="1.0" encoding="utf-8"?>
-<inkml:ink xmlns:inkml="http://www.w3.org/2003/InkML">
-  <inkml:definitions>
-    <inkml:context xml:id="ctx0">
-      <inkml:inkSource xml:id="inkSrc0">
-        <inkml:traceFormat>
-          <inkml:channel name="X" type="integer" min="-2.14748E9" max="2.14748E9" units="cm"/>
-          <inkml:channel name="Y" type="integer" min="-2.14748E9" max="2.14748E9" units="cm"/>
-          <inkml:channel name="F" type="integer" max="32767" units="dev"/>
-        </inkml:traceFormat>
-        <inkml:channelProperties>
-          <inkml:channelProperty channel="X" name="resolution" value="1000" units="1/cm"/>
-          <inkml:channelProperty channel="Y" name="resolution" value="1000" units="1/cm"/>
-          <inkml:channelProperty channel="F" name="resolution" value="0" units="1/dev"/>
-        </inkml:channelProperties>
-      </inkml:inkSource>
-      <inkml:timestamp xml:id="ts0" timeString="2025-07-11T12:07:59.271"/>
-    </inkml:context>
-    <inkml:brush xml:id="br0">
-      <inkml:brushProperty name="width" value="0.035" units="cm"/>
-      <inkml:brushProperty name="height" value="0.035" units="cm"/>
-      <inkml:brushProperty name="color" value="#E71224"/>
-    </inkml:brush>
-  </inkml:definitions>
-  <inkml:trace contextRef="#ctx0" brushRef="#br0">0 214 24575,'17'0'0,"34"9"0,35 11 0,17 5 0,-2 0 0,-18-4-3779,10 3 0,1 1 3779,-21-6 0,13 4 0,7 1 0,0 1 0,-9-1 0,-14-3 0,14 12 0,-12-2 0,-3-1 0,-2 0 0,-2 0 0,-2-1 744,-9-6 1,-2-1-745,-5-2 0,-2 0 0,41 20 0,-33-15 0,0 0 0,20 12 1309,-3-4-1309,-9-3 0,-18-4 0,15 4 4070,-12 2-4070,-16-14 672,-1 2-672,-7-2 18,-2-6-18,-2 2 0,-5-3 0,0-1 0,-3 0 0,0 0 0,0 0 0,30 28 0,-6-3 0,17 11 0,-11-3 0,-1-13 0,-5-1 0,8 3 0,-16-15 0,0 5 0,-6-12 0,-6 3 0,-1-7 0,-5 1 0,-1-2 0,-3-3 0,-1 0 0,-1-2 0</inkml:trace>
-  <inkml:trace contextRef="#ctx0" brushRef="#br0" timeOffset="1483">176 1590 24575,'23'-10'0,"19"-7"0,8-14 0,5-7-1901,1 3 1,2-4 1900,-5 0 0,3-2 0,-3 1 0,2-2 0,0 1 0,-2 3 0,3-2 0,-2 2 0,4-5 0,-2 2-2,7-2 0,0-1 2,-1-4 0,-3 2 0,-18 13 0,0 2 0,12-8 0,1 0 0,-10 5 0,-2 2 0,33-16 879,-8 5-879,-17 12 0,-12 13 0,-8 2 1897,-8 10-1897,-1-3 1029,8 0-1029,-14 3 0,1-2 0,-9 6 0,3-1 0,-2-1 0,5 1 0,-5-4 0,-1 2 0,2-7 0,-1 4 0,2-7 0,11-9 0,-10 11 0,17-15 0,-6 13 0,5-5 0,9 0 0,-5 0 0,-1 1 0,1-1 0,-8 1 0,2 4 0,-5 0 0,-6 6 0,-3 2 0,-4 2 0,-3 2 0,-1-1 0,1 4 0,-6-2 0,2 2 0</inkml:trace>
-  <inkml:trace contextRef="#ctx0" brushRef="#br0" timeOffset="2983">4765 65 16763,'3'-2'0,"11"0"3439,29 2-3439,14 11 0,21 12 0,11 10 0,-15 4 0,4 5 0,-13-12 0,5 4-648,-8-2 1,7 5 0,2 1-1,-7-4 648,22 8 0,-1 0 0,-12-2 0,4 4 0,-6-4 386,8-1 1,-9-4-387,-20-6 0,-2-1 0,19 8 0,-2-1 0,16 9 0,-8-4 0,0 0 0,1 1 0,-22-13 0,-4-1 1823,-7-4-1823,12 1 0,-7 4 0,-3-9 3401,-1 3-3401,-12-7 966,5-2-966,-1 5 0,-4 0 0,-1-3 0,-7 3 0,-2-9 0,-2 6 0,5-3 0,-1 2 0,2-1 0,-2 5 0,-2-8 0,-5 3 0,-2-7 0,-6 1 0,3-2 0,-5 0 0,2-3 0,-3 2 0,1-1 0,-1 1 0,6 1 0,2 3 0,1 0 0,3 3 0,-5-3 0,2 0 0,-3-3 0,-3-1 0,0 1 0,-2 0 0,-1-3 0,-1 2 0,-1-3 0,-2 1 0</inkml:trace>
-  <inkml:trace contextRef="#ctx0" brushRef="#br0" timeOffset="4234">4947 1468 24575,'21'-7'0,"51"-35"0,-10 3-2036,-6 1 0,12-9 0,-3 2 2036,9-9 0,3-1 0,-3 0 0,6-4 0,-1-1 0,0 1 0,0-1 0,-5 3 0,-17 12 0,-4 3 0,3-3 0,16-15 0,4-4 0,-11 9 0,-18 15 0,-1 2 355,8-5 0,5-3 0,-10 6-355,6-5 0,-3 5 0,2 2 1130,7-4-1130,-6 2 0,-12 16 0,-33 19 0,-6 5 3209,2 0-3209,2 0 704,1 0-704,1 0 0,5-3 0,-7 3 0,6-5 0,-9 5 0,1-4 0,3-1 0,-1 0 0,2 0 0,-3 1 0,-3 3 0,1-3 0,-1 4 0,-1-3 0,-1 3 0</inkml:trace>
-  <inkml:trace contextRef="#ctx0" brushRef="#br0" timeOffset="5434">9371 147 24575,'30'3'0,"7"7"0,30 17 0,-5 4 0,11 7-2723,3 3 0,8 4 0,0 1 2723,0 0 0,1 0 0,3 2 0,-7-3 0,4 1 0,-1 0 0,-8-5 0,-10-6 0,-5-3 0,3 1 0,20 9 0,4 1 0,-5-1 0,-22-10 0,-3 0 0,3 0 0,24 10 0,6 2 0,-8-2 0,-2 5 0,-3-1 0,-13-11 0,3 0 0,-8-3 0,-6 0 0,-3-2 499,18 12 1,1-1-500,-12-9 0,-6-2 1514,18 16-1514,2-9 0,-37-12 0,10 1 4296,-14-6-4296,-13-7 1360,-3-3-1360,-7-5 0,1 2 0,-5-5 0,1 0 0,-3-2 0,0 0 0</inkml:trace>
-  <inkml:trace contextRef="#ctx0" brushRef="#br0" timeOffset="6741">9418 1521 23647,'4'-3'0,"15"-2"0,53-30 0,-24 11 0,4-4-2379,27-16 1,5-6 2378,-25 12 0,1-2 0,3-1 0,11-4 0,2-1 0,-4 1 0,8-10 0,2-3 0,-11 9 0,10-6 0,-2 1 0,-13 8 0,-10 6 0,-1 0 0,21-15 0,10-7 0,-10 9 348,-21 17 1,-7 5-349,35-23 0,-36 25 0,-4 3 0,-7 8 1119,4-3-1119,-12 10 194,-14 6-194,-2 5 2739,-2 0-2739,-1 0 936,4-2-936,12-7 0,40-21 0,-8-1 0,14-4 0,-38 14 0,-17 10 0,-1 4 0,-7 1 0,1 0 0,-5 5 0,-4-1 0,2 2 0</inkml:trace>
-</inkml:ink>
-</file>
-
 <file path=word/theme/theme1.xml><?xml version="1.0" encoding="utf-8"?>
 <a:theme xmlns:a="http://schemas.openxmlformats.org/drawingml/2006/main" name="Office Theme">
   <a:themeElements>

--- a/Kim11-1-5-Kimyasal-Tepkimelerin-Gerceklesme-Sartlari.docx
+++ b/Kim11-1-5-Kimyasal-Tepkimelerin-Gerceklesme-Sartlari.docx
@@ -9,6 +9,7 @@
           <w:ilvl w:val="0"/>
           <w:numId w:val="33"/>
         </w:numPr>
+        <w:jc w:val="both"/>
         <w:rPr>
           <w:rFonts w:ascii="Times New Roman" w:hAnsi="Times New Roman" w:cs="Times New Roman"/>
           <w:b/>
@@ -37,6 +38,7 @@
     </w:p>
     <w:p>
       <w:pPr>
+        <w:jc w:val="both"/>
         <w:rPr>
           <w:rFonts w:ascii="Times New Roman" w:hAnsi="Times New Roman" w:cs="Times New Roman"/>
           <w:lang w:val="tr-TR"/>
@@ -110,6 +112,7 @@
     </w:p>
     <w:p>
       <w:pPr>
+        <w:jc w:val="both"/>
         <w:rPr>
           <w:rFonts w:ascii="Times New Roman" w:hAnsi="Times New Roman" w:cs="Times New Roman"/>
           <w:b/>
@@ -255,6 +258,7 @@
     <w:p>
       <w:pPr>
         <w:pStyle w:val="ListParagraph"/>
+        <w:jc w:val="both"/>
         <w:rPr>
           <w:rFonts w:ascii="Times New Roman" w:hAnsi="Times New Roman" w:cs="Times New Roman"/>
           <w:lang w:val="tr-TR"/>
@@ -268,6 +272,7 @@
           <w:ilvl w:val="2"/>
           <w:numId w:val="32"/>
         </w:numPr>
+        <w:jc w:val="both"/>
         <w:rPr>
           <w:rFonts w:ascii="Times New Roman" w:hAnsi="Times New Roman" w:cs="Times New Roman"/>
           <w:b/>
@@ -283,6 +288,647 @@
           <w:lang w:val="tr-TR"/>
         </w:rPr>
         <w:t>Kimyasal Tepkimelerin Gerçekleşmesi İçin Gerekli Şartlar</w:t>
+      </w:r>
+    </w:p>
+    <w:p>
+      <w:pPr>
+        <w:jc w:val="both"/>
+        <w:rPr>
+          <w:rFonts w:ascii="Times New Roman" w:hAnsi="Times New Roman" w:cs="Times New Roman"/>
+          <w:b/>
+          <w:bCs/>
+          <w:lang w:val="tr-TR"/>
+        </w:rPr>
+      </w:pPr>
+    </w:p>
+    <w:p>
+      <w:pPr>
+        <w:jc w:val="both"/>
+        <w:rPr>
+          <w:rFonts w:ascii="Times New Roman" w:hAnsi="Times New Roman" w:cs="Times New Roman"/>
+          <w:lang w:val="tr-TR"/>
+        </w:rPr>
+      </w:pPr>
+    </w:p>
+    <w:p>
+      <w:pPr>
+        <w:jc w:val="both"/>
+        <w:rPr>
+          <w:rFonts w:ascii="Times New Roman" w:hAnsi="Times New Roman" w:cs="Times New Roman"/>
+          <w:lang w:val="tr-TR"/>
+        </w:rPr>
+      </w:pPr>
+    </w:p>
+    <w:p>
+      <w:pPr>
+        <w:jc w:val="both"/>
+        <w:rPr>
+          <w:rFonts w:ascii="Times New Roman" w:hAnsi="Times New Roman" w:cs="Times New Roman"/>
+          <w:lang w:val="tr-TR"/>
+        </w:rPr>
+      </w:pPr>
+      <w:r>
+        <w:rPr>
+          <w:rFonts w:ascii="Times New Roman" w:hAnsi="Times New Roman" w:cs="Times New Roman"/>
+          <w:lang w:val="tr-TR"/>
+        </w:rPr>
+        <w:t>/*</w:t>
+      </w:r>
+    </w:p>
+    <w:p>
+      <w:pPr>
+        <w:jc w:val="both"/>
+        <w:rPr>
+          <w:rFonts w:ascii="Times New Roman" w:hAnsi="Times New Roman" w:cs="Times New Roman"/>
+          <w:lang w:val="tr-TR"/>
+        </w:rPr>
+      </w:pPr>
+      <w:r>
+        <w:rPr>
+          <w:rFonts w:ascii="Times New Roman" w:hAnsi="Times New Roman" w:cs="Times New Roman"/>
+          <w:lang w:val="tr-TR"/>
+        </w:rPr>
+        <w:t xml:space="preserve">Öğrencilerin kimyasal bir tepkimenin oluşum </w:t>
+      </w:r>
+      <w:r>
+        <w:rPr>
+          <w:rFonts w:ascii="Times New Roman" w:hAnsi="Times New Roman" w:cs="Times New Roman"/>
+          <w:lang w:val="tr-TR"/>
+        </w:rPr>
+        <w:t>sürecine</w:t>
+      </w:r>
+      <w:r>
+        <w:rPr>
+          <w:rFonts w:ascii="Times New Roman" w:hAnsi="Times New Roman" w:cs="Times New Roman"/>
+          <w:lang w:val="tr-TR"/>
+        </w:rPr>
+        <w:t xml:space="preserve"> ilişkin ön bilgilerinin ortaya çıkarıldığı</w:t>
+      </w:r>
+      <w:r>
+        <w:rPr>
+          <w:rFonts w:ascii="Times New Roman" w:hAnsi="Times New Roman" w:cs="Times New Roman"/>
+          <w:lang w:val="tr-TR"/>
+        </w:rPr>
+        <w:t xml:space="preserve"> </w:t>
+      </w:r>
+      <w:r>
+        <w:rPr>
+          <w:rFonts w:ascii="Times New Roman" w:hAnsi="Times New Roman" w:cs="Times New Roman"/>
+          <w:lang w:val="tr-TR"/>
+        </w:rPr>
+        <w:t xml:space="preserve">bir tartışma ortamı oluşturulabilir. Uygulanan tartışma yöntemi ile öğrencilerin </w:t>
+      </w:r>
+      <w:r>
+        <w:rPr>
+          <w:rFonts w:ascii="Times New Roman" w:hAnsi="Times New Roman" w:cs="Times New Roman"/>
+          <w:lang w:val="tr-TR"/>
+        </w:rPr>
+        <w:t>düşünce</w:t>
+      </w:r>
+      <w:r>
+        <w:rPr>
+          <w:rFonts w:ascii="Times New Roman" w:hAnsi="Times New Roman" w:cs="Times New Roman"/>
+          <w:lang w:val="tr-TR"/>
+        </w:rPr>
+        <w:t xml:space="preserve"> </w:t>
+      </w:r>
+      <w:r>
+        <w:rPr>
+          <w:rFonts w:ascii="Times New Roman" w:hAnsi="Times New Roman" w:cs="Times New Roman"/>
+          <w:lang w:val="tr-TR"/>
+        </w:rPr>
+        <w:t>ve izlenimlerini etki altında kalmadan ifade etmeleri ve etkili iletişim becerilerini kullanmaları</w:t>
+      </w:r>
+      <w:r>
+        <w:rPr>
+          <w:rFonts w:ascii="Times New Roman" w:hAnsi="Times New Roman" w:cs="Times New Roman"/>
+          <w:lang w:val="tr-TR"/>
+        </w:rPr>
+        <w:t xml:space="preserve"> </w:t>
+      </w:r>
+      <w:r>
+        <w:rPr>
+          <w:rFonts w:ascii="Times New Roman" w:hAnsi="Times New Roman" w:cs="Times New Roman"/>
+          <w:lang w:val="tr-TR"/>
+        </w:rPr>
+        <w:t xml:space="preserve">sağlanabilir (SDB2.1, D11.2, D14.1, E1.2). </w:t>
+      </w:r>
+    </w:p>
+    <w:p>
+      <w:pPr>
+        <w:jc w:val="both"/>
+        <w:rPr>
+          <w:rFonts w:ascii="Times New Roman" w:hAnsi="Times New Roman" w:cs="Times New Roman"/>
+          <w:lang w:val="tr-TR"/>
+        </w:rPr>
+      </w:pPr>
+    </w:p>
+    <w:p>
+      <w:pPr>
+        <w:jc w:val="both"/>
+        <w:rPr>
+          <w:rFonts w:ascii="Times New Roman" w:hAnsi="Times New Roman" w:cs="Times New Roman"/>
+          <w:lang w:val="tr-TR"/>
+        </w:rPr>
+      </w:pPr>
+      <w:r>
+        <w:rPr>
+          <w:rFonts w:ascii="Times New Roman" w:hAnsi="Times New Roman" w:cs="Times New Roman"/>
+          <w:lang w:val="tr-TR"/>
+        </w:rPr>
+        <w:t xml:space="preserve">Öğrencilerden </w:t>
+      </w:r>
+      <w:r>
+        <w:rPr>
+          <w:rFonts w:ascii="Times New Roman" w:hAnsi="Times New Roman" w:cs="Times New Roman"/>
+          <w:lang w:val="tr-TR"/>
+        </w:rPr>
+        <w:t>günlük</w:t>
+      </w:r>
+      <w:r>
+        <w:rPr>
+          <w:rFonts w:ascii="Times New Roman" w:hAnsi="Times New Roman" w:cs="Times New Roman"/>
+          <w:lang w:val="tr-TR"/>
+        </w:rPr>
+        <w:t xml:space="preserve"> hayatta karşılaştıkları</w:t>
+      </w:r>
+      <w:r>
+        <w:rPr>
+          <w:rFonts w:ascii="Times New Roman" w:hAnsi="Times New Roman" w:cs="Times New Roman"/>
+          <w:lang w:val="tr-TR"/>
+        </w:rPr>
+        <w:t xml:space="preserve"> </w:t>
+      </w:r>
+      <w:r>
+        <w:rPr>
+          <w:rFonts w:ascii="Times New Roman" w:hAnsi="Times New Roman" w:cs="Times New Roman"/>
+          <w:lang w:val="tr-TR"/>
+        </w:rPr>
+        <w:t>yemeklerin bozulması, metallerin paslanması gibi istenmeyen durumları kimyasal</w:t>
+      </w:r>
+      <w:r>
+        <w:rPr>
+          <w:rFonts w:ascii="Times New Roman" w:hAnsi="Times New Roman" w:cs="Times New Roman"/>
+          <w:lang w:val="tr-TR"/>
+        </w:rPr>
+        <w:t xml:space="preserve"> </w:t>
+      </w:r>
+      <w:r>
+        <w:rPr>
+          <w:rFonts w:ascii="Times New Roman" w:hAnsi="Times New Roman" w:cs="Times New Roman"/>
+          <w:lang w:val="tr-TR"/>
+        </w:rPr>
+        <w:t xml:space="preserve">tepkimeler ile ilişkilendirmeleri ve bu tepkimelerin gerçekleşme şartlarını tartışarak </w:t>
+      </w:r>
+      <w:proofErr w:type="spellStart"/>
+      <w:r>
+        <w:rPr>
+          <w:rFonts w:ascii="Times New Roman" w:hAnsi="Times New Roman" w:cs="Times New Roman"/>
+          <w:lang w:val="tr-TR"/>
+        </w:rPr>
+        <w:t>çözüm</w:t>
+      </w:r>
+      <w:proofErr w:type="spellEnd"/>
+      <w:r>
+        <w:rPr>
+          <w:rFonts w:ascii="Times New Roman" w:hAnsi="Times New Roman" w:cs="Times New Roman"/>
+          <w:lang w:val="tr-TR"/>
+        </w:rPr>
+        <w:t xml:space="preserve"> </w:t>
+      </w:r>
+      <w:proofErr w:type="spellStart"/>
+      <w:r>
+        <w:rPr>
+          <w:rFonts w:ascii="Times New Roman" w:hAnsi="Times New Roman" w:cs="Times New Roman"/>
+          <w:lang w:val="tr-TR"/>
+        </w:rPr>
+        <w:t>üretmeleri</w:t>
+      </w:r>
+      <w:proofErr w:type="spellEnd"/>
+      <w:r>
+        <w:rPr>
+          <w:rFonts w:ascii="Times New Roman" w:hAnsi="Times New Roman" w:cs="Times New Roman"/>
+          <w:lang w:val="tr-TR"/>
+        </w:rPr>
+        <w:t xml:space="preserve"> istenebilir (SDB3.3, E1.4). </w:t>
+      </w:r>
+    </w:p>
+    <w:p>
+      <w:pPr>
+        <w:jc w:val="both"/>
+        <w:rPr>
+          <w:rFonts w:ascii="Times New Roman" w:hAnsi="Times New Roman" w:cs="Times New Roman"/>
+          <w:lang w:val="tr-TR"/>
+        </w:rPr>
+      </w:pPr>
+      <w:r>
+        <w:rPr>
+          <w:rFonts w:ascii="Times New Roman" w:hAnsi="Times New Roman" w:cs="Times New Roman"/>
+          <w:lang w:val="tr-TR"/>
+        </w:rPr>
+        <w:t xml:space="preserve">Tartışma süresince verilen </w:t>
+      </w:r>
+      <w:proofErr w:type="spellStart"/>
+      <w:r>
+        <w:rPr>
+          <w:rFonts w:ascii="Times New Roman" w:hAnsi="Times New Roman" w:cs="Times New Roman"/>
+          <w:lang w:val="tr-TR"/>
+        </w:rPr>
+        <w:t>günlük</w:t>
+      </w:r>
+      <w:proofErr w:type="spellEnd"/>
+      <w:r>
+        <w:rPr>
+          <w:rFonts w:ascii="Times New Roman" w:hAnsi="Times New Roman" w:cs="Times New Roman"/>
+          <w:lang w:val="tr-TR"/>
+        </w:rPr>
+        <w:t xml:space="preserve"> hayatta karşılaşılan</w:t>
+      </w:r>
+      <w:r>
+        <w:rPr>
+          <w:rFonts w:ascii="Times New Roman" w:hAnsi="Times New Roman" w:cs="Times New Roman"/>
+          <w:lang w:val="tr-TR"/>
+        </w:rPr>
+        <w:t xml:space="preserve"> </w:t>
+      </w:r>
+      <w:r>
+        <w:rPr>
+          <w:rFonts w:ascii="Times New Roman" w:hAnsi="Times New Roman" w:cs="Times New Roman"/>
+          <w:lang w:val="tr-TR"/>
+        </w:rPr>
+        <w:t xml:space="preserve">kimyasal tepkime örnekleri </w:t>
+      </w:r>
+      <w:proofErr w:type="spellStart"/>
+      <w:r>
+        <w:rPr>
+          <w:rFonts w:ascii="Times New Roman" w:hAnsi="Times New Roman" w:cs="Times New Roman"/>
+          <w:lang w:val="tr-TR"/>
+        </w:rPr>
+        <w:t>üzerinden</w:t>
+      </w:r>
+      <w:proofErr w:type="spellEnd"/>
+      <w:r>
+        <w:rPr>
+          <w:rFonts w:ascii="Times New Roman" w:hAnsi="Times New Roman" w:cs="Times New Roman"/>
+          <w:lang w:val="tr-TR"/>
+        </w:rPr>
+        <w:t xml:space="preserve"> kimyasal bir değişimin gerçekleşme ya da</w:t>
+      </w:r>
+      <w:r>
+        <w:rPr>
+          <w:rFonts w:ascii="Times New Roman" w:hAnsi="Times New Roman" w:cs="Times New Roman"/>
+          <w:lang w:val="tr-TR"/>
+        </w:rPr>
+        <w:t xml:space="preserve"> </w:t>
+      </w:r>
+      <w:r>
+        <w:rPr>
+          <w:rFonts w:ascii="Times New Roman" w:hAnsi="Times New Roman" w:cs="Times New Roman"/>
+          <w:lang w:val="tr-TR"/>
+        </w:rPr>
+        <w:t xml:space="preserve">gerçekleşmeme durumuna ilişkin </w:t>
+      </w:r>
+      <w:proofErr w:type="spellStart"/>
+      <w:r>
+        <w:rPr>
+          <w:rFonts w:ascii="Times New Roman" w:hAnsi="Times New Roman" w:cs="Times New Roman"/>
+          <w:lang w:val="tr-TR"/>
+        </w:rPr>
+        <w:t>ölçütler</w:t>
+      </w:r>
+      <w:proofErr w:type="spellEnd"/>
+      <w:r>
+        <w:rPr>
+          <w:rFonts w:ascii="Times New Roman" w:hAnsi="Times New Roman" w:cs="Times New Roman"/>
+          <w:lang w:val="tr-TR"/>
+        </w:rPr>
+        <w:t xml:space="preserve"> (gerekli enerji ve uygun doğrultuda çarpışma)</w:t>
+      </w:r>
+      <w:r>
+        <w:rPr>
+          <w:rFonts w:ascii="Times New Roman" w:hAnsi="Times New Roman" w:cs="Times New Roman"/>
+          <w:lang w:val="tr-TR"/>
+        </w:rPr>
+        <w:t xml:space="preserve"> </w:t>
+      </w:r>
+      <w:r>
+        <w:rPr>
+          <w:rFonts w:ascii="Times New Roman" w:hAnsi="Times New Roman" w:cs="Times New Roman"/>
+          <w:lang w:val="tr-TR"/>
+        </w:rPr>
+        <w:t xml:space="preserve">belirlenmesi sağlanır. </w:t>
+      </w:r>
+    </w:p>
+    <w:p>
+      <w:pPr>
+        <w:jc w:val="both"/>
+        <w:rPr>
+          <w:rFonts w:ascii="Times New Roman" w:hAnsi="Times New Roman" w:cs="Times New Roman"/>
+          <w:lang w:val="tr-TR"/>
+        </w:rPr>
+      </w:pPr>
+      <w:r>
+        <w:rPr>
+          <w:rFonts w:ascii="Times New Roman" w:hAnsi="Times New Roman" w:cs="Times New Roman"/>
+          <w:lang w:val="tr-TR"/>
+        </w:rPr>
+        <w:t>Kimyasal bir değişimin gerçekleşme ya da gerçekleşmeme durumunu</w:t>
+      </w:r>
+      <w:r>
+        <w:rPr>
+          <w:rFonts w:ascii="Times New Roman" w:hAnsi="Times New Roman" w:cs="Times New Roman"/>
+          <w:lang w:val="tr-TR"/>
+        </w:rPr>
+        <w:t xml:space="preserve"> </w:t>
+      </w:r>
+      <w:r>
+        <w:rPr>
+          <w:rFonts w:ascii="Times New Roman" w:hAnsi="Times New Roman" w:cs="Times New Roman"/>
+          <w:lang w:val="tr-TR"/>
+        </w:rPr>
+        <w:t>alt mikro seviyede gözlemleyebilmeleri için çarpışma teorisi ile ilişkili görsel materyaller</w:t>
+      </w:r>
+      <w:r>
+        <w:rPr>
+          <w:rFonts w:ascii="Times New Roman" w:hAnsi="Times New Roman" w:cs="Times New Roman"/>
+          <w:lang w:val="tr-TR"/>
+        </w:rPr>
+        <w:t xml:space="preserve"> </w:t>
+      </w:r>
+      <w:r>
+        <w:rPr>
+          <w:rFonts w:ascii="Times New Roman" w:hAnsi="Times New Roman" w:cs="Times New Roman"/>
+          <w:lang w:val="tr-TR"/>
+        </w:rPr>
+        <w:t>kullanılır. Öğrenciler, görsel materyallerden elde ettiği gözlem verilerini kullanarak</w:t>
+      </w:r>
+      <w:r>
+        <w:rPr>
+          <w:rFonts w:ascii="Times New Roman" w:hAnsi="Times New Roman" w:cs="Times New Roman"/>
+          <w:lang w:val="tr-TR"/>
+        </w:rPr>
+        <w:t xml:space="preserve"> </w:t>
+      </w:r>
+      <w:r>
+        <w:rPr>
+          <w:rFonts w:ascii="Times New Roman" w:hAnsi="Times New Roman" w:cs="Times New Roman"/>
+          <w:lang w:val="tr-TR"/>
+        </w:rPr>
+        <w:t xml:space="preserve">bir kimyasal tepkimenin gerçekleşebilmesi için gerekli şartlar ile ilgili </w:t>
+      </w:r>
+      <w:proofErr w:type="spellStart"/>
+      <w:r>
+        <w:rPr>
+          <w:rFonts w:ascii="Times New Roman" w:hAnsi="Times New Roman" w:cs="Times New Roman"/>
+          <w:lang w:val="tr-TR"/>
+        </w:rPr>
+        <w:t>örüntüler</w:t>
+      </w:r>
+      <w:proofErr w:type="spellEnd"/>
+      <w:r>
+        <w:rPr>
+          <w:rFonts w:ascii="Times New Roman" w:hAnsi="Times New Roman" w:cs="Times New Roman"/>
+          <w:lang w:val="tr-TR"/>
+        </w:rPr>
+        <w:t xml:space="preserve"> oluşturur</w:t>
+      </w:r>
+      <w:r>
+        <w:rPr>
+          <w:rFonts w:ascii="Times New Roman" w:hAnsi="Times New Roman" w:cs="Times New Roman"/>
+          <w:lang w:val="tr-TR"/>
+        </w:rPr>
+        <w:t xml:space="preserve"> </w:t>
+      </w:r>
+      <w:r>
+        <w:rPr>
+          <w:rFonts w:ascii="Times New Roman" w:hAnsi="Times New Roman" w:cs="Times New Roman"/>
+          <w:lang w:val="tr-TR"/>
+        </w:rPr>
+        <w:t xml:space="preserve">(OB4, E3.7). </w:t>
+      </w:r>
+    </w:p>
+    <w:p>
+      <w:pPr>
+        <w:jc w:val="both"/>
+        <w:rPr>
+          <w:rFonts w:ascii="Times New Roman" w:hAnsi="Times New Roman" w:cs="Times New Roman"/>
+          <w:lang w:val="tr-TR"/>
+        </w:rPr>
+      </w:pPr>
+      <w:r>
+        <w:rPr>
+          <w:rFonts w:ascii="Times New Roman" w:hAnsi="Times New Roman" w:cs="Times New Roman"/>
+          <w:lang w:val="tr-TR"/>
+        </w:rPr>
+        <w:t>Öğrencilerden kimyasal tepkimelerin gerçekleşme şartlarına yönelik iddialarını</w:t>
+      </w:r>
+      <w:r>
+        <w:rPr>
+          <w:rFonts w:ascii="Times New Roman" w:hAnsi="Times New Roman" w:cs="Times New Roman"/>
+          <w:lang w:val="tr-TR"/>
+        </w:rPr>
+        <w:t xml:space="preserve"> </w:t>
+      </w:r>
+      <w:r>
+        <w:rPr>
+          <w:rFonts w:ascii="Times New Roman" w:hAnsi="Times New Roman" w:cs="Times New Roman"/>
+          <w:lang w:val="tr-TR"/>
+        </w:rPr>
+        <w:t>görsel materyallerden elde ettiği gözlem verilerine dayalı olarak açıklamaları istenir.</w:t>
+      </w:r>
+      <w:r>
+        <w:rPr>
+          <w:rFonts w:ascii="Times New Roman" w:hAnsi="Times New Roman" w:cs="Times New Roman"/>
+          <w:lang w:val="tr-TR"/>
+        </w:rPr>
+        <w:t xml:space="preserve"> </w:t>
+      </w:r>
+      <w:r>
+        <w:rPr>
+          <w:rFonts w:ascii="Times New Roman" w:hAnsi="Times New Roman" w:cs="Times New Roman"/>
+          <w:lang w:val="tr-TR"/>
+        </w:rPr>
+        <w:t>Öğrencilere etkin çarpışma, eşik değeri, aktivasyon enerjisi ve aralarındaki ilişki açıklanır.</w:t>
+      </w:r>
+      <w:r>
+        <w:rPr>
+          <w:rFonts w:ascii="Times New Roman" w:hAnsi="Times New Roman" w:cs="Times New Roman"/>
+          <w:lang w:val="tr-TR"/>
+        </w:rPr>
+        <w:t xml:space="preserve"> </w:t>
+      </w:r>
+      <w:r>
+        <w:rPr>
+          <w:rFonts w:ascii="Times New Roman" w:hAnsi="Times New Roman" w:cs="Times New Roman"/>
+          <w:lang w:val="tr-TR"/>
+        </w:rPr>
+        <w:t>Öğrenciler, açıklamalarını desteklemek için çarpışma teorisine ilişkin bilgileri ve sembolik</w:t>
+      </w:r>
+      <w:r>
+        <w:rPr>
+          <w:rFonts w:ascii="Times New Roman" w:hAnsi="Times New Roman" w:cs="Times New Roman"/>
+          <w:lang w:val="tr-TR"/>
+        </w:rPr>
+        <w:t xml:space="preserve"> </w:t>
+      </w:r>
+      <w:r>
+        <w:rPr>
+          <w:rFonts w:ascii="Times New Roman" w:hAnsi="Times New Roman" w:cs="Times New Roman"/>
+          <w:lang w:val="tr-TR"/>
+        </w:rPr>
+        <w:t xml:space="preserve">modelleri kullanır. </w:t>
+      </w:r>
+    </w:p>
+    <w:p>
+      <w:pPr>
+        <w:jc w:val="both"/>
+        <w:rPr>
+          <w:rFonts w:ascii="Times New Roman" w:hAnsi="Times New Roman" w:cs="Times New Roman"/>
+          <w:lang w:val="tr-TR"/>
+        </w:rPr>
+      </w:pPr>
+      <w:r>
+        <w:rPr>
+          <w:rFonts w:ascii="Times New Roman" w:hAnsi="Times New Roman" w:cs="Times New Roman"/>
+          <w:lang w:val="tr-TR"/>
+        </w:rPr>
+        <w:t>Etkinlik kâğıtları “öğrencilerin bir tepkimenin gerçekleşmesi için gerekli</w:t>
+      </w:r>
+      <w:r>
+        <w:rPr>
+          <w:rFonts w:ascii="Times New Roman" w:hAnsi="Times New Roman" w:cs="Times New Roman"/>
+          <w:lang w:val="tr-TR"/>
+        </w:rPr>
+        <w:t xml:space="preserve"> </w:t>
+      </w:r>
+      <w:r>
+        <w:rPr>
+          <w:rFonts w:ascii="Times New Roman" w:hAnsi="Times New Roman" w:cs="Times New Roman"/>
+          <w:lang w:val="tr-TR"/>
+        </w:rPr>
+        <w:t xml:space="preserve">şartları belirleyebilmek adına </w:t>
+      </w:r>
+      <w:proofErr w:type="spellStart"/>
+      <w:r>
+        <w:rPr>
+          <w:rFonts w:ascii="Times New Roman" w:hAnsi="Times New Roman" w:cs="Times New Roman"/>
+          <w:lang w:val="tr-TR"/>
+        </w:rPr>
+        <w:t>ölçütler</w:t>
+      </w:r>
+      <w:proofErr w:type="spellEnd"/>
+      <w:r>
+        <w:rPr>
+          <w:rFonts w:ascii="Times New Roman" w:hAnsi="Times New Roman" w:cs="Times New Roman"/>
+          <w:lang w:val="tr-TR"/>
+        </w:rPr>
+        <w:t xml:space="preserve"> geliştirebilmesi, gerekli şartlarla ilgili </w:t>
+      </w:r>
+      <w:proofErr w:type="spellStart"/>
+      <w:r>
+        <w:rPr>
+          <w:rFonts w:ascii="Times New Roman" w:hAnsi="Times New Roman" w:cs="Times New Roman"/>
+          <w:lang w:val="tr-TR"/>
+        </w:rPr>
+        <w:t>örüntu</w:t>
+      </w:r>
+      <w:proofErr w:type="spellEnd"/>
+      <w:r>
+        <w:rPr>
+          <w:rFonts w:ascii="Times New Roman" w:hAnsi="Times New Roman" w:cs="Times New Roman"/>
+          <w:lang w:val="tr-TR"/>
+        </w:rPr>
+        <w:t>̈ oluşturabilmesi,</w:t>
+      </w:r>
+      <w:r>
+        <w:rPr>
+          <w:rFonts w:ascii="Times New Roman" w:hAnsi="Times New Roman" w:cs="Times New Roman"/>
+          <w:lang w:val="tr-TR"/>
+        </w:rPr>
+        <w:t xml:space="preserve"> </w:t>
+      </w:r>
+      <w:r>
+        <w:rPr>
+          <w:rFonts w:ascii="Times New Roman" w:hAnsi="Times New Roman" w:cs="Times New Roman"/>
+          <w:lang w:val="tr-TR"/>
+        </w:rPr>
+        <w:t>gerekli şartları sembolik modeller ve çarpışma teorisini kullanarak açıklayabilmesi”</w:t>
+      </w:r>
+      <w:r>
+        <w:rPr>
+          <w:rFonts w:ascii="Times New Roman" w:hAnsi="Times New Roman" w:cs="Times New Roman"/>
+          <w:lang w:val="tr-TR"/>
+        </w:rPr>
+        <w:t xml:space="preserve"> </w:t>
+      </w:r>
+      <w:proofErr w:type="spellStart"/>
+      <w:r>
+        <w:rPr>
+          <w:rFonts w:ascii="Times New Roman" w:hAnsi="Times New Roman" w:cs="Times New Roman"/>
+          <w:lang w:val="tr-TR"/>
+        </w:rPr>
+        <w:t>ölçütlerini</w:t>
+      </w:r>
+      <w:proofErr w:type="spellEnd"/>
+      <w:r>
+        <w:rPr>
+          <w:rFonts w:ascii="Times New Roman" w:hAnsi="Times New Roman" w:cs="Times New Roman"/>
+          <w:lang w:val="tr-TR"/>
+        </w:rPr>
+        <w:t xml:space="preserve"> içeren dereceli puanlama anahtarı ile öğretmen ve öğrenci tarafından</w:t>
+      </w:r>
+      <w:r>
+        <w:rPr>
+          <w:rFonts w:ascii="Times New Roman" w:hAnsi="Times New Roman" w:cs="Times New Roman"/>
+          <w:lang w:val="tr-TR"/>
+        </w:rPr>
+        <w:t xml:space="preserve"> </w:t>
+      </w:r>
+      <w:r>
+        <w:rPr>
+          <w:rFonts w:ascii="Times New Roman" w:hAnsi="Times New Roman" w:cs="Times New Roman"/>
+          <w:lang w:val="tr-TR"/>
+        </w:rPr>
+        <w:t xml:space="preserve">değerlendirilebilir. Hazırlanan öz değerlendirme formu ile öğrenci kendi öğrenme </w:t>
+      </w:r>
+      <w:proofErr w:type="spellStart"/>
+      <w:r>
+        <w:rPr>
+          <w:rFonts w:ascii="Times New Roman" w:hAnsi="Times New Roman" w:cs="Times New Roman"/>
+          <w:lang w:val="tr-TR"/>
+        </w:rPr>
+        <w:t>sürecini</w:t>
+      </w:r>
+      <w:proofErr w:type="spellEnd"/>
+      <w:r>
+        <w:rPr>
+          <w:rFonts w:ascii="Times New Roman" w:hAnsi="Times New Roman" w:cs="Times New Roman"/>
+          <w:lang w:val="tr-TR"/>
+        </w:rPr>
+        <w:t xml:space="preserve"> </w:t>
+      </w:r>
+      <w:r>
+        <w:rPr>
+          <w:rFonts w:ascii="Times New Roman" w:hAnsi="Times New Roman" w:cs="Times New Roman"/>
+          <w:lang w:val="tr-TR"/>
+        </w:rPr>
+        <w:t>de değerlendirebilir (SDB1.2, SDB1.3).</w:t>
+      </w:r>
+    </w:p>
+    <w:p>
+      <w:pPr>
+        <w:jc w:val="both"/>
+        <w:rPr>
+          <w:rFonts w:ascii="Times New Roman" w:hAnsi="Times New Roman" w:cs="Times New Roman"/>
+          <w:lang w:val="tr-TR"/>
+        </w:rPr>
+      </w:pPr>
+      <w:r>
+        <w:rPr>
+          <w:rFonts w:ascii="Times New Roman" w:hAnsi="Times New Roman" w:cs="Times New Roman"/>
+          <w:lang w:val="tr-TR"/>
+        </w:rPr>
+        <w:t>*/</w:t>
       </w:r>
     </w:p>
     <w:sectPr>

--- a/Kim11-1-5-Kimyasal-Tepkimelerin-Gerceklesme-Sartlari.docx
+++ b/Kim11-1-5-Kimyasal-Tepkimelerin-Gerceklesme-Sartlari.docx
@@ -615,14 +615,7 @@
           <w:rFonts w:ascii="Times New Roman" w:hAnsi="Times New Roman" w:cs="Times New Roman"/>
           <w:lang w:val="tr-TR"/>
         </w:rPr>
-        <w:t xml:space="preserve"> </w:t>
-      </w:r>
-      <w:r>
-        <w:rPr>
-          <w:rFonts w:ascii="Times New Roman" w:hAnsi="Times New Roman" w:cs="Times New Roman"/>
-          <w:lang w:val="tr-TR"/>
-        </w:rPr>
-        <w:t>Havai fişekler</w:t>
+        <w:t xml:space="preserve"> Havai fişekler</w:t>
       </w:r>
     </w:p>
     <w:p>
@@ -1054,21 +1047,7 @@
           <w:rFonts w:ascii="Times New Roman" w:hAnsi="Times New Roman" w:cs="Times New Roman"/>
           <w:lang w:val="tr-TR"/>
         </w:rPr>
-        <w:t xml:space="preserve">Tartışma süresince verilen </w:t>
-      </w:r>
-      <w:r>
-        <w:rPr>
-          <w:rFonts w:ascii="Times New Roman" w:hAnsi="Times New Roman" w:cs="Times New Roman"/>
-          <w:lang w:val="tr-TR"/>
-        </w:rPr>
-        <w:t>günlük</w:t>
-      </w:r>
-      <w:r>
-        <w:rPr>
-          <w:rFonts w:ascii="Times New Roman" w:hAnsi="Times New Roman" w:cs="Times New Roman"/>
-          <w:lang w:val="tr-TR"/>
-        </w:rPr>
-        <w:t xml:space="preserve"> hayatta karşılaşılan</w:t>
+        <w:t>Tartışma süresince verilen günlük hayatta karşılaşılan</w:t>
       </w:r>
       <w:r>
         <w:rPr>
@@ -1082,21 +1061,7 @@
           <w:rFonts w:ascii="Times New Roman" w:hAnsi="Times New Roman" w:cs="Times New Roman"/>
           <w:lang w:val="tr-TR"/>
         </w:rPr>
-        <w:t xml:space="preserve">kimyasal tepkime örnekleri </w:t>
-      </w:r>
-      <w:r>
-        <w:rPr>
-          <w:rFonts w:ascii="Times New Roman" w:hAnsi="Times New Roman" w:cs="Times New Roman"/>
-          <w:lang w:val="tr-TR"/>
-        </w:rPr>
-        <w:t>üzerinden</w:t>
-      </w:r>
-      <w:r>
-        <w:rPr>
-          <w:rFonts w:ascii="Times New Roman" w:hAnsi="Times New Roman" w:cs="Times New Roman"/>
-          <w:lang w:val="tr-TR"/>
-        </w:rPr>
-        <w:t xml:space="preserve"> kimyasal bir değişimin gerçekleşme ya da</w:t>
+        <w:t>kimyasal tepkime örnekleri üzerinden kimyasal bir değişimin gerçekleşme ya da</w:t>
       </w:r>
       <w:r>
         <w:rPr>
@@ -1110,15 +1075,449 @@
           <w:rFonts w:ascii="Times New Roman" w:hAnsi="Times New Roman" w:cs="Times New Roman"/>
           <w:lang w:val="tr-TR"/>
         </w:rPr>
-        <w:t xml:space="preserve">gerçekleşmeme durumuna ilişkin </w:t>
-      </w:r>
-      <w:r>
-        <w:rPr>
-          <w:rFonts w:ascii="Times New Roman" w:hAnsi="Times New Roman" w:cs="Times New Roman"/>
-          <w:lang w:val="tr-TR"/>
-        </w:rPr>
-        <w:t>ölçütler</w:t>
-      </w:r>
+        <w:t xml:space="preserve">gerçekleşmeme durumuna ilişkin ölçütler </w:t>
+      </w:r>
+      <w:r>
+        <w:rPr>
+          <w:rFonts w:ascii="Times New Roman" w:hAnsi="Times New Roman" w:cs="Times New Roman"/>
+          <w:lang w:val="tr-TR"/>
+        </w:rPr>
+        <w:t xml:space="preserve">belirleyiniz. </w:t>
+      </w:r>
+    </w:p>
+    <w:p>
+      <w:pPr>
+        <w:pStyle w:val="ListParagraph"/>
+        <w:jc w:val="both"/>
+        <w:rPr>
+          <w:rFonts w:ascii="Times New Roman" w:hAnsi="Times New Roman" w:cs="Times New Roman"/>
+          <w:lang w:val="tr-TR"/>
+        </w:rPr>
+      </w:pPr>
+    </w:p>
+    <w:p>
+      <w:pPr>
+        <w:pStyle w:val="ListParagraph"/>
+        <w:jc w:val="both"/>
+        <w:rPr>
+          <w:rFonts w:ascii="Times New Roman" w:hAnsi="Times New Roman" w:cs="Times New Roman"/>
+          <w:lang w:val="tr-TR"/>
+        </w:rPr>
+      </w:pPr>
+      <w:r>
+        <w:rPr>
+          <w:rFonts w:ascii="Times New Roman" w:hAnsi="Times New Roman" w:cs="Times New Roman"/>
+          <w:lang w:val="tr-TR"/>
+        </w:rPr>
+        <w:t>……………………………………………………………………………………………………………………………………………………………………………………………………………………………………………………………………………</w:t>
+      </w:r>
+      <w:r>
+        <w:rPr>
+          <w:rFonts w:ascii="Times New Roman" w:hAnsi="Times New Roman" w:cs="Times New Roman"/>
+          <w:lang w:val="tr-TR"/>
+        </w:rPr>
+        <w:t>………………</w:t>
+      </w:r>
+      <w:r>
+        <w:rPr>
+          <w:rFonts w:ascii="Times New Roman" w:hAnsi="Times New Roman" w:cs="Times New Roman"/>
+          <w:lang w:val="tr-TR"/>
+        </w:rPr>
+        <w:t>…</w:t>
+      </w:r>
+    </w:p>
+    <w:p>
+      <w:pPr>
+        <w:pStyle w:val="ListParagraph"/>
+        <w:jc w:val="both"/>
+        <w:rPr>
+          <w:rFonts w:ascii="Times New Roman" w:hAnsi="Times New Roman" w:cs="Times New Roman"/>
+          <w:lang w:val="tr-TR"/>
+        </w:rPr>
+      </w:pPr>
+    </w:p>
+    <w:p>
+      <w:pPr>
+        <w:pStyle w:val="ListParagraph"/>
+        <w:jc w:val="both"/>
+        <w:rPr>
+          <w:rFonts w:ascii="Times New Roman" w:hAnsi="Times New Roman" w:cs="Times New Roman"/>
+          <w:lang w:val="tr-TR"/>
+        </w:rPr>
+      </w:pPr>
+    </w:p>
+    <w:p>
+      <w:pPr>
+        <w:pStyle w:val="ListParagraph"/>
+        <w:jc w:val="both"/>
+        <w:rPr>
+          <w:rFonts w:ascii="Times New Roman" w:hAnsi="Times New Roman" w:cs="Times New Roman"/>
+          <w:b/>
+          <w:bCs/>
+          <w:lang w:val="tr-TR"/>
+        </w:rPr>
+      </w:pPr>
+      <w:r>
+        <w:rPr>
+          <w:rFonts w:ascii="Times New Roman" w:hAnsi="Times New Roman" w:cs="Times New Roman"/>
+          <w:b/>
+          <w:bCs/>
+          <w:lang w:val="tr-TR"/>
+        </w:rPr>
+        <w:t>Aşağıda N</w:t>
+      </w:r>
+      <w:r>
+        <w:rPr>
+          <w:rFonts w:ascii="Times New Roman" w:hAnsi="Times New Roman" w:cs="Times New Roman"/>
+          <w:b/>
+          <w:bCs/>
+          <w:vertAlign w:val="subscript"/>
+          <w:lang w:val="tr-TR"/>
+        </w:rPr>
+        <w:t>2</w:t>
+      </w:r>
+      <w:r>
+        <w:rPr>
+          <w:rFonts w:ascii="Times New Roman" w:hAnsi="Times New Roman" w:cs="Times New Roman"/>
+          <w:b/>
+          <w:bCs/>
+          <w:lang w:val="tr-TR"/>
+        </w:rPr>
+        <w:t xml:space="preserve">O(g) + NO(g) </w:t>
+      </w:r>
+      <w:r>
+        <w:rPr>
+          <w:rFonts w:ascii="Times New Roman" w:hAnsi="Times New Roman" w:cs="Times New Roman"/>
+          <w:b/>
+          <w:bCs/>
+          <w:lang w:val="tr-TR"/>
+        </w:rPr>
+        <w:sym w:font="Symbol" w:char="F0AE"/>
+      </w:r>
+      <w:r>
+        <w:rPr>
+          <w:rFonts w:ascii="Times New Roman" w:hAnsi="Times New Roman" w:cs="Times New Roman"/>
+          <w:b/>
+          <w:bCs/>
+          <w:lang w:val="tr-TR"/>
+        </w:rPr>
+        <w:t xml:space="preserve"> N</w:t>
+      </w:r>
+      <w:r>
+        <w:rPr>
+          <w:rFonts w:ascii="Times New Roman" w:hAnsi="Times New Roman" w:cs="Times New Roman"/>
+          <w:b/>
+          <w:bCs/>
+          <w:vertAlign w:val="subscript"/>
+          <w:lang w:val="tr-TR"/>
+        </w:rPr>
+        <w:t>2</w:t>
+      </w:r>
+      <w:r>
+        <w:rPr>
+          <w:rFonts w:ascii="Times New Roman" w:hAnsi="Times New Roman" w:cs="Times New Roman"/>
+          <w:b/>
+          <w:bCs/>
+          <w:lang w:val="tr-TR"/>
+        </w:rPr>
+        <w:t>(g) + NO</w:t>
+      </w:r>
+      <w:r>
+        <w:rPr>
+          <w:rFonts w:ascii="Times New Roman" w:hAnsi="Times New Roman" w:cs="Times New Roman"/>
+          <w:b/>
+          <w:bCs/>
+          <w:vertAlign w:val="subscript"/>
+          <w:lang w:val="tr-TR"/>
+        </w:rPr>
+        <w:t>2</w:t>
+      </w:r>
+      <w:r>
+        <w:rPr>
+          <w:rFonts w:ascii="Times New Roman" w:hAnsi="Times New Roman" w:cs="Times New Roman"/>
+          <w:b/>
+          <w:bCs/>
+          <w:lang w:val="tr-TR"/>
+        </w:rPr>
+        <w:t>(g) tepkimesine ait tepkimeyle sonuçlana</w:t>
+      </w:r>
+      <w:r>
+        <w:rPr>
+          <w:rFonts w:ascii="Times New Roman" w:hAnsi="Times New Roman" w:cs="Times New Roman"/>
+          <w:b/>
+          <w:bCs/>
+          <w:lang w:val="tr-TR"/>
+        </w:rPr>
+        <w:t>bilen</w:t>
+      </w:r>
+      <w:r>
+        <w:rPr>
+          <w:rFonts w:ascii="Times New Roman" w:hAnsi="Times New Roman" w:cs="Times New Roman"/>
+          <w:b/>
+          <w:bCs/>
+          <w:lang w:val="tr-TR"/>
+        </w:rPr>
+        <w:t xml:space="preserve"> ve sonuçlanmayan çarpışmalara ait mikro gösterimler verilmiştir. Bu mikro gösterimleri inceleyerek soruları yanıtlayınız.</w:t>
+      </w:r>
+    </w:p>
+    <w:p>
+      <w:pPr>
+        <w:jc w:val="both"/>
+        <w:rPr>
+          <w:rFonts w:ascii="Times New Roman" w:hAnsi="Times New Roman" w:cs="Times New Roman"/>
+          <w:b/>
+          <w:bCs/>
+          <w:lang w:val="tr-TR"/>
+        </w:rPr>
+      </w:pPr>
+    </w:p>
+    <w:p>
+      <w:pPr>
+        <w:pStyle w:val="ListParagraph"/>
+        <w:jc w:val="both"/>
+        <w:rPr>
+          <w:rFonts w:ascii="Times New Roman" w:hAnsi="Times New Roman" w:cs="Times New Roman"/>
+          <w:b/>
+          <w:bCs/>
+          <w:lang w:val="tr-TR"/>
+        </w:rPr>
+      </w:pPr>
+      <w:r>
+        <w:rPr>
+          <w:rFonts w:ascii="Times New Roman" w:hAnsi="Times New Roman" w:cs="Times New Roman"/>
+          <w:b/>
+          <w:bCs/>
+          <w:lang w:val="tr-TR"/>
+        </w:rPr>
+        <w:drawing>
+          <wp:inline distT="0" distB="0" distL="0" distR="0" wp14:anchorId="4ED9C436" wp14:editId="7A65A873">
+            <wp:extent cx="5943600" cy="1086485"/>
+            <wp:effectExtent l="0" t="0" r="0" b="5715"/>
+            <wp:docPr id="623396068" name="Picture 1"/>
+            <wp:cNvGraphicFramePr>
+              <a:graphicFrameLocks xmlns:a="http://schemas.openxmlformats.org/drawingml/2006/main" noChangeAspect="1"/>
+            </wp:cNvGraphicFramePr>
+            <a:graphic xmlns:a="http://schemas.openxmlformats.org/drawingml/2006/main">
+              <a:graphicData uri="http://schemas.openxmlformats.org/drawingml/2006/picture">
+                <pic:pic xmlns:pic="http://schemas.openxmlformats.org/drawingml/2006/picture">
+                  <pic:nvPicPr>
+                    <pic:cNvPr id="623396068" name=""/>
+                    <pic:cNvPicPr/>
+                  </pic:nvPicPr>
+                  <pic:blipFill>
+                    <a:blip r:embed="rId10"/>
+                    <a:stretch>
+                      <a:fillRect/>
+                    </a:stretch>
+                  </pic:blipFill>
+                  <pic:spPr>
+                    <a:xfrm>
+                      <a:off x="0" y="0"/>
+                      <a:ext cx="5943600" cy="1086485"/>
+                    </a:xfrm>
+                    <a:prstGeom prst="rect">
+                      <a:avLst/>
+                    </a:prstGeom>
+                  </pic:spPr>
+                </pic:pic>
+              </a:graphicData>
+            </a:graphic>
+          </wp:inline>
+        </w:drawing>
+      </w:r>
+    </w:p>
+    <w:p>
+      <w:pPr>
+        <w:pStyle w:val="ListParagraph"/>
+        <w:jc w:val="both"/>
+        <w:rPr>
+          <w:rFonts w:ascii="Times New Roman" w:hAnsi="Times New Roman" w:cs="Times New Roman"/>
+          <w:lang w:val="tr-TR"/>
+        </w:rPr>
+      </w:pPr>
+      <w:r>
+        <w:rPr>
+          <w:rFonts w:ascii="Times New Roman" w:hAnsi="Times New Roman" w:cs="Times New Roman"/>
+          <w:lang w:val="tr-TR"/>
+        </w:rPr>
+        <w:tab/>
+      </w:r>
+      <w:r>
+        <w:rPr>
+          <w:rFonts w:ascii="Times New Roman" w:hAnsi="Times New Roman" w:cs="Times New Roman"/>
+          <w:lang w:val="tr-TR"/>
+        </w:rPr>
+        <w:tab/>
+        <w:t>Tepkimeyle sonuçlanabilen çarpışmalar.</w:t>
+      </w:r>
+    </w:p>
+    <w:p>
+      <w:pPr>
+        <w:pStyle w:val="ListParagraph"/>
+        <w:jc w:val="both"/>
+        <w:rPr>
+          <w:rFonts w:ascii="Times New Roman" w:hAnsi="Times New Roman" w:cs="Times New Roman"/>
+          <w:lang w:val="tr-TR"/>
+        </w:rPr>
+      </w:pPr>
+    </w:p>
+    <w:p>
+      <w:pPr>
+        <w:pStyle w:val="ListParagraph"/>
+        <w:jc w:val="both"/>
+        <w:rPr>
+          <w:rFonts w:ascii="Times New Roman" w:hAnsi="Times New Roman" w:cs="Times New Roman"/>
+          <w:lang w:val="tr-TR"/>
+        </w:rPr>
+      </w:pPr>
+    </w:p>
+    <w:p>
+      <w:pPr>
+        <w:pStyle w:val="ListParagraph"/>
+        <w:jc w:val="both"/>
+        <w:rPr>
+          <w:rFonts w:ascii="Times New Roman" w:hAnsi="Times New Roman" w:cs="Times New Roman"/>
+          <w:lang w:val="tr-TR"/>
+        </w:rPr>
+      </w:pPr>
+    </w:p>
+    <w:p>
+      <w:pPr>
+        <w:pStyle w:val="ListParagraph"/>
+        <w:jc w:val="both"/>
+        <w:rPr>
+          <w:rFonts w:ascii="Times New Roman" w:hAnsi="Times New Roman" w:cs="Times New Roman"/>
+          <w:lang w:val="tr-TR"/>
+        </w:rPr>
+      </w:pPr>
+      <w:r>
+        <w:rPr>
+          <w:rFonts w:ascii="Times New Roman" w:hAnsi="Times New Roman" w:cs="Times New Roman"/>
+          <w:lang w:val="tr-TR"/>
+        </w:rPr>
+        <w:lastRenderedPageBreak/>
+        <w:drawing>
+          <wp:inline distT="0" distB="0" distL="0" distR="0" wp14:anchorId="2E2530A9" wp14:editId="0135F01B">
+            <wp:extent cx="5943600" cy="1588135"/>
+            <wp:effectExtent l="0" t="0" r="0" b="0"/>
+            <wp:docPr id="2101553888" name="Picture 1"/>
+            <wp:cNvGraphicFramePr>
+              <a:graphicFrameLocks xmlns:a="http://schemas.openxmlformats.org/drawingml/2006/main" noChangeAspect="1"/>
+            </wp:cNvGraphicFramePr>
+            <a:graphic xmlns:a="http://schemas.openxmlformats.org/drawingml/2006/main">
+              <a:graphicData uri="http://schemas.openxmlformats.org/drawingml/2006/picture">
+                <pic:pic xmlns:pic="http://schemas.openxmlformats.org/drawingml/2006/picture">
+                  <pic:nvPicPr>
+                    <pic:cNvPr id="2101553888" name=""/>
+                    <pic:cNvPicPr/>
+                  </pic:nvPicPr>
+                  <pic:blipFill>
+                    <a:blip r:embed="rId11"/>
+                    <a:stretch>
+                      <a:fillRect/>
+                    </a:stretch>
+                  </pic:blipFill>
+                  <pic:spPr>
+                    <a:xfrm>
+                      <a:off x="0" y="0"/>
+                      <a:ext cx="5943600" cy="1588135"/>
+                    </a:xfrm>
+                    <a:prstGeom prst="rect">
+                      <a:avLst/>
+                    </a:prstGeom>
+                  </pic:spPr>
+                </pic:pic>
+              </a:graphicData>
+            </a:graphic>
+          </wp:inline>
+        </w:drawing>
+      </w:r>
+    </w:p>
+    <w:p>
+      <w:pPr>
+        <w:pStyle w:val="ListParagraph"/>
+        <w:jc w:val="both"/>
+        <w:rPr>
+          <w:rFonts w:ascii="Times New Roman" w:hAnsi="Times New Roman" w:cs="Times New Roman"/>
+          <w:lang w:val="tr-TR"/>
+        </w:rPr>
+      </w:pPr>
+    </w:p>
+    <w:p>
+      <w:pPr>
+        <w:pStyle w:val="ListParagraph"/>
+        <w:ind w:left="1440" w:firstLine="720"/>
+        <w:jc w:val="both"/>
+        <w:rPr>
+          <w:rFonts w:ascii="Times New Roman" w:hAnsi="Times New Roman" w:cs="Times New Roman"/>
+          <w:lang w:val="tr-TR"/>
+        </w:rPr>
+      </w:pPr>
+      <w:r>
+        <w:rPr>
+          <w:rFonts w:ascii="Times New Roman" w:hAnsi="Times New Roman" w:cs="Times New Roman"/>
+          <w:lang w:val="tr-TR"/>
+        </w:rPr>
+        <w:t>Tepkimeyle sonuçlan</w:t>
+      </w:r>
+      <w:r>
+        <w:rPr>
+          <w:rFonts w:ascii="Times New Roman" w:hAnsi="Times New Roman" w:cs="Times New Roman"/>
+          <w:lang w:val="tr-TR"/>
+        </w:rPr>
+        <w:t>mayan</w:t>
+      </w:r>
+      <w:r>
+        <w:rPr>
+          <w:rFonts w:ascii="Times New Roman" w:hAnsi="Times New Roman" w:cs="Times New Roman"/>
+          <w:lang w:val="tr-TR"/>
+        </w:rPr>
+        <w:t xml:space="preserve"> çarpışmalar.</w:t>
+      </w:r>
+    </w:p>
+    <w:p>
+      <w:pPr>
+        <w:pStyle w:val="ListParagraph"/>
+        <w:ind w:left="1440" w:firstLine="720"/>
+        <w:jc w:val="both"/>
+        <w:rPr>
+          <w:rFonts w:ascii="Times New Roman" w:hAnsi="Times New Roman" w:cs="Times New Roman"/>
+          <w:lang w:val="tr-TR"/>
+        </w:rPr>
+      </w:pPr>
+    </w:p>
+    <w:p>
+      <w:pPr>
+        <w:pStyle w:val="ListParagraph"/>
+        <w:ind w:left="1440"/>
+        <w:jc w:val="both"/>
+        <w:rPr>
+          <w:rFonts w:ascii="Times New Roman" w:hAnsi="Times New Roman" w:cs="Times New Roman"/>
+          <w:b/>
+          <w:bCs/>
+          <w:lang w:val="tr-TR"/>
+        </w:rPr>
+      </w:pPr>
+      <w:r>
+        <w:rPr>
+          <w:rFonts w:ascii="Times New Roman" w:hAnsi="Times New Roman" w:cs="Times New Roman"/>
+          <w:b/>
+          <w:bCs/>
+          <w:highlight w:val="yellow"/>
+          <w:lang w:val="tr-TR"/>
+        </w:rPr>
+        <w:t>NOT: Bu görsellerin aynısını oluşturalım doğrudan bunları kullanmayalım. Görsel için gerekli olan N2 molekülü Kimya 9 sayfa141 de var, N2O, NO ve NO2 moleküllerini ise konuyla beraber atacağım.</w:t>
+      </w:r>
+    </w:p>
+    <w:p>
+      <w:pPr>
+        <w:pStyle w:val="ListParagraph"/>
+        <w:jc w:val="both"/>
+        <w:rPr>
+          <w:rFonts w:ascii="Times New Roman" w:hAnsi="Times New Roman" w:cs="Times New Roman"/>
+          <w:lang w:val="tr-TR"/>
+        </w:rPr>
+      </w:pPr>
       <w:r>
         <w:rPr>
           <w:rFonts w:ascii="Times New Roman" w:hAnsi="Times New Roman" w:cs="Times New Roman"/>
@@ -1126,64 +1525,6 @@
         </w:rPr>
         <w:t xml:space="preserve"> </w:t>
       </w:r>
-      <w:r>
-        <w:rPr>
-          <w:rFonts w:ascii="Times New Roman" w:hAnsi="Times New Roman" w:cs="Times New Roman"/>
-          <w:lang w:val="tr-TR"/>
-        </w:rPr>
-        <w:t xml:space="preserve">belirleyiniz. </w:t>
-      </w:r>
-    </w:p>
-    <w:p>
-      <w:pPr>
-        <w:pStyle w:val="ListParagraph"/>
-        <w:jc w:val="both"/>
-        <w:rPr>
-          <w:rFonts w:ascii="Times New Roman" w:hAnsi="Times New Roman" w:cs="Times New Roman"/>
-          <w:lang w:val="tr-TR"/>
-        </w:rPr>
-      </w:pPr>
-    </w:p>
-    <w:p>
-      <w:pPr>
-        <w:pStyle w:val="ListParagraph"/>
-        <w:jc w:val="both"/>
-        <w:rPr>
-          <w:rFonts w:ascii="Times New Roman" w:hAnsi="Times New Roman" w:cs="Times New Roman"/>
-          <w:lang w:val="tr-TR"/>
-        </w:rPr>
-      </w:pPr>
-      <w:r>
-        <w:rPr>
-          <w:rFonts w:ascii="Times New Roman" w:hAnsi="Times New Roman" w:cs="Times New Roman"/>
-          <w:lang w:val="tr-TR"/>
-        </w:rPr>
-        <w:t>……………………………………………………………………………………………………………………………………………………………………………………………………………………………………………………………………………</w:t>
-      </w:r>
-      <w:r>
-        <w:rPr>
-          <w:rFonts w:ascii="Times New Roman" w:hAnsi="Times New Roman" w:cs="Times New Roman"/>
-          <w:lang w:val="tr-TR"/>
-        </w:rPr>
-        <w:t>………………</w:t>
-      </w:r>
-      <w:r>
-        <w:rPr>
-          <w:rFonts w:ascii="Times New Roman" w:hAnsi="Times New Roman" w:cs="Times New Roman"/>
-          <w:lang w:val="tr-TR"/>
-        </w:rPr>
-        <w:t>…</w:t>
-      </w:r>
-    </w:p>
-    <w:p>
-      <w:pPr>
-        <w:pStyle w:val="ListParagraph"/>
-        <w:jc w:val="both"/>
-        <w:rPr>
-          <w:rFonts w:ascii="Times New Roman" w:hAnsi="Times New Roman" w:cs="Times New Roman"/>
-          <w:lang w:val="tr-TR"/>
-        </w:rPr>
-      </w:pPr>
     </w:p>
     <w:p>
       <w:pPr>
@@ -1198,27 +1539,104 @@
           <w:lang w:val="tr-TR"/>
         </w:rPr>
       </w:pPr>
-      <w:proofErr w:type="gramStart"/>
-      <w:r>
-        <w:rPr>
-          <w:rFonts w:ascii="Times New Roman" w:hAnsi="Times New Roman" w:cs="Times New Roman"/>
-          <w:lang w:val="tr-TR"/>
-        </w:rPr>
-        <w:t>xx</w:t>
-      </w:r>
-      <w:proofErr w:type="gramEnd"/>
-    </w:p>
-    <w:p>
-      <w:pPr>
-        <w:jc w:val="both"/>
-        <w:rPr>
-          <w:rFonts w:ascii="Times New Roman" w:hAnsi="Times New Roman" w:cs="Times New Roman"/>
-          <w:lang w:val="tr-TR"/>
-        </w:rPr>
-      </w:pPr>
-    </w:p>
-    <w:p>
-      <w:pPr>
+      <w:r>
+        <w:rPr>
+          <w:rFonts w:ascii="Times New Roman" w:hAnsi="Times New Roman" w:cs="Times New Roman"/>
+          <w:lang w:val="tr-TR"/>
+        </w:rPr>
+        <w:t xml:space="preserve">Verilen </w:t>
+      </w:r>
+      <w:r>
+        <w:rPr>
+          <w:rFonts w:ascii="Times New Roman" w:hAnsi="Times New Roman" w:cs="Times New Roman"/>
+          <w:lang w:val="tr-TR"/>
+        </w:rPr>
+        <w:t>görsel materyallerden elde ettiği</w:t>
+      </w:r>
+      <w:r>
+        <w:rPr>
+          <w:rFonts w:ascii="Times New Roman" w:hAnsi="Times New Roman" w:cs="Times New Roman"/>
+          <w:lang w:val="tr-TR"/>
+        </w:rPr>
+        <w:t>niz</w:t>
+      </w:r>
+      <w:r>
+        <w:rPr>
+          <w:rFonts w:ascii="Times New Roman" w:hAnsi="Times New Roman" w:cs="Times New Roman"/>
+          <w:lang w:val="tr-TR"/>
+        </w:rPr>
+        <w:t xml:space="preserve"> gözlem verilerini kullanarak</w:t>
+      </w:r>
+      <w:r>
+        <w:rPr>
+          <w:rFonts w:ascii="Times New Roman" w:hAnsi="Times New Roman" w:cs="Times New Roman"/>
+          <w:lang w:val="tr-TR"/>
+        </w:rPr>
+        <w:t xml:space="preserve"> </w:t>
+      </w:r>
+      <w:r>
+        <w:rPr>
+          <w:rFonts w:ascii="Times New Roman" w:hAnsi="Times New Roman" w:cs="Times New Roman"/>
+          <w:lang w:val="tr-TR"/>
+        </w:rPr>
+        <w:t xml:space="preserve">bir kimyasal tepkimenin gerçekleşebilmesi için gerekli şartlar ile ilgili </w:t>
+      </w:r>
+      <w:r>
+        <w:rPr>
+          <w:rFonts w:ascii="Times New Roman" w:hAnsi="Times New Roman" w:cs="Times New Roman"/>
+          <w:lang w:val="tr-TR"/>
+        </w:rPr>
+        <w:t>örüntüler</w:t>
+      </w:r>
+      <w:r>
+        <w:rPr>
+          <w:rFonts w:ascii="Times New Roman" w:hAnsi="Times New Roman" w:cs="Times New Roman"/>
+          <w:lang w:val="tr-TR"/>
+        </w:rPr>
+        <w:t xml:space="preserve"> oluşturu</w:t>
+      </w:r>
+      <w:r>
+        <w:rPr>
+          <w:rFonts w:ascii="Times New Roman" w:hAnsi="Times New Roman" w:cs="Times New Roman"/>
+          <w:lang w:val="tr-TR"/>
+        </w:rPr>
+        <w:t>nuz ve örüntülerinizi yazınız.</w:t>
+      </w:r>
+    </w:p>
+    <w:p>
+      <w:pPr>
+        <w:pStyle w:val="ListParagraph"/>
+        <w:jc w:val="both"/>
+        <w:rPr>
+          <w:rFonts w:ascii="Times New Roman" w:hAnsi="Times New Roman" w:cs="Times New Roman"/>
+          <w:lang w:val="tr-TR"/>
+        </w:rPr>
+      </w:pPr>
+      <w:r>
+        <w:rPr>
+          <w:rFonts w:ascii="Times New Roman" w:hAnsi="Times New Roman" w:cs="Times New Roman"/>
+          <w:lang w:val="tr-TR"/>
+        </w:rPr>
+        <w:t>……………………………………………………………………………………………………………………………………………………………………………………………………………………………………………………………………………</w:t>
+      </w:r>
+      <w:r>
+        <w:rPr>
+          <w:rFonts w:ascii="Times New Roman" w:hAnsi="Times New Roman" w:cs="Times New Roman"/>
+          <w:lang w:val="tr-TR"/>
+        </w:rPr>
+        <w:t>………………</w:t>
+      </w:r>
+      <w:r>
+        <w:rPr>
+          <w:rFonts w:ascii="Times New Roman" w:hAnsi="Times New Roman" w:cs="Times New Roman"/>
+          <w:lang w:val="tr-TR"/>
+        </w:rPr>
+        <w:t>…</w:t>
+      </w:r>
+    </w:p>
+    <w:p>
+      <w:pPr>
+        <w:pStyle w:val="ListParagraph"/>
         <w:jc w:val="both"/>
         <w:rPr>
           <w:rFonts w:ascii="Times New Roman" w:hAnsi="Times New Roman" w:cs="Times New Roman"/>
@@ -1231,7 +1649,7 @@
         <w:pStyle w:val="ListParagraph"/>
         <w:numPr>
           <w:ilvl w:val="0"/>
-          <w:numId w:val="3"/>
+          <w:numId w:val="4"/>
         </w:numPr>
         <w:jc w:val="both"/>
         <w:rPr>
@@ -1244,34 +1662,1006 @@
           <w:rFonts w:ascii="Times New Roman" w:hAnsi="Times New Roman" w:cs="Times New Roman"/>
           <w:lang w:val="tr-TR"/>
         </w:rPr>
-        <w:t>Etkinliğiniz “Formlar” bölümünde yer alan “Dereceli Puanlama Anahtarı” ile öğretmeniniz tarafından değerlendirilecektir.</w:t>
-      </w:r>
-    </w:p>
-    <w:p>
-      <w:pPr>
-        <w:pStyle w:val="ListParagraph"/>
-        <w:ind w:left="1080"/>
-        <w:jc w:val="both"/>
-        <w:rPr>
-          <w:rFonts w:ascii="Times New Roman" w:hAnsi="Times New Roman" w:cs="Times New Roman"/>
-          <w:lang w:val="tr-TR"/>
-        </w:rPr>
-      </w:pPr>
-      <w:r>
-        <w:rPr>
+        <w:t>K</w:t>
+      </w:r>
+      <w:r>
+        <w:rPr>
+          <w:rFonts w:ascii="Times New Roman" w:hAnsi="Times New Roman" w:cs="Times New Roman"/>
+          <w:lang w:val="tr-TR"/>
+        </w:rPr>
+        <w:t>imyasal tepkimelerin gerçekleşme şartlarına yönelik iddialarını</w:t>
+      </w:r>
+      <w:r>
+        <w:rPr>
+          <w:rFonts w:ascii="Times New Roman" w:hAnsi="Times New Roman" w:cs="Times New Roman"/>
+          <w:lang w:val="tr-TR"/>
+        </w:rPr>
+        <w:t>zı</w:t>
+      </w:r>
+      <w:r>
+        <w:rPr>
+          <w:rFonts w:ascii="Times New Roman" w:hAnsi="Times New Roman" w:cs="Times New Roman"/>
+          <w:lang w:val="tr-TR"/>
+        </w:rPr>
+        <w:t xml:space="preserve"> </w:t>
+      </w:r>
+      <w:r>
+        <w:rPr>
+          <w:rFonts w:ascii="Times New Roman" w:hAnsi="Times New Roman" w:cs="Times New Roman"/>
+          <w:lang w:val="tr-TR"/>
+        </w:rPr>
+        <w:t>görsel materyallerden elde ettiği</w:t>
+      </w:r>
+      <w:r>
+        <w:rPr>
+          <w:rFonts w:ascii="Times New Roman" w:hAnsi="Times New Roman" w:cs="Times New Roman"/>
+          <w:lang w:val="tr-TR"/>
+        </w:rPr>
+        <w:t>niz</w:t>
+      </w:r>
+      <w:r>
+        <w:rPr>
+          <w:rFonts w:ascii="Times New Roman" w:hAnsi="Times New Roman" w:cs="Times New Roman"/>
+          <w:lang w:val="tr-TR"/>
+        </w:rPr>
+        <w:t xml:space="preserve"> gözlem verilerine dayalı olarak açıkla</w:t>
+      </w:r>
+      <w:r>
+        <w:rPr>
+          <w:rFonts w:ascii="Times New Roman" w:hAnsi="Times New Roman" w:cs="Times New Roman"/>
+          <w:lang w:val="tr-TR"/>
+        </w:rPr>
+        <w:t>yınız.</w:t>
+      </w:r>
+    </w:p>
+    <w:p>
+      <w:pPr>
+        <w:pStyle w:val="ListParagraph"/>
+        <w:jc w:val="both"/>
+        <w:rPr>
+          <w:rFonts w:ascii="Times New Roman" w:hAnsi="Times New Roman" w:cs="Times New Roman"/>
+          <w:lang w:val="tr-TR"/>
+        </w:rPr>
+      </w:pPr>
+      <w:r>
+        <w:rPr>
+          <w:rFonts w:ascii="Times New Roman" w:hAnsi="Times New Roman" w:cs="Times New Roman"/>
+          <w:lang w:val="tr-TR"/>
+        </w:rPr>
+        <w:t>……………………………………………………………………………………………………………………………………………………………………………………………………………………………………………………………………………</w:t>
+      </w:r>
+      <w:r>
+        <w:rPr>
+          <w:rFonts w:ascii="Times New Roman" w:hAnsi="Times New Roman" w:cs="Times New Roman"/>
+          <w:lang w:val="tr-TR"/>
+        </w:rPr>
+        <w:t>………………</w:t>
+      </w:r>
+      <w:r>
+        <w:rPr>
+          <w:rFonts w:ascii="Times New Roman" w:hAnsi="Times New Roman" w:cs="Times New Roman"/>
+          <w:lang w:val="tr-TR"/>
+        </w:rPr>
+        <w:t>…</w:t>
+      </w:r>
+    </w:p>
+    <w:p>
+      <w:pPr>
+        <w:pStyle w:val="ListParagraph"/>
+        <w:jc w:val="both"/>
+        <w:rPr>
+          <w:rFonts w:ascii="Times New Roman" w:hAnsi="Times New Roman" w:cs="Times New Roman"/>
+          <w:lang w:val="tr-TR"/>
+        </w:rPr>
+      </w:pPr>
+    </w:p>
+    <w:p>
+      <w:pPr>
+        <w:pStyle w:val="ListParagraph"/>
+        <w:jc w:val="both"/>
+        <w:rPr>
+          <w:rFonts w:ascii="Times New Roman" w:hAnsi="Times New Roman" w:cs="Times New Roman"/>
+          <w:b/>
+          <w:bCs/>
+          <w:lang w:val="tr-TR"/>
+        </w:rPr>
+      </w:pPr>
+      <w:r>
+        <w:rPr>
+          <w:rFonts w:ascii="Times New Roman" w:hAnsi="Times New Roman" w:cs="Times New Roman"/>
+          <w:b/>
+          <w:bCs/>
+          <w:highlight w:val="yellow"/>
+          <w:lang w:val="tr-TR"/>
+        </w:rPr>
+        <w:t>NOT Kâğıdı: Kimya10 sayfa 36 da etkinlik içinde kullandığımız post-it kalıbı</w:t>
+      </w:r>
+    </w:p>
+    <w:p>
+      <w:pPr>
+        <w:pStyle w:val="ListParagraph"/>
+        <w:jc w:val="both"/>
+        <w:rPr>
+          <w:rFonts w:ascii="Times New Roman" w:hAnsi="Times New Roman" w:cs="Times New Roman"/>
+          <w:b/>
+          <w:bCs/>
+          <w:lang w:val="tr-TR"/>
+        </w:rPr>
+      </w:pPr>
+      <w:r>
+        <w:rPr>
+          <w:rFonts w:ascii="Times New Roman" w:hAnsi="Times New Roman" w:cs="Times New Roman"/>
+          <w:b/>
+          <w:bCs/>
           <w:noProof/>
           <w:lang w:val="tr-TR"/>
         </w:rPr>
         <mc:AlternateContent>
           <mc:Choice Requires="wps">
             <w:drawing>
-              <wp:anchor distT="0" distB="0" distL="114300" distR="114300" simplePos="0" relativeHeight="251660288" behindDoc="0" locked="0" layoutInCell="1" allowOverlap="1" wp14:anchorId="790D9996" wp14:editId="19CA0103">
+              <wp:anchor distT="0" distB="0" distL="114300" distR="114300" simplePos="0" relativeHeight="251662336" behindDoc="0" locked="0" layoutInCell="1" allowOverlap="1" wp14:anchorId="53699D54" wp14:editId="15C58BDD">
                 <wp:simplePos x="0" y="0"/>
                 <wp:positionH relativeFrom="column">
-                  <wp:posOffset>3631998</wp:posOffset>
+                  <wp:posOffset>102946</wp:posOffset>
                 </wp:positionH>
                 <wp:positionV relativeFrom="paragraph">
-                  <wp:posOffset>39042</wp:posOffset>
+                  <wp:posOffset>5361</wp:posOffset>
+                </wp:positionV>
+                <wp:extent cx="5970837" cy="2167915"/>
+                <wp:effectExtent l="0" t="0" r="11430" b="16510"/>
+                <wp:wrapNone/>
+                <wp:docPr id="2117005645" name="Rectangle 6"/>
+                <wp:cNvGraphicFramePr/>
+                <a:graphic xmlns:a="http://schemas.openxmlformats.org/drawingml/2006/main">
+                  <a:graphicData uri="http://schemas.microsoft.com/office/word/2010/wordprocessingShape">
+                    <wps:wsp>
+                      <wps:cNvSpPr/>
+                      <wps:spPr>
+                        <a:xfrm>
+                          <a:off x="0" y="0"/>
+                          <a:ext cx="5970837" cy="2167915"/>
+                        </a:xfrm>
+                        <a:prstGeom prst="rect">
+                          <a:avLst/>
+                        </a:prstGeom>
+                        <a:solidFill>
+                          <a:srgbClr val="FFFF00"/>
+                        </a:solidFill>
+                      </wps:spPr>
+                      <wps:style>
+                        <a:lnRef idx="2">
+                          <a:schemeClr val="accent1">
+                            <a:shade val="15000"/>
+                          </a:schemeClr>
+                        </a:lnRef>
+                        <a:fillRef idx="1">
+                          <a:schemeClr val="accent1"/>
+                        </a:fillRef>
+                        <a:effectRef idx="0">
+                          <a:schemeClr val="accent1"/>
+                        </a:effectRef>
+                        <a:fontRef idx="minor">
+                          <a:schemeClr val="lt1"/>
+                        </a:fontRef>
+                      </wps:style>
+                      <wps:txbx>
+                        <w:txbxContent>
+                          <w:p>
+                            <w:pPr>
+                              <w:jc w:val="both"/>
+                              <w:rPr>
+                                <w:rFonts w:ascii="Times New Roman" w:hAnsi="Times New Roman" w:cs="Times New Roman"/>
+                                <w:color w:val="000000" w:themeColor="text1"/>
+                              </w:rPr>
+                            </w:pPr>
+                            <w:r>
+                              <w:rPr>
+                                <w:rFonts w:ascii="Times New Roman" w:hAnsi="Times New Roman" w:cs="Times New Roman"/>
+                                <w:color w:val="000000" w:themeColor="text1"/>
+                                <w:lang w:val="tr-TR"/>
+                              </w:rPr>
+                              <w:t xml:space="preserve">Çarpışma teorisine göre bir kimyasal tepkimenin gerçekleşebilmesi için taneciklerin uygun doğrultuda çarpışmaları ve yeterli enerjiye sahip olmaları gerekir. Tepkimeyle sonuçlanan çarpışmalar </w:t>
+                            </w:r>
+                            <w:r>
+                              <w:rPr>
+                                <w:rFonts w:ascii="Times New Roman" w:hAnsi="Times New Roman" w:cs="Times New Roman"/>
+                                <w:b/>
+                                <w:bCs/>
+                                <w:color w:val="000000" w:themeColor="text1"/>
+                                <w:lang w:val="tr-TR"/>
+                              </w:rPr>
+                              <w:t>etkin çarpışma</w:t>
+                            </w:r>
+                            <w:r>
+                              <w:rPr>
+                                <w:rFonts w:ascii="Times New Roman" w:hAnsi="Times New Roman" w:cs="Times New Roman"/>
+                                <w:color w:val="000000" w:themeColor="text1"/>
+                                <w:lang w:val="tr-TR"/>
+                              </w:rPr>
+                              <w:t xml:space="preserve"> olarak adlandırılır. Etkin çarpışmanın gerçekleşebilmesi için taneciklerin sahip olması gereken minimum enerji </w:t>
+                            </w:r>
+                            <w:r>
+                              <w:rPr>
+                                <w:rFonts w:ascii="Times New Roman" w:hAnsi="Times New Roman" w:cs="Times New Roman"/>
+                                <w:b/>
+                                <w:bCs/>
+                                <w:color w:val="000000" w:themeColor="text1"/>
+                                <w:lang w:val="tr-TR"/>
+                              </w:rPr>
+                              <w:t>aktivasyon enerjisi</w:t>
+                            </w:r>
+                            <w:r>
+                              <w:rPr>
+                                <w:rFonts w:ascii="Times New Roman" w:hAnsi="Times New Roman" w:cs="Times New Roman"/>
+                                <w:color w:val="000000" w:themeColor="text1"/>
+                                <w:lang w:val="tr-TR"/>
+                              </w:rPr>
+                              <w:t xml:space="preserve"> (</w:t>
+                            </w:r>
+                            <w:r>
+                              <w:rPr>
+                                <w:rFonts w:ascii="Times New Roman" w:hAnsi="Times New Roman" w:cs="Times New Roman"/>
+                                <w:b/>
+                                <w:bCs/>
+                                <w:color w:val="000000" w:themeColor="text1"/>
+                                <w:lang w:val="tr-TR"/>
+                              </w:rPr>
+                              <w:t xml:space="preserve">eşik </w:t>
+                            </w:r>
+                            <w:r>
+                              <w:rPr>
+                                <w:rFonts w:ascii="Times New Roman" w:hAnsi="Times New Roman" w:cs="Times New Roman"/>
+                                <w:b/>
+                                <w:bCs/>
+                                <w:color w:val="000000" w:themeColor="text1"/>
+                                <w:lang w:val="tr-TR"/>
+                              </w:rPr>
+                              <w:t>enerjisi</w:t>
+                            </w:r>
+                            <w:r>
+                              <w:rPr>
+                                <w:rFonts w:ascii="Times New Roman" w:hAnsi="Times New Roman" w:cs="Times New Roman"/>
+                                <w:color w:val="000000" w:themeColor="text1"/>
+                                <w:lang w:val="tr-TR"/>
+                              </w:rPr>
+                              <w:t xml:space="preserve">) olarak </w:t>
+                            </w:r>
+                            <w:r>
+                              <w:rPr>
+                                <w:rFonts w:ascii="Times New Roman" w:hAnsi="Times New Roman" w:cs="Times New Roman"/>
+                                <w:color w:val="000000" w:themeColor="text1"/>
+                                <w:lang w:val="tr-TR"/>
+                              </w:rPr>
+                              <w:t>adlandırılır</w:t>
+                            </w:r>
+                            <w:r>
+                              <w:rPr>
+                                <w:rFonts w:ascii="Times New Roman" w:hAnsi="Times New Roman" w:cs="Times New Roman"/>
+                                <w:color w:val="000000" w:themeColor="text1"/>
+                                <w:lang w:val="tr-TR"/>
+                              </w:rPr>
+                              <w:t xml:space="preserve">. Bu nedenle her çarpışma tepkimeyle sonuçlanmaz; </w:t>
+                            </w:r>
+                            <w:r>
+                              <w:rPr>
+                                <w:rFonts w:ascii="Times New Roman" w:hAnsi="Times New Roman" w:cs="Times New Roman"/>
+                                <w:color w:val="000000" w:themeColor="text1"/>
+                                <w:lang w:val="tr-TR"/>
+                              </w:rPr>
+                              <w:t>sadece</w:t>
+                            </w:r>
+                            <w:r>
+                              <w:rPr>
+                                <w:rFonts w:ascii="Times New Roman" w:hAnsi="Times New Roman" w:cs="Times New Roman"/>
+                                <w:color w:val="000000" w:themeColor="text1"/>
+                                <w:lang w:val="tr-TR"/>
+                              </w:rPr>
+                              <w:t xml:space="preserve"> aktivasyon enerjisini aşan ve uygun doğrultuda gerçekleşen çarpışmalar kimyasal değişime yol açabilir.</w:t>
+                            </w:r>
+                          </w:p>
+                        </w:txbxContent>
+                      </wps:txbx>
+                      <wps:bodyPr rot="0" spcFirstLastPara="0" vertOverflow="overflow" horzOverflow="overflow" vert="horz" wrap="square" lIns="91440" tIns="45720" rIns="91440" bIns="45720" numCol="1" spcCol="0" rtlCol="0" fromWordArt="0" anchor="ctr" anchorCtr="0" forceAA="0" compatLnSpc="1">
+                        <a:prstTxWarp prst="textNoShape">
+                          <a:avLst/>
+                        </a:prstTxWarp>
+                        <a:noAutofit/>
+                      </wps:bodyPr>
+                    </wps:wsp>
+                  </a:graphicData>
+                </a:graphic>
+                <wp14:sizeRelH relativeFrom="margin">
+                  <wp14:pctWidth>0</wp14:pctWidth>
+                </wp14:sizeRelH>
+                <wp14:sizeRelV relativeFrom="margin">
+                  <wp14:pctHeight>0</wp14:pctHeight>
+                </wp14:sizeRelV>
+              </wp:anchor>
+            </w:drawing>
+          </mc:Choice>
+          <mc:Fallback>
+            <w:pict>
+              <v:rect w14:anchorId="53699D54" id="Rectangle 6" o:spid="_x0000_s1026" style="position:absolute;left:0;text-align:left;margin-left:8.1pt;margin-top:.4pt;width:470.15pt;height:170.7pt;z-index:251662336;visibility:visible;mso-wrap-style:square;mso-width-percent:0;mso-height-percent:0;mso-wrap-distance-left:9pt;mso-wrap-distance-top:0;mso-wrap-distance-right:9pt;mso-wrap-distance-bottom:0;mso-position-horizontal:absolute;mso-position-horizontal-relative:text;mso-position-vertical:absolute;mso-position-vertical-relative:text;mso-width-percent:0;mso-height-percent:0;mso-width-relative:margin;mso-height-relative:margin;v-text-anchor:middle" o:gfxdata="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" fillcolor="yellow" strokecolor="#030e13 [484]" strokeweight="1pt">
+                <v:textbox>
+                  <w:txbxContent>
+                    <w:p>
+                      <w:pPr>
+                        <w:jc w:val="both"/>
+                        <w:rPr>
+                          <w:rFonts w:ascii="Times New Roman" w:hAnsi="Times New Roman" w:cs="Times New Roman"/>
+                          <w:color w:val="000000" w:themeColor="text1"/>
+                        </w:rPr>
+                      </w:pPr>
+                      <w:r>
+                        <w:rPr>
+                          <w:rFonts w:ascii="Times New Roman" w:hAnsi="Times New Roman" w:cs="Times New Roman"/>
+                          <w:color w:val="000000" w:themeColor="text1"/>
+                          <w:lang w:val="tr-TR"/>
+                        </w:rPr>
+                        <w:t xml:space="preserve">Çarpışma teorisine göre bir kimyasal tepkimenin gerçekleşebilmesi için taneciklerin uygun doğrultuda çarpışmaları ve yeterli enerjiye sahip olmaları gerekir. Tepkimeyle sonuçlanan çarpışmalar </w:t>
+                      </w:r>
+                      <w:r>
+                        <w:rPr>
+                          <w:rFonts w:ascii="Times New Roman" w:hAnsi="Times New Roman" w:cs="Times New Roman"/>
+                          <w:b/>
+                          <w:bCs/>
+                          <w:color w:val="000000" w:themeColor="text1"/>
+                          <w:lang w:val="tr-TR"/>
+                        </w:rPr>
+                        <w:t>etkin çarpışma</w:t>
+                      </w:r>
+                      <w:r>
+                        <w:rPr>
+                          <w:rFonts w:ascii="Times New Roman" w:hAnsi="Times New Roman" w:cs="Times New Roman"/>
+                          <w:color w:val="000000" w:themeColor="text1"/>
+                          <w:lang w:val="tr-TR"/>
+                        </w:rPr>
+                        <w:t xml:space="preserve"> olarak adlandırılır. Etkin çarpışmanın gerçekleşebilmesi için taneciklerin sahip olması gereken minimum enerji </w:t>
+                      </w:r>
+                      <w:r>
+                        <w:rPr>
+                          <w:rFonts w:ascii="Times New Roman" w:hAnsi="Times New Roman" w:cs="Times New Roman"/>
+                          <w:b/>
+                          <w:bCs/>
+                          <w:color w:val="000000" w:themeColor="text1"/>
+                          <w:lang w:val="tr-TR"/>
+                        </w:rPr>
+                        <w:t>aktivasyon enerjisi</w:t>
+                      </w:r>
+                      <w:r>
+                        <w:rPr>
+                          <w:rFonts w:ascii="Times New Roman" w:hAnsi="Times New Roman" w:cs="Times New Roman"/>
+                          <w:color w:val="000000" w:themeColor="text1"/>
+                          <w:lang w:val="tr-TR"/>
+                        </w:rPr>
+                        <w:t xml:space="preserve"> (</w:t>
+                      </w:r>
+                      <w:r>
+                        <w:rPr>
+                          <w:rFonts w:ascii="Times New Roman" w:hAnsi="Times New Roman" w:cs="Times New Roman"/>
+                          <w:b/>
+                          <w:bCs/>
+                          <w:color w:val="000000" w:themeColor="text1"/>
+                          <w:lang w:val="tr-TR"/>
+                        </w:rPr>
+                        <w:t xml:space="preserve">eşik </w:t>
+                      </w:r>
+                      <w:r>
+                        <w:rPr>
+                          <w:rFonts w:ascii="Times New Roman" w:hAnsi="Times New Roman" w:cs="Times New Roman"/>
+                          <w:b/>
+                          <w:bCs/>
+                          <w:color w:val="000000" w:themeColor="text1"/>
+                          <w:lang w:val="tr-TR"/>
+                        </w:rPr>
+                        <w:t>enerjisi</w:t>
+                      </w:r>
+                      <w:r>
+                        <w:rPr>
+                          <w:rFonts w:ascii="Times New Roman" w:hAnsi="Times New Roman" w:cs="Times New Roman"/>
+                          <w:color w:val="000000" w:themeColor="text1"/>
+                          <w:lang w:val="tr-TR"/>
+                        </w:rPr>
+                        <w:t xml:space="preserve">) olarak </w:t>
+                      </w:r>
+                      <w:r>
+                        <w:rPr>
+                          <w:rFonts w:ascii="Times New Roman" w:hAnsi="Times New Roman" w:cs="Times New Roman"/>
+                          <w:color w:val="000000" w:themeColor="text1"/>
+                          <w:lang w:val="tr-TR"/>
+                        </w:rPr>
+                        <w:t>adlandırılır</w:t>
+                      </w:r>
+                      <w:r>
+                        <w:rPr>
+                          <w:rFonts w:ascii="Times New Roman" w:hAnsi="Times New Roman" w:cs="Times New Roman"/>
+                          <w:color w:val="000000" w:themeColor="text1"/>
+                          <w:lang w:val="tr-TR"/>
+                        </w:rPr>
+                        <w:t xml:space="preserve">. Bu nedenle her çarpışma tepkimeyle sonuçlanmaz; </w:t>
+                      </w:r>
+                      <w:r>
+                        <w:rPr>
+                          <w:rFonts w:ascii="Times New Roman" w:hAnsi="Times New Roman" w:cs="Times New Roman"/>
+                          <w:color w:val="000000" w:themeColor="text1"/>
+                          <w:lang w:val="tr-TR"/>
+                        </w:rPr>
+                        <w:t>sadece</w:t>
+                      </w:r>
+                      <w:r>
+                        <w:rPr>
+                          <w:rFonts w:ascii="Times New Roman" w:hAnsi="Times New Roman" w:cs="Times New Roman"/>
+                          <w:color w:val="000000" w:themeColor="text1"/>
+                          <w:lang w:val="tr-TR"/>
+                        </w:rPr>
+                        <w:t xml:space="preserve"> aktivasyon enerjisini aşan ve uygun doğrultuda gerçekleşen çarpışmalar kimyasal değişime yol açabilir.</w:t>
+                      </w:r>
+                    </w:p>
+                  </w:txbxContent>
+                </v:textbox>
+              </v:rect>
+            </w:pict>
+          </mc:Fallback>
+        </mc:AlternateContent>
+      </w:r>
+    </w:p>
+    <w:p>
+      <w:pPr>
+        <w:jc w:val="both"/>
+        <w:rPr>
+          <w:rFonts w:ascii="Times New Roman" w:hAnsi="Times New Roman" w:cs="Times New Roman"/>
+          <w:lang w:val="tr-TR"/>
+        </w:rPr>
+      </w:pPr>
+    </w:p>
+    <w:p>
+      <w:pPr>
+        <w:jc w:val="both"/>
+        <w:rPr>
+          <w:rFonts w:ascii="Times New Roman" w:hAnsi="Times New Roman" w:cs="Times New Roman"/>
+          <w:lang w:val="tr-TR"/>
+        </w:rPr>
+      </w:pPr>
+    </w:p>
+    <w:p>
+      <w:pPr>
+        <w:pStyle w:val="ListParagraph"/>
+        <w:ind w:left="928"/>
+        <w:jc w:val="both"/>
+        <w:rPr>
+          <w:rFonts w:ascii="Times New Roman" w:hAnsi="Times New Roman" w:cs="Times New Roman"/>
+          <w:lang w:val="tr-TR"/>
+        </w:rPr>
+      </w:pPr>
+    </w:p>
+    <w:p>
+      <w:pPr>
+        <w:pStyle w:val="ListParagraph"/>
+        <w:ind w:left="1080"/>
+        <w:jc w:val="both"/>
+        <w:rPr>
+          <w:rFonts w:ascii="Times New Roman" w:hAnsi="Times New Roman" w:cs="Times New Roman"/>
+          <w:lang w:val="tr-TR"/>
+        </w:rPr>
+      </w:pPr>
+    </w:p>
+    <w:p>
+      <w:pPr>
+        <w:pStyle w:val="ListParagraph"/>
+        <w:jc w:val="both"/>
+        <w:rPr>
+          <w:rFonts w:ascii="Times New Roman" w:hAnsi="Times New Roman" w:cs="Times New Roman"/>
+          <w:lang w:val="tr-TR"/>
+        </w:rPr>
+      </w:pPr>
+    </w:p>
+    <w:p>
+      <w:pPr>
+        <w:pStyle w:val="ListParagraph"/>
+        <w:jc w:val="both"/>
+        <w:rPr>
+          <w:rFonts w:ascii="Times New Roman" w:hAnsi="Times New Roman" w:cs="Times New Roman"/>
+          <w:lang w:val="tr-TR"/>
+        </w:rPr>
+      </w:pPr>
+    </w:p>
+    <w:p>
+      <w:pPr>
+        <w:pStyle w:val="ListParagraph"/>
+        <w:jc w:val="both"/>
+        <w:rPr>
+          <w:rFonts w:ascii="Times New Roman" w:hAnsi="Times New Roman" w:cs="Times New Roman"/>
+          <w:lang w:val="tr-TR"/>
+        </w:rPr>
+      </w:pPr>
+    </w:p>
+    <w:p>
+      <w:pPr>
+        <w:pStyle w:val="ListParagraph"/>
+        <w:jc w:val="both"/>
+        <w:rPr>
+          <w:rFonts w:ascii="Times New Roman" w:hAnsi="Times New Roman" w:cs="Times New Roman"/>
+          <w:lang w:val="tr-TR"/>
+        </w:rPr>
+      </w:pPr>
+    </w:p>
+    <w:p>
+      <w:pPr>
+        <w:pStyle w:val="ListParagraph"/>
+        <w:jc w:val="both"/>
+        <w:rPr>
+          <w:rFonts w:ascii="Times New Roman" w:hAnsi="Times New Roman" w:cs="Times New Roman"/>
+          <w:lang w:val="tr-TR"/>
+        </w:rPr>
+      </w:pPr>
+    </w:p>
+    <w:p>
+      <w:pPr>
+        <w:pStyle w:val="ListParagraph"/>
+        <w:numPr>
+          <w:ilvl w:val="0"/>
+          <w:numId w:val="4"/>
+        </w:numPr>
+        <w:jc w:val="both"/>
+        <w:rPr>
+          <w:rFonts w:ascii="Times New Roman" w:hAnsi="Times New Roman" w:cs="Times New Roman"/>
+          <w:lang w:val="tr-TR"/>
+        </w:rPr>
+      </w:pPr>
+      <w:r>
+        <w:rPr>
+          <w:rFonts w:ascii="Times New Roman" w:hAnsi="Times New Roman" w:cs="Times New Roman"/>
+          <w:lang w:val="tr-TR"/>
+        </w:rPr>
+        <w:lastRenderedPageBreak/>
+        <w:t>K</w:t>
+      </w:r>
+      <w:r>
+        <w:rPr>
+          <w:rFonts w:ascii="Times New Roman" w:hAnsi="Times New Roman" w:cs="Times New Roman"/>
+          <w:lang w:val="tr-TR"/>
+        </w:rPr>
+        <w:t>imyasal tepkimelerin gerçekleşme şartlarına yönelik</w:t>
+      </w:r>
+      <w:r>
+        <w:rPr>
+          <w:rFonts w:ascii="Times New Roman" w:hAnsi="Times New Roman" w:cs="Times New Roman"/>
+          <w:lang w:val="tr-TR"/>
+        </w:rPr>
+        <w:t xml:space="preserve"> </w:t>
+      </w:r>
+      <w:r>
+        <w:rPr>
+          <w:rFonts w:ascii="Times New Roman" w:hAnsi="Times New Roman" w:cs="Times New Roman"/>
+          <w:lang w:val="tr-TR"/>
+        </w:rPr>
+        <w:t xml:space="preserve">yaptığınız </w:t>
+      </w:r>
+      <w:r>
+        <w:rPr>
+          <w:rFonts w:ascii="Times New Roman" w:hAnsi="Times New Roman" w:cs="Times New Roman"/>
+          <w:lang w:val="tr-TR"/>
+        </w:rPr>
+        <w:t>açıklamaları desteklemek için çarpışma teorisine ilişkin bilgileri ve sembolik</w:t>
+      </w:r>
+      <w:r>
+        <w:rPr>
+          <w:rFonts w:ascii="Times New Roman" w:hAnsi="Times New Roman" w:cs="Times New Roman"/>
+          <w:lang w:val="tr-TR"/>
+        </w:rPr>
+        <w:t xml:space="preserve"> </w:t>
+      </w:r>
+      <w:r>
+        <w:rPr>
+          <w:rFonts w:ascii="Times New Roman" w:hAnsi="Times New Roman" w:cs="Times New Roman"/>
+          <w:lang w:val="tr-TR"/>
+        </w:rPr>
+        <w:t>modelleri kullan</w:t>
+      </w:r>
+      <w:r>
+        <w:rPr>
+          <w:rFonts w:ascii="Times New Roman" w:hAnsi="Times New Roman" w:cs="Times New Roman"/>
+          <w:lang w:val="tr-TR"/>
+        </w:rPr>
+        <w:t>arak H</w:t>
+      </w:r>
+      <w:r>
+        <w:rPr>
+          <w:rFonts w:ascii="Times New Roman" w:hAnsi="Times New Roman" w:cs="Times New Roman"/>
+          <w:vertAlign w:val="subscript"/>
+          <w:lang w:val="tr-TR"/>
+        </w:rPr>
+        <w:t>2</w:t>
+      </w:r>
+      <w:r>
+        <w:rPr>
+          <w:rFonts w:ascii="Times New Roman" w:hAnsi="Times New Roman" w:cs="Times New Roman"/>
+          <w:lang w:val="tr-TR"/>
+        </w:rPr>
+        <w:t>(g) + F</w:t>
+      </w:r>
+      <w:r>
+        <w:rPr>
+          <w:rFonts w:ascii="Times New Roman" w:hAnsi="Times New Roman" w:cs="Times New Roman"/>
+          <w:vertAlign w:val="subscript"/>
+          <w:lang w:val="tr-TR"/>
+        </w:rPr>
+        <w:t>2</w:t>
+      </w:r>
+      <w:r>
+        <w:rPr>
+          <w:rFonts w:ascii="Times New Roman" w:hAnsi="Times New Roman" w:cs="Times New Roman"/>
+          <w:lang w:val="tr-TR"/>
+        </w:rPr>
+        <w:t xml:space="preserve">(g) </w:t>
+      </w:r>
+      <w:r>
+        <w:rPr>
+          <w:rFonts w:ascii="Times New Roman" w:hAnsi="Times New Roman" w:cs="Times New Roman"/>
+          <w:lang w:val="tr-TR"/>
+        </w:rPr>
+        <w:sym w:font="Symbol" w:char="F0AE"/>
+      </w:r>
+      <w:r>
+        <w:rPr>
+          <w:rFonts w:ascii="Times New Roman" w:hAnsi="Times New Roman" w:cs="Times New Roman"/>
+          <w:lang w:val="tr-TR"/>
+        </w:rPr>
+        <w:t xml:space="preserve"> 2HF(g) tepkimesine ait tepkimeyle sonuçlanabilecek ve sonuçlanmayacak çarpışmalar</w:t>
+      </w:r>
+      <w:r>
+        <w:rPr>
+          <w:rFonts w:ascii="Times New Roman" w:hAnsi="Times New Roman" w:cs="Times New Roman"/>
+          <w:lang w:val="tr-TR"/>
+        </w:rPr>
+        <w:t xml:space="preserve"> için bir model çiziniz.</w:t>
+      </w:r>
+    </w:p>
+    <w:p>
+      <w:pPr>
+        <w:pStyle w:val="ListParagraph"/>
+        <w:jc w:val="both"/>
+        <w:rPr>
+          <w:rFonts w:ascii="Times New Roman" w:hAnsi="Times New Roman" w:cs="Times New Roman"/>
+          <w:lang w:val="tr-TR"/>
+        </w:rPr>
+      </w:pPr>
+      <w:r>
+        <w:rPr>
+          <w:rFonts w:ascii="Times New Roman" w:hAnsi="Times New Roman" w:cs="Times New Roman"/>
+          <w:noProof/>
+          <w:lang w:val="tr-TR"/>
+        </w:rPr>
+        <mc:AlternateContent>
+          <mc:Choice Requires="wps">
+            <w:drawing>
+              <wp:anchor distT="0" distB="0" distL="114300" distR="114300" simplePos="0" relativeHeight="251664384" behindDoc="0" locked="0" layoutInCell="1" allowOverlap="1" wp14:anchorId="585F7AD4" wp14:editId="4649E53C">
+                <wp:simplePos x="0" y="0"/>
+                <wp:positionH relativeFrom="column">
+                  <wp:posOffset>569229</wp:posOffset>
+                </wp:positionH>
+                <wp:positionV relativeFrom="paragraph">
+                  <wp:posOffset>53882</wp:posOffset>
+                </wp:positionV>
+                <wp:extent cx="5378450" cy="2004414"/>
+                <wp:effectExtent l="0" t="0" r="19050" b="15240"/>
+                <wp:wrapNone/>
+                <wp:docPr id="13575254" name="Rectangle 3"/>
+                <wp:cNvGraphicFramePr/>
+                <a:graphic xmlns:a="http://schemas.openxmlformats.org/drawingml/2006/main">
+                  <a:graphicData uri="http://schemas.microsoft.com/office/word/2010/wordprocessingShape">
+                    <wps:wsp>
+                      <wps:cNvSpPr/>
+                      <wps:spPr>
+                        <a:xfrm>
+                          <a:off x="0" y="0"/>
+                          <a:ext cx="5378450" cy="2004414"/>
+                        </a:xfrm>
+                        <a:prstGeom prst="rect">
+                          <a:avLst/>
+                        </a:prstGeom>
+                      </wps:spPr>
+                      <wps:style>
+                        <a:lnRef idx="2">
+                          <a:schemeClr val="accent6"/>
+                        </a:lnRef>
+                        <a:fillRef idx="1">
+                          <a:schemeClr val="lt1"/>
+                        </a:fillRef>
+                        <a:effectRef idx="0">
+                          <a:schemeClr val="accent6"/>
+                        </a:effectRef>
+                        <a:fontRef idx="minor">
+                          <a:schemeClr val="dk1"/>
+                        </a:fontRef>
+                      </wps:style>
+                      <wps:txbx>
+                        <w:txbxContent>
+                          <w:p>
+                            <w:pPr>
+                              <w:jc w:val="center"/>
+                              <w:rPr>
+                                <w:lang w:val="tr-TR"/>
+                              </w:rPr>
+                            </w:pPr>
+                            <w:r>
+                              <w:rPr>
+                                <w:lang w:val="tr-TR"/>
+                              </w:rPr>
+                              <w:t>Modelim</w:t>
+                            </w:r>
+                          </w:p>
+                          <w:p>
+                            <w:pPr>
+                              <w:jc w:val="center"/>
+                              <w:rPr>
+                                <w:lang w:val="tr-TR"/>
+                              </w:rPr>
+                            </w:pPr>
+                          </w:p>
+                          <w:p>
+                            <w:pPr>
+                              <w:jc w:val="center"/>
+                              <w:rPr>
+                                <w:b/>
+                                <w:bCs/>
+                                <w:lang w:val="tr-TR"/>
+                              </w:rPr>
+                            </w:pPr>
+                            <w:r>
+                              <w:rPr>
+                                <w:b/>
+                                <w:bCs/>
+                                <w:highlight w:val="yellow"/>
+                                <w:lang w:val="tr-TR"/>
+                              </w:rPr>
+                              <w:t>NOT: Modelim kalıbı Kimya9</w:t>
+                            </w:r>
+                            <w:r>
+                              <w:rPr>
+                                <w:b/>
+                                <w:bCs/>
+                                <w:highlight w:val="yellow"/>
+                                <w:lang w:val="tr-TR"/>
+                              </w:rPr>
+                              <w:t xml:space="preserve"> ve Kimya10</w:t>
+                            </w:r>
+                            <w:r>
+                              <w:rPr>
+                                <w:b/>
+                                <w:bCs/>
+                                <w:highlight w:val="yellow"/>
+                                <w:lang w:val="tr-TR"/>
+                              </w:rPr>
+                              <w:t xml:space="preserve"> da var oradan alınsın.</w:t>
+                            </w:r>
+                          </w:p>
+                        </w:txbxContent>
+                      </wps:txbx>
+                      <wps:bodyPr rot="0" spcFirstLastPara="0" vertOverflow="overflow" horzOverflow="overflow" vert="horz" wrap="square" lIns="91440" tIns="45720" rIns="91440" bIns="45720" numCol="1" spcCol="0" rtlCol="0" fromWordArt="0" anchor="ctr" anchorCtr="0" forceAA="0" compatLnSpc="1">
+                        <a:prstTxWarp prst="textNoShape">
+                          <a:avLst/>
+                        </a:prstTxWarp>
+                        <a:noAutofit/>
+                      </wps:bodyPr>
+                    </wps:wsp>
+                  </a:graphicData>
+                </a:graphic>
+                <wp14:sizeRelH relativeFrom="margin">
+                  <wp14:pctWidth>0</wp14:pctWidth>
+                </wp14:sizeRelH>
+                <wp14:sizeRelV relativeFrom="margin">
+                  <wp14:pctHeight>0</wp14:pctHeight>
+                </wp14:sizeRelV>
+              </wp:anchor>
+            </w:drawing>
+          </mc:Choice>
+          <mc:Fallback>
+            <w:pict>
+              <v:rect w14:anchorId="585F7AD4" id="Rectangle 3" o:spid="_x0000_s1027" style="position:absolute;left:0;text-align:left;margin-left:44.8pt;margin-top:4.25pt;width:423.5pt;height:157.85pt;z-index:251664384;visibility:visible;mso-wrap-style:square;mso-width-percent:0;mso-height-percent:0;mso-wrap-distance-left:9pt;mso-wrap-distance-top:0;mso-wrap-distance-right:9pt;mso-wrap-distance-bottom:0;mso-position-horizontal:absolute;mso-position-horizontal-relative:text;mso-position-vertical:absolute;mso-position-vertical-relative:text;mso-width-percent:0;mso-height-percent:0;mso-width-relative:margin;mso-height-relative:margin;v-text-anchor:middle" o:gfxdata="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" fillcolor="white [3201]" strokecolor="#4ea72e [3209]" strokeweight="1pt">
+                <v:textbox>
+                  <w:txbxContent>
+                    <w:p>
+                      <w:pPr>
+                        <w:jc w:val="center"/>
+                        <w:rPr>
+                          <w:lang w:val="tr-TR"/>
+                        </w:rPr>
+                      </w:pPr>
+                      <w:r>
+                        <w:rPr>
+                          <w:lang w:val="tr-TR"/>
+                        </w:rPr>
+                        <w:t>Modelim</w:t>
+                      </w:r>
+                    </w:p>
+                    <w:p>
+                      <w:pPr>
+                        <w:jc w:val="center"/>
+                        <w:rPr>
+                          <w:lang w:val="tr-TR"/>
+                        </w:rPr>
+                      </w:pPr>
+                    </w:p>
+                    <w:p>
+                      <w:pPr>
+                        <w:jc w:val="center"/>
+                        <w:rPr>
+                          <w:b/>
+                          <w:bCs/>
+                          <w:lang w:val="tr-TR"/>
+                        </w:rPr>
+                      </w:pPr>
+                      <w:r>
+                        <w:rPr>
+                          <w:b/>
+                          <w:bCs/>
+                          <w:highlight w:val="yellow"/>
+                          <w:lang w:val="tr-TR"/>
+                        </w:rPr>
+                        <w:t>NOT: Modelim kalıbı Kimya9</w:t>
+                      </w:r>
+                      <w:r>
+                        <w:rPr>
+                          <w:b/>
+                          <w:bCs/>
+                          <w:highlight w:val="yellow"/>
+                          <w:lang w:val="tr-TR"/>
+                        </w:rPr>
+                        <w:t xml:space="preserve"> ve Kimya10</w:t>
+                      </w:r>
+                      <w:r>
+                        <w:rPr>
+                          <w:b/>
+                          <w:bCs/>
+                          <w:highlight w:val="yellow"/>
+                          <w:lang w:val="tr-TR"/>
+                        </w:rPr>
+                        <w:t xml:space="preserve"> da var oradan alınsın.</w:t>
+                      </w:r>
+                    </w:p>
+                  </w:txbxContent>
+                </v:textbox>
+              </v:rect>
+            </w:pict>
+          </mc:Fallback>
+        </mc:AlternateContent>
+      </w:r>
+    </w:p>
+    <w:p>
+      <w:pPr>
+        <w:pStyle w:val="ListParagraph"/>
+        <w:jc w:val="both"/>
+        <w:rPr>
+          <w:rFonts w:ascii="Times New Roman" w:hAnsi="Times New Roman" w:cs="Times New Roman"/>
+          <w:lang w:val="tr-TR"/>
+        </w:rPr>
+      </w:pPr>
+    </w:p>
+    <w:p>
+      <w:pPr>
+        <w:pStyle w:val="ListParagraph"/>
+        <w:jc w:val="both"/>
+        <w:rPr>
+          <w:rFonts w:ascii="Times New Roman" w:hAnsi="Times New Roman" w:cs="Times New Roman"/>
+          <w:lang w:val="tr-TR"/>
+        </w:rPr>
+      </w:pPr>
+    </w:p>
+    <w:p>
+      <w:pPr>
+        <w:jc w:val="both"/>
+        <w:rPr>
+          <w:rFonts w:ascii="Times New Roman" w:hAnsi="Times New Roman" w:cs="Times New Roman"/>
+          <w:lang w:val="tr-TR"/>
+        </w:rPr>
+      </w:pPr>
+    </w:p>
+    <w:p>
+      <w:pPr>
+        <w:jc w:val="both"/>
+        <w:rPr>
+          <w:rFonts w:ascii="Times New Roman" w:hAnsi="Times New Roman" w:cs="Times New Roman"/>
+          <w:lang w:val="tr-TR"/>
+        </w:rPr>
+      </w:pPr>
+    </w:p>
+    <w:p>
+      <w:pPr>
+        <w:jc w:val="both"/>
+        <w:rPr>
+          <w:rFonts w:ascii="Times New Roman" w:hAnsi="Times New Roman" w:cs="Times New Roman"/>
+          <w:lang w:val="tr-TR"/>
+        </w:rPr>
+      </w:pPr>
+    </w:p>
+    <w:p>
+      <w:pPr>
+        <w:jc w:val="both"/>
+        <w:rPr>
+          <w:rFonts w:ascii="Times New Roman" w:hAnsi="Times New Roman" w:cs="Times New Roman"/>
+          <w:lang w:val="tr-TR"/>
+        </w:rPr>
+      </w:pPr>
+    </w:p>
+    <w:p>
+      <w:pPr>
+        <w:jc w:val="both"/>
+        <w:rPr>
+          <w:rFonts w:ascii="Times New Roman" w:hAnsi="Times New Roman" w:cs="Times New Roman"/>
+          <w:lang w:val="tr-TR"/>
+        </w:rPr>
+      </w:pPr>
+    </w:p>
+    <w:p>
+      <w:pPr>
+        <w:jc w:val="both"/>
+        <w:rPr>
+          <w:rFonts w:ascii="Times New Roman" w:hAnsi="Times New Roman" w:cs="Times New Roman"/>
+          <w:lang w:val="tr-TR"/>
+        </w:rPr>
+      </w:pPr>
+    </w:p>
+    <w:p>
+      <w:pPr>
+        <w:pStyle w:val="ListParagraph"/>
+        <w:numPr>
+          <w:ilvl w:val="0"/>
+          <w:numId w:val="5"/>
+        </w:numPr>
+        <w:jc w:val="both"/>
+        <w:rPr>
+          <w:rFonts w:ascii="Times New Roman" w:hAnsi="Times New Roman" w:cs="Times New Roman"/>
+          <w:lang w:val="tr-TR"/>
+        </w:rPr>
+      </w:pPr>
+      <w:r>
+        <w:rPr>
+          <w:rFonts w:ascii="Times New Roman" w:hAnsi="Times New Roman" w:cs="Times New Roman"/>
+          <w:lang w:val="tr-TR"/>
+        </w:rPr>
+        <w:t>Etkinliğiniz, karekodda yer alan “Dereceli Puanlama Anahtarı” ile öğretmeniniz</w:t>
+      </w:r>
+      <w:r>
+        <w:rPr>
+          <w:rFonts w:ascii="Times New Roman" w:hAnsi="Times New Roman" w:cs="Times New Roman"/>
+          <w:lang w:val="tr-TR"/>
+        </w:rPr>
+        <w:t xml:space="preserve"> </w:t>
+      </w:r>
+      <w:r>
+        <w:rPr>
+          <w:rFonts w:ascii="Times New Roman" w:hAnsi="Times New Roman" w:cs="Times New Roman"/>
+          <w:lang w:val="tr-TR"/>
+        </w:rPr>
+        <w:t>tarafından değerlendirilecektir.</w:t>
+      </w:r>
+    </w:p>
+    <w:p>
+      <w:pPr>
+        <w:pStyle w:val="ListParagraph"/>
+        <w:ind w:left="1080"/>
+        <w:jc w:val="both"/>
+        <w:rPr>
+          <w:rFonts w:ascii="Times New Roman" w:hAnsi="Times New Roman" w:cs="Times New Roman"/>
+          <w:lang w:val="tr-TR"/>
+        </w:rPr>
+      </w:pPr>
+      <w:r>
+        <w:rPr>
+          <w:noProof/>
+          <w:lang w:val="tr-TR"/>
+        </w:rPr>
+        <mc:AlternateContent>
+          <mc:Choice Requires="wps">
+            <w:drawing>
+              <wp:anchor distT="0" distB="0" distL="114300" distR="114300" simplePos="0" relativeHeight="251666432" behindDoc="0" locked="0" layoutInCell="1" allowOverlap="1" wp14:anchorId="012AEA87" wp14:editId="6322566D">
+                <wp:simplePos x="0" y="0"/>
+                <wp:positionH relativeFrom="column">
+                  <wp:posOffset>3834097</wp:posOffset>
+                </wp:positionH>
+                <wp:positionV relativeFrom="paragraph">
+                  <wp:posOffset>69320</wp:posOffset>
                 </wp:positionV>
                 <wp:extent cx="1955800" cy="615950"/>
                 <wp:effectExtent l="0" t="0" r="12700" b="19050"/>
@@ -1343,7 +2733,7 @@
           </mc:Choice>
           <mc:Fallback>
             <w:pict>
-              <v:rect w14:anchorId="790D9996" id="Rectangle 7" o:spid="_x0000_s1026" style="position:absolute;left:0;text-align:left;margin-left:286pt;margin-top:3.05pt;width:154pt;height:48.5pt;z-index:251660288;visibility:visible;mso-wrap-style:square;mso-width-percent:0;mso-height-percent:0;mso-wrap-distance-left:9pt;mso-wrap-distance-top:0;mso-wrap-distance-right:9pt;mso-wrap-distance-bottom:0;mso-position-horizontal:absolute;mso-position-horizontal-relative:text;mso-position-vertical:absolute;mso-position-vertical-relative:text;mso-width-percent:0;mso-height-percent:0;mso-width-relative:margin;mso-height-relative:margin;v-text-anchor:middle" o:gfxdata="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" fillcolor="white [3201]" strokecolor="#4ea72e [3209]" strokeweight="1pt">
+              <v:rect w14:anchorId="012AEA87" id="Rectangle 7" o:spid="_x0000_s1028" style="position:absolute;left:0;text-align:left;margin-left:301.9pt;margin-top:5.45pt;width:154pt;height:48.5pt;z-index:251666432;visibility:visible;mso-wrap-style:square;mso-width-percent:0;mso-height-percent:0;mso-wrap-distance-left:9pt;mso-wrap-distance-top:0;mso-wrap-distance-right:9pt;mso-wrap-distance-bottom:0;mso-position-horizontal:absolute;mso-position-horizontal-relative:text;mso-position-vertical:absolute;mso-position-vertical-relative:text;mso-width-percent:0;mso-height-percent:0;mso-width-relative:margin;mso-height-relative:margin;v-text-anchor:middle" o:gfxdata="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" fillcolor="white [3201]" strokecolor="#4ea72e [3209]" strokeweight="1pt">
                 <v:textbox>
                   <w:txbxContent>
                     <w:p>
@@ -1370,7 +2760,195 @@
     </w:p>
     <w:p>
       <w:pPr>
-        <w:jc w:val="both"/>
+        <w:pStyle w:val="ListParagraph"/>
+        <w:ind w:left="1080"/>
+        <w:jc w:val="both"/>
+        <w:rPr>
+          <w:rFonts w:ascii="Times New Roman" w:hAnsi="Times New Roman" w:cs="Times New Roman"/>
+          <w:lang w:val="tr-TR"/>
+        </w:rPr>
+      </w:pPr>
+    </w:p>
+    <w:p>
+      <w:pPr>
+        <w:jc w:val="both"/>
+        <w:rPr>
+          <w:rFonts w:ascii="Times New Roman" w:hAnsi="Times New Roman" w:cs="Times New Roman"/>
+          <w:lang w:val="tr-TR"/>
+        </w:rPr>
+      </w:pPr>
+    </w:p>
+    <w:p>
+      <w:pPr>
+        <w:pStyle w:val="ListParagraph"/>
+        <w:ind w:left="1080"/>
+        <w:jc w:val="both"/>
+        <w:rPr>
+          <w:rFonts w:ascii="Times New Roman" w:hAnsi="Times New Roman" w:cs="Times New Roman"/>
+          <w:lang w:val="tr-TR"/>
+        </w:rPr>
+      </w:pPr>
+      <w:r>
+        <w:rPr>
+          <w:rFonts w:ascii="Times New Roman" w:hAnsi="Times New Roman" w:cs="Times New Roman"/>
+          <w:lang w:val="tr-TR"/>
+        </w:rPr>
+        <w:t>Karekodda verilen “Öz Değerlendirme Formu” ile kendinizi değerlendirebilirsiniz.</w:t>
+      </w:r>
+    </w:p>
+    <w:p>
+      <w:pPr>
+        <w:pStyle w:val="ListParagraph"/>
+        <w:ind w:left="1080"/>
+        <w:jc w:val="both"/>
+        <w:rPr>
+          <w:rFonts w:ascii="Times New Roman" w:hAnsi="Times New Roman" w:cs="Times New Roman"/>
+          <w:lang w:val="tr-TR"/>
+        </w:rPr>
+      </w:pPr>
+      <w:r>
+        <w:rPr>
+          <w:noProof/>
+          <w:lang w:val="tr-TR"/>
+        </w:rPr>
+        <mc:AlternateContent>
+          <mc:Choice Requires="wps">
+            <w:drawing>
+              <wp:anchor distT="0" distB="0" distL="114300" distR="114300" simplePos="0" relativeHeight="251667456" behindDoc="0" locked="0" layoutInCell="1" allowOverlap="1" wp14:anchorId="0A51BF4F" wp14:editId="78CE97D7">
+                <wp:simplePos x="0" y="0"/>
+                <wp:positionH relativeFrom="column">
+                  <wp:posOffset>3891499</wp:posOffset>
+                </wp:positionH>
+                <wp:positionV relativeFrom="paragraph">
+                  <wp:posOffset>151252</wp:posOffset>
+                </wp:positionV>
+                <wp:extent cx="1955800" cy="730250"/>
+                <wp:effectExtent l="0" t="0" r="12700" b="19050"/>
+                <wp:wrapNone/>
+                <wp:docPr id="1168101879" name="Rectangle 7"/>
+                <wp:cNvGraphicFramePr/>
+                <a:graphic xmlns:a="http://schemas.openxmlformats.org/drawingml/2006/main">
+                  <a:graphicData uri="http://schemas.microsoft.com/office/word/2010/wordprocessingShape">
+                    <wps:wsp>
+                      <wps:cNvSpPr/>
+                      <wps:spPr>
+                        <a:xfrm>
+                          <a:off x="0" y="0"/>
+                          <a:ext cx="1955800" cy="730250"/>
+                        </a:xfrm>
+                        <a:prstGeom prst="rect">
+                          <a:avLst/>
+                        </a:prstGeom>
+                      </wps:spPr>
+                      <wps:style>
+                        <a:lnRef idx="2">
+                          <a:schemeClr val="accent6"/>
+                        </a:lnRef>
+                        <a:fillRef idx="1">
+                          <a:schemeClr val="lt1"/>
+                        </a:fillRef>
+                        <a:effectRef idx="0">
+                          <a:schemeClr val="accent6"/>
+                        </a:effectRef>
+                        <a:fontRef idx="minor">
+                          <a:schemeClr val="dk1"/>
+                        </a:fontRef>
+                      </wps:style>
+                      <wps:txbx>
+                        <w:txbxContent>
+                          <w:p>
+                            <w:pPr>
+                              <w:jc w:val="center"/>
+                              <w:rPr>
+                                <w:lang w:val="tr-TR"/>
+                              </w:rPr>
+                            </w:pPr>
+                            <w:r>
+                              <w:rPr>
+                                <w:lang w:val="tr-TR"/>
+                              </w:rPr>
+                              <w:t>Karekod alanı: Öz Değerlendirme Formu</w:t>
+                            </w:r>
+                          </w:p>
+                        </w:txbxContent>
+                      </wps:txbx>
+                      <wps:bodyPr rot="0" spcFirstLastPara="0" vertOverflow="overflow" horzOverflow="overflow" vert="horz" wrap="square" lIns="91440" tIns="45720" rIns="91440" bIns="45720" numCol="1" spcCol="0" rtlCol="0" fromWordArt="0" anchor="ctr" anchorCtr="0" forceAA="0" compatLnSpc="1">
+                        <a:prstTxWarp prst="textNoShape">
+                          <a:avLst/>
+                        </a:prstTxWarp>
+                        <a:noAutofit/>
+                      </wps:bodyPr>
+                    </wps:wsp>
+                  </a:graphicData>
+                </a:graphic>
+                <wp14:sizeRelH relativeFrom="margin">
+                  <wp14:pctWidth>0</wp14:pctWidth>
+                </wp14:sizeRelH>
+                <wp14:sizeRelV relativeFrom="margin">
+                  <wp14:pctHeight>0</wp14:pctHeight>
+                </wp14:sizeRelV>
+              </wp:anchor>
+            </w:drawing>
+          </mc:Choice>
+          <mc:Fallback>
+            <w:pict>
+              <v:rect w14:anchorId="0A51BF4F" id="_x0000_s1029" style="position:absolute;left:0;text-align:left;margin-left:306.4pt;margin-top:11.9pt;width:154pt;height:57.5pt;z-index:251667456;visibility:visible;mso-wrap-style:square;mso-width-percent:0;mso-height-percent:0;mso-wrap-distance-left:9pt;mso-wrap-distance-top:0;mso-wrap-distance-right:9pt;mso-wrap-distance-bottom:0;mso-position-horizontal:absolute;mso-position-horizontal-relative:text;mso-position-vertical:absolute;mso-position-vertical-relative:text;mso-width-percent:0;mso-height-percent:0;mso-width-relative:margin;mso-height-relative:margin;v-text-anchor:middle" o:gfxdata="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" fillcolor="white [3201]" strokecolor="#4ea72e [3209]" strokeweight="1pt">
+                <v:textbox>
+                  <w:txbxContent>
+                    <w:p>
+                      <w:pPr>
+                        <w:jc w:val="center"/>
+                        <w:rPr>
+                          <w:lang w:val="tr-TR"/>
+                        </w:rPr>
+                      </w:pPr>
+                      <w:r>
+                        <w:rPr>
+                          <w:lang w:val="tr-TR"/>
+                        </w:rPr>
+                        <w:t>Karekod alanı: Öz Değerlendirme Formu</w:t>
+                      </w:r>
+                    </w:p>
+                  </w:txbxContent>
+                </v:textbox>
+              </v:rect>
+            </w:pict>
+          </mc:Fallback>
+        </mc:AlternateContent>
+      </w:r>
+    </w:p>
+    <w:p>
+      <w:pPr>
+        <w:pStyle w:val="ListParagraph"/>
+        <w:ind w:left="1080"/>
+        <w:jc w:val="both"/>
+        <w:rPr>
+          <w:rFonts w:ascii="Times New Roman" w:hAnsi="Times New Roman" w:cs="Times New Roman"/>
+          <w:lang w:val="tr-TR"/>
+        </w:rPr>
+      </w:pPr>
+    </w:p>
+    <w:p>
+      <w:pPr>
+        <w:jc w:val="both"/>
+        <w:rPr>
+          <w:rFonts w:ascii="Times New Roman" w:hAnsi="Times New Roman" w:cs="Times New Roman"/>
+          <w:lang w:val="tr-TR"/>
+        </w:rPr>
+      </w:pPr>
+    </w:p>
+    <w:p>
+      <w:pPr>
+        <w:jc w:val="right"/>
+        <w:rPr>
+          <w:rFonts w:ascii="Times New Roman" w:hAnsi="Times New Roman" w:cs="Times New Roman"/>
+          <w:lang w:val="tr-TR"/>
+        </w:rPr>
+      </w:pPr>
+    </w:p>
+    <w:p>
+      <w:pPr>
+        <w:jc w:val="right"/>
         <w:rPr>
           <w:rFonts w:ascii="Times New Roman" w:hAnsi="Times New Roman" w:cs="Times New Roman"/>
           <w:lang w:val="tr-TR"/>
@@ -1484,6 +3062,306 @@
     </w:p>
     <w:p>
       <w:pPr>
+        <w:pStyle w:val="ListParagraph"/>
+        <w:jc w:val="both"/>
+        <w:rPr>
+          <w:rFonts w:ascii="Times New Roman" w:hAnsi="Times New Roman" w:cs="Times New Roman"/>
+          <w:lang w:val="tr-TR"/>
+        </w:rPr>
+      </w:pPr>
+    </w:p>
+    <w:p>
+      <w:pPr>
+        <w:pStyle w:val="ListParagraph"/>
+        <w:jc w:val="both"/>
+        <w:rPr>
+          <w:rFonts w:ascii="Times New Roman" w:hAnsi="Times New Roman" w:cs="Times New Roman"/>
+          <w:lang w:val="tr-TR"/>
+        </w:rPr>
+      </w:pPr>
+    </w:p>
+    <w:p>
+      <w:pPr>
+        <w:pStyle w:val="ListParagraph"/>
+        <w:jc w:val="both"/>
+        <w:rPr>
+          <w:rFonts w:ascii="Times New Roman" w:hAnsi="Times New Roman" w:cs="Times New Roman"/>
+          <w:lang w:val="tr-TR"/>
+        </w:rPr>
+      </w:pPr>
+    </w:p>
+    <w:p>
+      <w:pPr>
+        <w:pStyle w:val="ListParagraph"/>
+        <w:jc w:val="both"/>
+        <w:rPr>
+          <w:rFonts w:ascii="Times New Roman" w:hAnsi="Times New Roman" w:cs="Times New Roman"/>
+          <w:lang w:val="tr-TR"/>
+        </w:rPr>
+      </w:pPr>
+    </w:p>
+    <w:p>
+      <w:pPr>
+        <w:pStyle w:val="ListParagraph"/>
+        <w:jc w:val="both"/>
+        <w:rPr>
+          <w:rFonts w:ascii="Times New Roman" w:hAnsi="Times New Roman" w:cs="Times New Roman"/>
+          <w:lang w:val="tr-TR"/>
+        </w:rPr>
+      </w:pPr>
+    </w:p>
+    <w:p>
+      <w:pPr>
+        <w:pStyle w:val="ListParagraph"/>
+        <w:jc w:val="both"/>
+        <w:rPr>
+          <w:rFonts w:ascii="Times New Roman" w:hAnsi="Times New Roman" w:cs="Times New Roman"/>
+          <w:lang w:val="tr-TR"/>
+        </w:rPr>
+      </w:pPr>
+    </w:p>
+    <w:p>
+      <w:pPr>
+        <w:pStyle w:val="ListParagraph"/>
+        <w:jc w:val="both"/>
+        <w:rPr>
+          <w:rFonts w:ascii="Times New Roman" w:hAnsi="Times New Roman" w:cs="Times New Roman"/>
+          <w:lang w:val="tr-TR"/>
+        </w:rPr>
+      </w:pPr>
+    </w:p>
+    <w:p>
+      <w:pPr>
+        <w:pStyle w:val="ListParagraph"/>
+        <w:jc w:val="both"/>
+        <w:rPr>
+          <w:rFonts w:ascii="Times New Roman" w:hAnsi="Times New Roman" w:cs="Times New Roman"/>
+          <w:lang w:val="tr-TR"/>
+        </w:rPr>
+      </w:pPr>
+    </w:p>
+    <w:p>
+      <w:pPr>
+        <w:pStyle w:val="ListParagraph"/>
+        <w:jc w:val="both"/>
+        <w:rPr>
+          <w:rFonts w:ascii="Times New Roman" w:hAnsi="Times New Roman" w:cs="Times New Roman"/>
+          <w:lang w:val="tr-TR"/>
+        </w:rPr>
+      </w:pPr>
+    </w:p>
+    <w:p>
+      <w:pPr>
+        <w:rPr>
+          <w:rFonts w:ascii="Times New Roman" w:hAnsi="Times New Roman" w:cs="Times New Roman"/>
+          <w:lang w:val="tr-TR"/>
+        </w:rPr>
+      </w:pPr>
+      <w:r>
+        <w:rPr>
+          <w:noProof/>
+          <w:lang w:val="tr-TR"/>
+        </w:rPr>
+        <mc:AlternateContent>
+          <mc:Choice Requires="wps">
+            <w:drawing>
+              <wp:anchor distT="0" distB="0" distL="114300" distR="114300" simplePos="0" relativeHeight="251669504" behindDoc="0" locked="0" layoutInCell="1" allowOverlap="1" wp14:anchorId="38598060" wp14:editId="5B17EBEF">
+                <wp:simplePos x="0" y="0"/>
+                <wp:positionH relativeFrom="column">
+                  <wp:posOffset>3699990</wp:posOffset>
+                </wp:positionH>
+                <wp:positionV relativeFrom="paragraph">
+                  <wp:posOffset>412494</wp:posOffset>
+                </wp:positionV>
+                <wp:extent cx="1955800" cy="615950"/>
+                <wp:effectExtent l="0" t="0" r="12700" b="19050"/>
+                <wp:wrapNone/>
+                <wp:docPr id="1651774310" name="Rectangle 7"/>
+                <wp:cNvGraphicFramePr/>
+                <a:graphic xmlns:a="http://schemas.openxmlformats.org/drawingml/2006/main">
+                  <a:graphicData uri="http://schemas.microsoft.com/office/word/2010/wordprocessingShape">
+                    <wps:wsp>
+                      <wps:cNvSpPr/>
+                      <wps:spPr>
+                        <a:xfrm>
+                          <a:off x="0" y="0"/>
+                          <a:ext cx="1955800" cy="615950"/>
+                        </a:xfrm>
+                        <a:prstGeom prst="rect">
+                          <a:avLst/>
+                        </a:prstGeom>
+                      </wps:spPr>
+                      <wps:style>
+                        <a:lnRef idx="2">
+                          <a:schemeClr val="accent6"/>
+                        </a:lnRef>
+                        <a:fillRef idx="1">
+                          <a:schemeClr val="lt1"/>
+                        </a:fillRef>
+                        <a:effectRef idx="0">
+                          <a:schemeClr val="accent6"/>
+                        </a:effectRef>
+                        <a:fontRef idx="minor">
+                          <a:schemeClr val="dk1"/>
+                        </a:fontRef>
+                      </wps:style>
+                      <wps:txbx>
+                        <w:txbxContent>
+                          <w:p>
+                            <w:pPr>
+                              <w:jc w:val="center"/>
+                              <w:rPr>
+                                <w:lang w:val="tr-TR"/>
+                              </w:rPr>
+                            </w:pPr>
+                            <w:r>
+                              <w:rPr>
+                                <w:lang w:val="tr-TR"/>
+                              </w:rPr>
+                              <w:t xml:space="preserve">Karekod alanı: </w:t>
+                            </w:r>
+                            <w:r>
+                              <w:rPr>
+                                <w:lang w:val="tr-TR"/>
+                              </w:rPr>
+                              <w:t xml:space="preserve">Video </w:t>
+                            </w:r>
+                            <w:r>
+                              <w:rPr>
+                                <w:lang w:val="tr-TR"/>
+                              </w:rPr>
+                              <w:t>(Kim11.1.</w:t>
+                            </w:r>
+                            <w:r>
+                              <w:rPr>
+                                <w:lang w:val="tr-TR"/>
+                              </w:rPr>
+                              <w:t>5</w:t>
+                            </w:r>
+                            <w:r>
+                              <w:rPr>
+                                <w:lang w:val="tr-TR"/>
+                              </w:rPr>
+                              <w:t>)</w:t>
+                            </w:r>
+                          </w:p>
+                        </w:txbxContent>
+                      </wps:txbx>
+                      <wps:bodyPr rot="0" spcFirstLastPara="0" vertOverflow="overflow" horzOverflow="overflow" vert="horz" wrap="square" lIns="91440" tIns="45720" rIns="91440" bIns="45720" numCol="1" spcCol="0" rtlCol="0" fromWordArt="0" anchor="ctr" anchorCtr="0" forceAA="0" compatLnSpc="1">
+                        <a:prstTxWarp prst="textNoShape">
+                          <a:avLst/>
+                        </a:prstTxWarp>
+                        <a:noAutofit/>
+                      </wps:bodyPr>
+                    </wps:wsp>
+                  </a:graphicData>
+                </a:graphic>
+                <wp14:sizeRelH relativeFrom="margin">
+                  <wp14:pctWidth>0</wp14:pctWidth>
+                </wp14:sizeRelH>
+                <wp14:sizeRelV relativeFrom="margin">
+                  <wp14:pctHeight>0</wp14:pctHeight>
+                </wp14:sizeRelV>
+              </wp:anchor>
+            </w:drawing>
+          </mc:Choice>
+          <mc:Fallback>
+            <w:pict>
+              <v:rect w14:anchorId="38598060" id="_x0000_s1030" style="position:absolute;margin-left:291.35pt;margin-top:32.5pt;width:154pt;height:48.5pt;z-index:251669504;visibility:visible;mso-wrap-style:square;mso-width-percent:0;mso-height-percent:0;mso-wrap-distance-left:9pt;mso-wrap-distance-top:0;mso-wrap-distance-right:9pt;mso-wrap-distance-bottom:0;mso-position-horizontal:absolute;mso-position-horizontal-relative:text;mso-position-vertical:absolute;mso-position-vertical-relative:text;mso-width-percent:0;mso-height-percent:0;mso-width-relative:margin;mso-height-relative:margin;v-text-anchor:middle" o:gfxdata="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" fillcolor="white [3201]" strokecolor="#4ea72e [3209]" strokeweight="1pt">
+                <v:textbox>
+                  <w:txbxContent>
+                    <w:p>
+                      <w:pPr>
+                        <w:jc w:val="center"/>
+                        <w:rPr>
+                          <w:lang w:val="tr-TR"/>
+                        </w:rPr>
+                      </w:pPr>
+                      <w:r>
+                        <w:rPr>
+                          <w:lang w:val="tr-TR"/>
+                        </w:rPr>
+                        <w:t xml:space="preserve">Karekod alanı: </w:t>
+                      </w:r>
+                      <w:r>
+                        <w:rPr>
+                          <w:lang w:val="tr-TR"/>
+                        </w:rPr>
+                        <w:t xml:space="preserve">Video </w:t>
+                      </w:r>
+                      <w:r>
+                        <w:rPr>
+                          <w:lang w:val="tr-TR"/>
+                        </w:rPr>
+                        <w:t>(Kim11.1.</w:t>
+                      </w:r>
+                      <w:r>
+                        <w:rPr>
+                          <w:lang w:val="tr-TR"/>
+                        </w:rPr>
+                        <w:t>5</w:t>
+                      </w:r>
+                      <w:r>
+                        <w:rPr>
+                          <w:lang w:val="tr-TR"/>
+                        </w:rPr>
+                        <w:t>)</w:t>
+                      </w:r>
+                    </w:p>
+                  </w:txbxContent>
+                </v:textbox>
+              </v:rect>
+            </w:pict>
+          </mc:Fallback>
+        </mc:AlternateContent>
+      </w:r>
+      <w:r>
+        <w:rPr>
+          <w:rFonts w:ascii="Times New Roman" w:hAnsi="Times New Roman" w:cs="Times New Roman"/>
+          <w:lang w:val="tr-TR"/>
+        </w:rPr>
+        <w:t>Kimyasal tepkimelerin gerçekleşmesi için gerekli olan anlatan bir video</w:t>
+      </w:r>
+      <w:r>
+        <w:rPr>
+          <w:rFonts w:ascii="Times New Roman" w:hAnsi="Times New Roman" w:cs="Times New Roman"/>
+          <w:lang w:val="tr-TR"/>
+        </w:rPr>
+        <w:t xml:space="preserve">ya ulaşmak için </w:t>
+      </w:r>
+      <w:r>
+        <w:rPr>
+          <w:rFonts w:ascii="Times New Roman" w:hAnsi="Times New Roman" w:cs="Times New Roman"/>
+          <w:lang w:val="tr-TR"/>
+        </w:rPr>
+        <w:t>karekodu</w:t>
+      </w:r>
+      <w:r>
+        <w:rPr>
+          <w:rFonts w:ascii="Times New Roman" w:hAnsi="Times New Roman" w:cs="Times New Roman"/>
+          <w:lang w:val="tr-TR"/>
+        </w:rPr>
+        <w:t xml:space="preserve"> </w:t>
+      </w:r>
+      <w:r>
+        <w:rPr>
+          <w:rFonts w:ascii="Times New Roman" w:hAnsi="Times New Roman" w:cs="Times New Roman"/>
+          <w:lang w:val="tr-TR"/>
+        </w:rPr>
+        <w:t>okutunuz.</w:t>
+      </w:r>
+    </w:p>
+    <w:p>
+      <w:pPr>
+        <w:jc w:val="both"/>
+        <w:rPr>
+          <w:rFonts w:ascii="Times New Roman" w:hAnsi="Times New Roman" w:cs="Times New Roman"/>
+          <w:lang w:val="tr-TR"/>
+        </w:rPr>
+      </w:pPr>
+    </w:p>
+    <w:p>
+      <w:pPr>
         <w:jc w:val="both"/>
         <w:rPr>
           <w:rFonts w:ascii="Times New Roman" w:hAnsi="Times New Roman" w:cs="Times New Roman"/>
@@ -1559,15 +3437,7 @@
           <w:rFonts w:ascii="Times New Roman" w:hAnsi="Times New Roman" w:cs="Times New Roman"/>
           <w:lang w:val="tr-TR"/>
         </w:rPr>
-        <w:t xml:space="preserve">ve </w:t>
-      </w:r>
-      <w:r>
-        <w:rPr>
-          <w:rFonts w:ascii="Times New Roman" w:hAnsi="Times New Roman" w:cs="Times New Roman"/>
-          <w:lang w:val="tr-TR"/>
-        </w:rPr>
-        <w:lastRenderedPageBreak/>
-        <w:t>izlenimlerini etki altında kalmadan ifade etmeleri ve etkili iletişim becerilerini kullanmaları</w:t>
+        <w:t>ve izlenimlerini etki altında kalmadan ifade etmeleri ve etkili iletişim becerilerini kullanmaları</w:t>
       </w:r>
       <w:r>
         <w:rPr>
@@ -1809,6 +3679,8 @@
         <w:jc w:val="both"/>
         <w:rPr>
           <w:rFonts w:ascii="Times New Roman" w:hAnsi="Times New Roman" w:cs="Times New Roman"/>
+          <w:b/>
+          <w:bCs/>
           <w:lang w:val="tr-TR"/>
         </w:rPr>
       </w:pPr>
@@ -1891,6 +3763,15 @@
         </w:rPr>
         <w:t xml:space="preserve">(OB4, E3.7). </w:t>
       </w:r>
+      <w:r>
+        <w:rPr>
+          <w:rFonts w:ascii="Times New Roman" w:hAnsi="Times New Roman" w:cs="Times New Roman"/>
+          <w:b/>
+          <w:bCs/>
+          <w:lang w:val="tr-TR"/>
+        </w:rPr>
+        <w:t>OK</w:t>
+      </w:r>
     </w:p>
     <w:p>
       <w:pPr>
@@ -1963,6 +3844,15 @@
         </w:rPr>
         <w:t xml:space="preserve">modelleri kullanır. </w:t>
       </w:r>
+      <w:r>
+        <w:rPr>
+          <w:rFonts w:ascii="Times New Roman" w:hAnsi="Times New Roman" w:cs="Times New Roman"/>
+          <w:b/>
+          <w:bCs/>
+          <w:lang w:val="tr-TR"/>
+        </w:rPr>
+        <w:t>OK</w:t>
+      </w:r>
     </w:p>
     <w:p>
       <w:pPr>
@@ -2099,26 +3989,43 @@
         </w:rPr>
         <w:t>de değerlendirebilir (SDB1.2, SDB1.3).</w:t>
       </w:r>
-    </w:p>
-    <w:p>
-      <w:pPr>
-        <w:jc w:val="both"/>
-        <w:rPr>
-          <w:rFonts w:ascii="Times New Roman" w:hAnsi="Times New Roman" w:cs="Times New Roman"/>
-          <w:lang w:val="tr-TR"/>
-        </w:rPr>
-      </w:pPr>
-      <w:r>
-        <w:rPr>
-          <w:rFonts w:ascii="Times New Roman" w:hAnsi="Times New Roman" w:cs="Times New Roman"/>
-          <w:lang w:val="tr-TR"/>
-        </w:rPr>
+      <w:r>
+        <w:rPr>
+          <w:rFonts w:ascii="Times New Roman" w:hAnsi="Times New Roman" w:cs="Times New Roman"/>
+          <w:lang w:val="tr-TR"/>
+        </w:rPr>
+        <w:t xml:space="preserve"> </w:t>
+      </w:r>
+      <w:r>
+        <w:rPr>
+          <w:rFonts w:ascii="Times New Roman" w:hAnsi="Times New Roman" w:cs="Times New Roman"/>
+          <w:b/>
+          <w:bCs/>
+          <w:lang w:val="tr-TR"/>
+        </w:rPr>
+        <w:t>OK</w:t>
+      </w:r>
+    </w:p>
+    <w:p>
+      <w:pPr>
+        <w:jc w:val="both"/>
+        <w:rPr>
+          <w:rFonts w:ascii="Times New Roman" w:hAnsi="Times New Roman" w:cs="Times New Roman"/>
+          <w:lang w:val="tr-TR"/>
+        </w:rPr>
+      </w:pPr>
+      <w:r>
+        <w:rPr>
+          <w:rFonts w:ascii="Times New Roman" w:hAnsi="Times New Roman" w:cs="Times New Roman"/>
+          <w:lang w:val="tr-TR"/>
+        </w:rPr>
+        <w:lastRenderedPageBreak/>
         <w:t>*/</w:t>
       </w:r>
     </w:p>
     <w:sectPr>
-      <w:footerReference w:type="even" r:id="rId10"/>
-      <w:footerReference w:type="default" r:id="rId11"/>
+      <w:footerReference w:type="even" r:id="rId12"/>
+      <w:footerReference w:type="default" r:id="rId13"/>
       <w:pgSz w:w="12240" w:h="15840"/>
       <w:pgMar w:top="1440" w:right="1440" w:bottom="1440" w:left="1440" w:header="708" w:footer="708" w:gutter="0"/>
       <w:cols w:space="708"/>
@@ -2298,6 +4205,119 @@
 <file path=word/numbering.xml><?xml version="1.0" encoding="utf-8"?>
 <w:numbering xmlns:wpc="http://schemas.microsoft.com/office/word/2010/wordprocessingCanvas" xmlns:cx="http://schemas.microsoft.com/office/drawing/2014/chartex" xmlns:cx1="http://schemas.microsoft.com/office/drawing/2015/9/8/chartex" xmlns:cx2="http://schemas.microsoft.com/office/drawing/2015/10/21/chartex" xmlns:cx3="http://schemas.microsoft.com/office/drawing/2016/5/9/chartex" xmlns:cx4="http://schemas.microsoft.com/office/drawing/2016/5/10/chartex" xmlns:cx5="http://schemas.microsoft.com/office/drawing/2016/5/11/chartex" xmlns:cx6="http://schemas.microsoft.com/office/drawing/2016/5/12/chartex" xmlns:cx7="http://schemas.microsoft.com/office/drawing/2016/5/13/chartex" xmlns:cx8="http://schemas.microsoft.com/office/drawing/2016/5/14/chartex" xmlns:mc="http://schemas.openxmlformats.org/markup-compatibility/2006" xmlns:aink="http://schemas.microsoft.com/office/drawing/2016/ink" xmlns:am3d="http://schemas.microsoft.com/office/drawing/2017/model3d" xmlns:o="urn:schemas-microsoft-com:office:office" xmlns:oel="http://schemas.microsoft.com/office/2019/extlst" xmlns:r="http://schemas.openxmlformats.org/officeDocument/2006/relationships" xmlns:m="http://schemas.openxmlformats.org/officeDocument/2006/math" xmlns:v="urn:schemas-microsoft-com:vml" xmlns:wp14="http://schemas.microsoft.com/office/word/2010/wordprocessingDrawing" xmlns:wp="http://schemas.openxmlformats.org/drawingml/2006/wordprocessingDrawing" xmlns:w10="urn:schemas-microsoft-com:office:word" xmlns:w="http://schemas.openxmlformats.org/wordprocessingml/2006/main" xmlns:w14="http://schemas.microsoft.com/office/word/2010/wordml" xmlns:w15="http://schemas.microsoft.com/office/word/2012/wordml" xmlns:w16cex="http://schemas.microsoft.com/office/word/2018/wordml/cex" xmlns:w16cid="http://schemas.microsoft.com/office/word/2016/wordml/cid" xmlns:w16="http://schemas.microsoft.com/office/word/2018/wordml" xmlns:w16du="http://schemas.microsoft.com/office/word/2023/wordml/word16du" xmlns:w16sdtdh="http://schemas.microsoft.com/office/word/2020/wordml/sdtdatahash" xmlns:w16sdtfl="http://schemas.microsoft.com/office/word/2024/wordml/sdtformatlock" xmlns:w16se="http://schemas.microsoft.com/office/word/2015/wordml/symex" xmlns:wpg="http://schemas.microsoft.com/office/word/2010/wordprocessingGroup" xmlns:wpi="http://schemas.microsoft.com/office/word/2010/wordprocessingInk" xmlns:wne="http://schemas.microsoft.com/office/word/2006/wordml" xmlns:wps="http://schemas.microsoft.com/office/word/2010/wordprocessingShape" mc:Ignorable="w14 w15 w16se w16cid w16 w16cex w16sdtdh w16sdtfl w16du wp14">
   <w:abstractNum w:abstractNumId="0" w15:restartNumberingAfterBreak="0">
+    <w:nsid w:val="01217A70"/>
+    <w:multiLevelType w:val="hybridMultilevel"/>
+    <w:tmpl w:val="9E326D80"/>
+    <w:lvl w:ilvl="0" w:tplc="627EE736">
+      <w:start w:val="1"/>
+      <w:numFmt w:val="bullet"/>
+      <w:lvlText w:val=""/>
+      <w:lvlJc w:val="left"/>
+      <w:pPr>
+        <w:ind w:left="1080" w:hanging="360"/>
+      </w:pPr>
+      <w:rPr>
+        <w:rFonts w:ascii="Symbol" w:eastAsiaTheme="minorHAnsi" w:hAnsi="Symbol" w:cs="Times New Roman" w:hint="default"/>
+      </w:rPr>
+    </w:lvl>
+    <w:lvl w:ilvl="1" w:tplc="04090003" w:tentative="1">
+      <w:start w:val="1"/>
+      <w:numFmt w:val="bullet"/>
+      <w:lvlText w:val="o"/>
+      <w:lvlJc w:val="left"/>
+      <w:pPr>
+        <w:ind w:left="1800" w:hanging="360"/>
+      </w:pPr>
+      <w:rPr>
+        <w:rFonts w:ascii="Courier New" w:hAnsi="Courier New" w:cs="Courier New" w:hint="default"/>
+      </w:rPr>
+    </w:lvl>
+    <w:lvl w:ilvl="2" w:tplc="04090005" w:tentative="1">
+      <w:start w:val="1"/>
+      <w:numFmt w:val="bullet"/>
+      <w:lvlText w:val=""/>
+      <w:lvlJc w:val="left"/>
+      <w:pPr>
+        <w:ind w:left="2520" w:hanging="360"/>
+      </w:pPr>
+      <w:rPr>
+        <w:rFonts w:ascii="Wingdings" w:hAnsi="Wingdings" w:hint="default"/>
+      </w:rPr>
+    </w:lvl>
+    <w:lvl w:ilvl="3" w:tplc="04090001" w:tentative="1">
+      <w:start w:val="1"/>
+      <w:numFmt w:val="bullet"/>
+      <w:lvlText w:val=""/>
+      <w:lvlJc w:val="left"/>
+      <w:pPr>
+        <w:ind w:left="3240" w:hanging="360"/>
+      </w:pPr>
+      <w:rPr>
+        <w:rFonts w:ascii="Symbol" w:hAnsi="Symbol" w:hint="default"/>
+      </w:rPr>
+    </w:lvl>
+    <w:lvl w:ilvl="4" w:tplc="04090003" w:tentative="1">
+      <w:start w:val="1"/>
+      <w:numFmt w:val="bullet"/>
+      <w:lvlText w:val="o"/>
+      <w:lvlJc w:val="left"/>
+      <w:pPr>
+        <w:ind w:left="3960" w:hanging="360"/>
+      </w:pPr>
+      <w:rPr>
+        <w:rFonts w:ascii="Courier New" w:hAnsi="Courier New" w:cs="Courier New" w:hint="default"/>
+      </w:rPr>
+    </w:lvl>
+    <w:lvl w:ilvl="5" w:tplc="04090005" w:tentative="1">
+      <w:start w:val="1"/>
+      <w:numFmt w:val="bullet"/>
+      <w:lvlText w:val=""/>
+      <w:lvlJc w:val="left"/>
+      <w:pPr>
+        <w:ind w:left="4680" w:hanging="360"/>
+      </w:pPr>
+      <w:rPr>
+        <w:rFonts w:ascii="Wingdings" w:hAnsi="Wingdings" w:hint="default"/>
+      </w:rPr>
+    </w:lvl>
+    <w:lvl w:ilvl="6" w:tplc="04090001" w:tentative="1">
+      <w:start w:val="1"/>
+      <w:numFmt w:val="bullet"/>
+      <w:lvlText w:val=""/>
+      <w:lvlJc w:val="left"/>
+      <w:pPr>
+        <w:ind w:left="5400" w:hanging="360"/>
+      </w:pPr>
+      <w:rPr>
+        <w:rFonts w:ascii="Symbol" w:hAnsi="Symbol" w:hint="default"/>
+      </w:rPr>
+    </w:lvl>
+    <w:lvl w:ilvl="7" w:tplc="04090003" w:tentative="1">
+      <w:start w:val="1"/>
+      <w:numFmt w:val="bullet"/>
+      <w:lvlText w:val="o"/>
+      <w:lvlJc w:val="left"/>
+      <w:pPr>
+        <w:ind w:left="6120" w:hanging="360"/>
+      </w:pPr>
+      <w:rPr>
+        <w:rFonts w:ascii="Courier New" w:hAnsi="Courier New" w:cs="Courier New" w:hint="default"/>
+      </w:rPr>
+    </w:lvl>
+    <w:lvl w:ilvl="8" w:tplc="04090005" w:tentative="1">
+      <w:start w:val="1"/>
+      <w:numFmt w:val="bullet"/>
+      <w:lvlText w:val=""/>
+      <w:lvlJc w:val="left"/>
+      <w:pPr>
+        <w:ind w:left="6840" w:hanging="360"/>
+      </w:pPr>
+      <w:rPr>
+        <w:rFonts w:ascii="Wingdings" w:hAnsi="Wingdings" w:hint="default"/>
+      </w:rPr>
+    </w:lvl>
+  </w:abstractNum>
+  <w:abstractNum w:abstractNumId="1" w15:restartNumberingAfterBreak="0">
     <w:nsid w:val="133631FC"/>
     <w:multiLevelType w:val="hybridMultilevel"/>
     <w:tmpl w:val="FDD2228A"/>
@@ -2386,7 +4406,7 @@
       </w:pPr>
     </w:lvl>
   </w:abstractNum>
-  <w:abstractNum w:abstractNumId="1" w15:restartNumberingAfterBreak="0">
+  <w:abstractNum w:abstractNumId="2" w15:restartNumberingAfterBreak="0">
     <w:nsid w:val="3E156DCE"/>
     <w:multiLevelType w:val="multilevel"/>
     <w:tmpl w:val="31CAA1FC"/>
@@ -2509,7 +4529,7 @@
       </w:rPr>
     </w:lvl>
   </w:abstractNum>
-  <w:abstractNum w:abstractNumId="2" w15:restartNumberingAfterBreak="0">
+  <w:abstractNum w:abstractNumId="3" w15:restartNumberingAfterBreak="0">
     <w:nsid w:val="522E0172"/>
     <w:multiLevelType w:val="hybridMultilevel"/>
     <w:tmpl w:val="5B182146"/>
@@ -2622,7 +4642,7 @@
       </w:rPr>
     </w:lvl>
   </w:abstractNum>
-  <w:abstractNum w:abstractNumId="3" w15:restartNumberingAfterBreak="0">
+  <w:abstractNum w:abstractNumId="4" w15:restartNumberingAfterBreak="0">
     <w:nsid w:val="603F1F3A"/>
     <w:multiLevelType w:val="hybridMultilevel"/>
     <w:tmpl w:val="9A60F8FC"/>
@@ -2736,16 +4756,19 @@
     </w:lvl>
   </w:abstractNum>
   <w:num w:numId="1" w16cid:durableId="1099063689">
+    <w:abstractNumId w:val="2"/>
+  </w:num>
+  <w:num w:numId="2" w16cid:durableId="1982151616">
     <w:abstractNumId w:val="1"/>
   </w:num>
-  <w:num w:numId="2" w16cid:durableId="1982151616">
-    <w:abstractNumId w:val="0"/>
+  <w:num w:numId="3" w16cid:durableId="905186198">
+    <w:abstractNumId w:val="4"/>
   </w:num>
-  <w:num w:numId="3" w16cid:durableId="905186198">
+  <w:num w:numId="4" w16cid:durableId="2015495617">
     <w:abstractNumId w:val="3"/>
   </w:num>
-  <w:num w:numId="4" w16cid:durableId="2015495617">
-    <w:abstractNumId w:val="2"/>
+  <w:num w:numId="5" w16cid:durableId="1306928261">
+    <w:abstractNumId w:val="0"/>
   </w:num>
   <w:numIdMacAtCleanup w:val="4"/>
 </w:numbering>

--- a/Kim11-1-5-Kimyasal-Tepkimelerin-Gerceklesme-Sartlari.docx
+++ b/Kim11-1-5-Kimyasal-Tepkimelerin-Gerceklesme-Sartlari.docx
@@ -1287,6 +1287,7 @@
           <w:rFonts w:ascii="Times New Roman" w:hAnsi="Times New Roman" w:cs="Times New Roman"/>
           <w:b/>
           <w:bCs/>
+          <w:noProof/>
           <w:lang w:val="tr-TR"/>
         </w:rPr>
         <w:drawing>
@@ -1393,6 +1394,7 @@
       <w:r>
         <w:rPr>
           <w:rFonts w:ascii="Times New Roman" w:hAnsi="Times New Roman" w:cs="Times New Roman"/>
+          <w:noProof/>
           <w:lang w:val="tr-TR"/>
         </w:rPr>
         <w:lastRenderedPageBreak/>
@@ -1458,21 +1460,7 @@
           <w:rFonts w:ascii="Times New Roman" w:hAnsi="Times New Roman" w:cs="Times New Roman"/>
           <w:lang w:val="tr-TR"/>
         </w:rPr>
-        <w:t>Tepkimeyle sonuçlan</w:t>
-      </w:r>
-      <w:r>
-        <w:rPr>
-          <w:rFonts w:ascii="Times New Roman" w:hAnsi="Times New Roman" w:cs="Times New Roman"/>
-          <w:lang w:val="tr-TR"/>
-        </w:rPr>
-        <w:t>mayan</w:t>
-      </w:r>
-      <w:r>
-        <w:rPr>
-          <w:rFonts w:ascii="Times New Roman" w:hAnsi="Times New Roman" w:cs="Times New Roman"/>
-          <w:lang w:val="tr-TR"/>
-        </w:rPr>
-        <w:t xml:space="preserve"> çarpışmalar.</w:t>
+        <w:t>Tepkimeyle sonuçlanmayan çarpışmalar.</w:t>
       </w:r>
     </w:p>
     <w:p>
@@ -1579,21 +1567,7 @@
           <w:rFonts w:ascii="Times New Roman" w:hAnsi="Times New Roman" w:cs="Times New Roman"/>
           <w:lang w:val="tr-TR"/>
         </w:rPr>
-        <w:t xml:space="preserve">bir kimyasal tepkimenin gerçekleşebilmesi için gerekli şartlar ile ilgili </w:t>
-      </w:r>
-      <w:r>
-        <w:rPr>
-          <w:rFonts w:ascii="Times New Roman" w:hAnsi="Times New Roman" w:cs="Times New Roman"/>
-          <w:lang w:val="tr-TR"/>
-        </w:rPr>
-        <w:t>örüntüler</w:t>
-      </w:r>
-      <w:r>
-        <w:rPr>
-          <w:rFonts w:ascii="Times New Roman" w:hAnsi="Times New Roman" w:cs="Times New Roman"/>
-          <w:lang w:val="tr-TR"/>
-        </w:rPr>
-        <w:t xml:space="preserve"> oluşturu</w:t>
+        <w:t>bir kimyasal tepkimenin gerçekleşebilmesi için gerekli şartlar ile ilgili örüntüler oluşturu</w:t>
       </w:r>
       <w:r>
         <w:rPr>
@@ -1676,14 +1650,7 @@
           <w:rFonts w:ascii="Times New Roman" w:hAnsi="Times New Roman" w:cs="Times New Roman"/>
           <w:lang w:val="tr-TR"/>
         </w:rPr>
-        <w:t>zı</w:t>
-      </w:r>
-      <w:r>
-        <w:rPr>
-          <w:rFonts w:ascii="Times New Roman" w:hAnsi="Times New Roman" w:cs="Times New Roman"/>
-          <w:lang w:val="tr-TR"/>
-        </w:rPr>
-        <w:t xml:space="preserve"> </w:t>
+        <w:t xml:space="preserve">zı </w:t>
       </w:r>
       <w:r>
         <w:rPr>
@@ -1906,17 +1873,7 @@
                                 <w:color w:val="000000" w:themeColor="text1"/>
                                 <w:lang w:val="tr-TR"/>
                               </w:rPr>
-                              <w:t xml:space="preserve">eşik </w:t>
-                            </w:r>
-                            <w:r>
-                              <w:rPr>
-                                <w:rFonts w:ascii="Times New Roman" w:hAnsi="Times New Roman" w:cs="Times New Roman"/>
-                                <w:b/>
-                                <w:bCs/>
-                                <w:color w:val="000000" w:themeColor="text1"/>
-                                <w:lang w:val="tr-TR"/>
-                              </w:rPr>
-                              <w:t>enerjisi</w:t>
+                              <w:t>eşik enerjisi</w:t>
                             </w:r>
                             <w:r>
                               <w:rPr>
@@ -2221,14 +2178,7 @@
           <w:rFonts w:ascii="Times New Roman" w:hAnsi="Times New Roman" w:cs="Times New Roman"/>
           <w:lang w:val="tr-TR"/>
         </w:rPr>
-        <w:t>imyasal tepkimelerin gerçekleşme şartlarına yönelik</w:t>
-      </w:r>
-      <w:r>
-        <w:rPr>
-          <w:rFonts w:ascii="Times New Roman" w:hAnsi="Times New Roman" w:cs="Times New Roman"/>
-          <w:lang w:val="tr-TR"/>
-        </w:rPr>
-        <w:t xml:space="preserve"> </w:t>
+        <w:t xml:space="preserve">imyasal tepkimelerin gerçekleşme şartlarına yönelik </w:t>
       </w:r>
       <w:r>
         <w:rPr>
@@ -3072,6 +3022,397 @@
     </w:p>
     <w:p>
       <w:pPr>
+        <w:jc w:val="both"/>
+        <w:rPr>
+          <w:rFonts w:ascii="Times New Roman" w:hAnsi="Times New Roman" w:cs="Times New Roman"/>
+          <w:lang w:val="tr-TR"/>
+        </w:rPr>
+      </w:pPr>
+      <w:r>
+        <w:rPr>
+          <w:rFonts w:ascii="Times New Roman" w:hAnsi="Times New Roman" w:cs="Times New Roman"/>
+          <w:lang w:val="tr-TR"/>
+        </w:rPr>
+        <w:t xml:space="preserve">Maddeler arasındaki her </w:t>
+      </w:r>
+      <w:r>
+        <w:rPr>
+          <w:rFonts w:ascii="Times New Roman" w:hAnsi="Times New Roman" w:cs="Times New Roman"/>
+          <w:lang w:val="tr-TR"/>
+        </w:rPr>
+        <w:t xml:space="preserve">etkileşim ya da </w:t>
+      </w:r>
+      <w:r>
+        <w:rPr>
+          <w:rFonts w:ascii="Times New Roman" w:hAnsi="Times New Roman" w:cs="Times New Roman"/>
+          <w:lang w:val="tr-TR"/>
+        </w:rPr>
+        <w:t xml:space="preserve">temas kimyasal tepkimeyle sonuçlanmaz. Bir kimyasal tepkimenin gerçekleşebilmesi için taneciklerin belirli şartları sağlaması gerekir. Bu şartlar, </w:t>
+      </w:r>
+      <w:r>
+        <w:rPr>
+          <w:rFonts w:ascii="Times New Roman" w:hAnsi="Times New Roman" w:cs="Times New Roman"/>
+          <w:b/>
+          <w:bCs/>
+          <w:lang w:val="tr-TR"/>
+        </w:rPr>
+        <w:t>çarpışma teorisi</w:t>
+      </w:r>
+      <w:r>
+        <w:rPr>
+          <w:rFonts w:ascii="Times New Roman" w:hAnsi="Times New Roman" w:cs="Times New Roman"/>
+          <w:lang w:val="tr-TR"/>
+        </w:rPr>
+        <w:t xml:space="preserve"> ile açıklan</w:t>
+      </w:r>
+      <w:r>
+        <w:rPr>
+          <w:rFonts w:ascii="Times New Roman" w:hAnsi="Times New Roman" w:cs="Times New Roman"/>
+          <w:lang w:val="tr-TR"/>
+        </w:rPr>
+        <w:t xml:space="preserve">abilir. </w:t>
+      </w:r>
+      <w:r>
+        <w:rPr>
+          <w:rFonts w:ascii="Times New Roman" w:hAnsi="Times New Roman" w:cs="Times New Roman"/>
+          <w:lang w:val="tr-TR"/>
+        </w:rPr>
+        <w:t xml:space="preserve">Çarpışma teorisine göre kimyasal tepkimeler, tepkimeye giren maddelerin tanecikleri arasında gerçekleşen çarpışmalar sonucunda meydana gelir. Ancak her </w:t>
+      </w:r>
+      <w:r>
+        <w:rPr>
+          <w:rFonts w:ascii="Times New Roman" w:hAnsi="Times New Roman" w:cs="Times New Roman"/>
+          <w:lang w:val="tr-TR"/>
+        </w:rPr>
+        <w:lastRenderedPageBreak/>
+        <w:t>çarpışma yeni ürünlerin oluşmasını sağlamaz. Bir çarpışmanın tepkimeyle sonuçlanabilmesi için **etkin çarpışma** olması gerekir.</w:t>
+      </w:r>
+    </w:p>
+    <w:p>
+      <w:pPr>
+        <w:jc w:val="both"/>
+        <w:rPr>
+          <w:rFonts w:ascii="Times New Roman" w:hAnsi="Times New Roman" w:cs="Times New Roman"/>
+          <w:lang w:val="tr-TR"/>
+        </w:rPr>
+      </w:pPr>
+    </w:p>
+    <w:p>
+      <w:pPr>
+        <w:jc w:val="both"/>
+        <w:rPr>
+          <w:rFonts w:ascii="Times New Roman" w:hAnsi="Times New Roman" w:cs="Times New Roman"/>
+          <w:lang w:val="tr-TR"/>
+        </w:rPr>
+      </w:pPr>
+      <w:r>
+        <w:rPr>
+          <w:rFonts w:ascii="Times New Roman" w:hAnsi="Times New Roman" w:cs="Times New Roman"/>
+          <w:lang w:val="tr-TR"/>
+        </w:rPr>
+        <w:t>Etkin çarpışmanın gerçekleşebilmesi için iki temel koşul vardır:</w:t>
+      </w:r>
+    </w:p>
+    <w:p>
+      <w:pPr>
+        <w:jc w:val="both"/>
+        <w:rPr>
+          <w:rFonts w:ascii="Times New Roman" w:hAnsi="Times New Roman" w:cs="Times New Roman"/>
+          <w:lang w:val="tr-TR"/>
+        </w:rPr>
+      </w:pPr>
+    </w:p>
+    <w:p>
+      <w:pPr>
+        <w:jc w:val="both"/>
+        <w:rPr>
+          <w:rFonts w:ascii="Times New Roman" w:hAnsi="Times New Roman" w:cs="Times New Roman"/>
+          <w:lang w:val="tr-TR"/>
+        </w:rPr>
+      </w:pPr>
+      <w:r>
+        <w:rPr>
+          <w:rFonts w:ascii="Times New Roman" w:hAnsi="Times New Roman" w:cs="Times New Roman"/>
+          <w:lang w:val="tr-TR"/>
+        </w:rPr>
+        <w:t>* Tanecikler yeterli enerjiye sahip olmalıdır.</w:t>
+      </w:r>
+    </w:p>
+    <w:p>
+      <w:pPr>
+        <w:jc w:val="both"/>
+        <w:rPr>
+          <w:rFonts w:ascii="Times New Roman" w:hAnsi="Times New Roman" w:cs="Times New Roman"/>
+          <w:lang w:val="tr-TR"/>
+        </w:rPr>
+      </w:pPr>
+      <w:r>
+        <w:rPr>
+          <w:rFonts w:ascii="Times New Roman" w:hAnsi="Times New Roman" w:cs="Times New Roman"/>
+          <w:lang w:val="tr-TR"/>
+        </w:rPr>
+        <w:t>* Tanecikler uygun doğrultuda çarpışmalıdır.</w:t>
+      </w:r>
+    </w:p>
+    <w:p>
+      <w:pPr>
+        <w:jc w:val="both"/>
+        <w:rPr>
+          <w:rFonts w:ascii="Times New Roman" w:hAnsi="Times New Roman" w:cs="Times New Roman"/>
+          <w:lang w:val="tr-TR"/>
+        </w:rPr>
+      </w:pPr>
+    </w:p>
+    <w:p>
+      <w:pPr>
+        <w:jc w:val="both"/>
+        <w:rPr>
+          <w:rFonts w:ascii="Times New Roman" w:hAnsi="Times New Roman" w:cs="Times New Roman"/>
+          <w:lang w:val="tr-TR"/>
+        </w:rPr>
+      </w:pPr>
+      <w:r>
+        <w:rPr>
+          <w:rFonts w:ascii="Times New Roman" w:hAnsi="Times New Roman" w:cs="Times New Roman"/>
+          <w:lang w:val="tr-TR"/>
+        </w:rPr>
+        <w:t xml:space="preserve">Bir tepkimenin başlayabilmesi için gerekli olan en düşük enerji miktarına **aktivasyon enerjisi** denir. Aktivasyon </w:t>
+      </w:r>
+      <w:proofErr w:type="spellStart"/>
+      <w:r>
+        <w:rPr>
+          <w:rFonts w:ascii="Times New Roman" w:hAnsi="Times New Roman" w:cs="Times New Roman"/>
+          <w:lang w:val="tr-TR"/>
+        </w:rPr>
+        <w:t>enerisi</w:t>
+      </w:r>
+      <w:proofErr w:type="spellEnd"/>
+      <w:r>
+        <w:rPr>
+          <w:rFonts w:ascii="Times New Roman" w:hAnsi="Times New Roman" w:cs="Times New Roman"/>
+          <w:lang w:val="tr-TR"/>
+        </w:rPr>
+        <w:t>, tepkimenin gerçekleşmesi için aşılması gereken enerji engeli gibidir. Çarpışan taneciklerin sahip olduğu enerji aktivasyon enerjisinden düşükse tepkime gerçekleşmez ve tanecikler birbirlerinden ayrılır. Bu nedenle her çarpışma ürün oluşumuyla sonuçlanmaz.</w:t>
+      </w:r>
+    </w:p>
+    <w:p>
+      <w:pPr>
+        <w:jc w:val="both"/>
+        <w:rPr>
+          <w:rFonts w:ascii="Times New Roman" w:hAnsi="Times New Roman" w:cs="Times New Roman"/>
+          <w:lang w:val="tr-TR"/>
+        </w:rPr>
+      </w:pPr>
+    </w:p>
+    <w:p>
+      <w:pPr>
+        <w:jc w:val="both"/>
+        <w:rPr>
+          <w:rFonts w:ascii="Times New Roman" w:hAnsi="Times New Roman" w:cs="Times New Roman"/>
+          <w:lang w:val="tr-TR"/>
+        </w:rPr>
+      </w:pPr>
+      <w:r>
+        <w:rPr>
+          <w:rFonts w:ascii="Times New Roman" w:hAnsi="Times New Roman" w:cs="Times New Roman"/>
+          <w:lang w:val="tr-TR"/>
+        </w:rPr>
+        <w:t xml:space="preserve">Aktivasyon </w:t>
+      </w:r>
+      <w:proofErr w:type="spellStart"/>
+      <w:r>
+        <w:rPr>
+          <w:rFonts w:ascii="Times New Roman" w:hAnsi="Times New Roman" w:cs="Times New Roman"/>
+          <w:lang w:val="tr-TR"/>
+        </w:rPr>
+        <w:t>enerisinin</w:t>
+      </w:r>
+      <w:proofErr w:type="spellEnd"/>
+      <w:r>
+        <w:rPr>
+          <w:rFonts w:ascii="Times New Roman" w:hAnsi="Times New Roman" w:cs="Times New Roman"/>
+          <w:lang w:val="tr-TR"/>
+        </w:rPr>
+        <w:t xml:space="preserve"> temsil ettiği bu enerji sınırına **eşik değeri** de denir. Bir çarpışmanın etkin olabilmesi için taneciklerin enerjisinin bu eşik değere ulaşması veya onu aşması gerekir.</w:t>
+      </w:r>
+    </w:p>
+    <w:p>
+      <w:pPr>
+        <w:jc w:val="both"/>
+        <w:rPr>
+          <w:rFonts w:ascii="Times New Roman" w:hAnsi="Times New Roman" w:cs="Times New Roman"/>
+          <w:lang w:val="tr-TR"/>
+        </w:rPr>
+      </w:pPr>
+    </w:p>
+    <w:p>
+      <w:pPr>
+        <w:jc w:val="both"/>
+        <w:rPr>
+          <w:rFonts w:ascii="Times New Roman" w:hAnsi="Times New Roman" w:cs="Times New Roman"/>
+          <w:lang w:val="tr-TR"/>
+        </w:rPr>
+      </w:pPr>
+      <w:r>
+        <w:rPr>
+          <w:rFonts w:ascii="Times New Roman" w:hAnsi="Times New Roman" w:cs="Times New Roman"/>
+          <w:lang w:val="tr-TR"/>
+        </w:rPr>
+        <w:t>Ancak tek başına yeterli enerjiye sahip olmak da yeterli değildir. Taneciklerin, bağların kopup yeni bağların oluşmasına uygun bir şekilde yönelmiş olmaları gerekir. Buna **uygun doğrultuda çarpışma** denir. Yeterli enerjiye sahip olsalar bile uygun doğrultuda gerçekleşmeyen çarpışmalar tepkime oluşturmaz.</w:t>
+      </w:r>
+    </w:p>
+    <w:p>
+      <w:pPr>
+        <w:jc w:val="both"/>
+        <w:rPr>
+          <w:rFonts w:ascii="Times New Roman" w:hAnsi="Times New Roman" w:cs="Times New Roman"/>
+          <w:lang w:val="tr-TR"/>
+        </w:rPr>
+      </w:pPr>
+    </w:p>
+    <w:p>
+      <w:pPr>
+        <w:jc w:val="both"/>
+        <w:rPr>
+          <w:rFonts w:ascii="Times New Roman" w:hAnsi="Times New Roman" w:cs="Times New Roman"/>
+          <w:lang w:val="tr-TR"/>
+        </w:rPr>
+      </w:pPr>
+      <w:r>
+        <w:rPr>
+          <w:rFonts w:ascii="Times New Roman" w:hAnsi="Times New Roman" w:cs="Times New Roman"/>
+          <w:lang w:val="tr-TR"/>
+        </w:rPr>
+        <w:t>Örneğin hidrojen ve oksijen gazlarının bulunduğu bir ortamda tanecikler sürekli çarpışır. Ancak bu çarpışmaların yalnızca bir kısmı yeterli enerjiye ve uygun yönelime sahiptir. Bu nedenle yalnızca etkin çarpışmalar sonucunda su oluşur.</w:t>
+      </w:r>
+    </w:p>
+    <w:p>
+      <w:pPr>
+        <w:jc w:val="both"/>
+        <w:rPr>
+          <w:rFonts w:ascii="Times New Roman" w:hAnsi="Times New Roman" w:cs="Times New Roman"/>
+          <w:lang w:val="tr-TR"/>
+        </w:rPr>
+      </w:pPr>
+    </w:p>
+    <w:p>
+      <w:pPr>
+        <w:jc w:val="both"/>
+        <w:rPr>
+          <w:rFonts w:ascii="Times New Roman" w:hAnsi="Times New Roman" w:cs="Times New Roman"/>
+          <w:lang w:val="tr-TR"/>
+        </w:rPr>
+      </w:pPr>
+      <w:r>
+        <w:rPr>
+          <w:rFonts w:ascii="Times New Roman" w:hAnsi="Times New Roman" w:cs="Times New Roman"/>
+          <w:lang w:val="tr-TR"/>
+        </w:rPr>
+        <w:t xml:space="preserve">Çarpışma teorisine göre bir kimyasal tepkimenin gerçekleşebilmesi için taneciklerin hem aktivasyon </w:t>
+      </w:r>
+      <w:proofErr w:type="spellStart"/>
+      <w:r>
+        <w:rPr>
+          <w:rFonts w:ascii="Times New Roman" w:hAnsi="Times New Roman" w:cs="Times New Roman"/>
+          <w:lang w:val="tr-TR"/>
+        </w:rPr>
+        <w:t>enerisini</w:t>
+      </w:r>
+      <w:proofErr w:type="spellEnd"/>
+      <w:r>
+        <w:rPr>
+          <w:rFonts w:ascii="Times New Roman" w:hAnsi="Times New Roman" w:cs="Times New Roman"/>
+          <w:lang w:val="tr-TR"/>
+        </w:rPr>
+        <w:t xml:space="preserve"> aşacak kadar enerjiye sahip olması hem de uygun doğrultuda çarpışması gerekir. Bu iki koşulu sağlayan çarpışmalar etkin çarpışma olarak adlandırılır ve kimyasal değişime yol açar.</w:t>
+      </w:r>
+    </w:p>
+    <w:p>
+      <w:pPr>
+        <w:jc w:val="both"/>
+        <w:rPr>
+          <w:rFonts w:ascii="Times New Roman" w:hAnsi="Times New Roman" w:cs="Times New Roman"/>
+          <w:lang w:val="tr-TR"/>
+        </w:rPr>
+      </w:pPr>
+    </w:p>
+    <w:p>
+      <w:pPr>
+        <w:jc w:val="both"/>
+        <w:rPr>
+          <w:rFonts w:ascii="Times New Roman" w:hAnsi="Times New Roman" w:cs="Times New Roman"/>
+          <w:lang w:val="tr-TR"/>
+        </w:rPr>
+      </w:pPr>
+      <w:r>
+        <w:rPr>
+          <w:rFonts w:ascii="Times New Roman" w:hAnsi="Times New Roman" w:cs="Times New Roman"/>
+          <w:lang w:val="tr-TR"/>
+        </w:rPr>
+        <w:t>Aşağıdaki şema bu ilişkiyi özetlemektedir:</w:t>
+      </w:r>
+    </w:p>
+    <w:p>
+      <w:pPr>
+        <w:jc w:val="both"/>
+        <w:rPr>
+          <w:rFonts w:ascii="Times New Roman" w:hAnsi="Times New Roman" w:cs="Times New Roman"/>
+          <w:lang w:val="tr-TR"/>
+        </w:rPr>
+      </w:pPr>
+    </w:p>
+    <w:p>
+      <w:pPr>
+        <w:jc w:val="both"/>
+        <w:rPr>
+          <w:rFonts w:ascii="Times New Roman" w:hAnsi="Times New Roman" w:cs="Times New Roman"/>
+          <w:lang w:val="tr-TR"/>
+        </w:rPr>
+      </w:pPr>
+      <w:r>
+        <w:rPr>
+          <w:rFonts w:ascii="Times New Roman" w:hAnsi="Times New Roman" w:cs="Times New Roman"/>
+          <w:lang w:val="tr-TR"/>
+        </w:rPr>
+        <w:t>**Taneciklerin Çarpışması → Yeterli Enerji (Aktivasyon Enerjisi ≥ Eşik Değeri) + Uygun Doğrultu → Etkin Çarpışma → Kimyasal Tepkime**</w:t>
+      </w:r>
+    </w:p>
+    <w:p>
+      <w:pPr>
+        <w:jc w:val="both"/>
+        <w:rPr>
+          <w:rFonts w:ascii="Times New Roman" w:hAnsi="Times New Roman" w:cs="Times New Roman"/>
+          <w:lang w:val="tr-TR"/>
+        </w:rPr>
+      </w:pPr>
+    </w:p>
+    <w:p>
+      <w:pPr>
+        <w:jc w:val="both"/>
+        <w:rPr>
+          <w:rFonts w:ascii="Times New Roman" w:hAnsi="Times New Roman" w:cs="Times New Roman"/>
+          <w:lang w:val="tr-TR"/>
+        </w:rPr>
+      </w:pPr>
+      <w:r>
+        <w:rPr>
+          <w:rFonts w:ascii="Times New Roman" w:hAnsi="Times New Roman" w:cs="Times New Roman"/>
+          <w:lang w:val="tr-TR"/>
+        </w:rPr>
+        <w:t>Bu nedenle günlük yaşamda gözlenen paslanma, yanma, sindirim ve bozulma gibi tüm kimyasal olaylar, tanecikler arasında gerçekleşen etkin çarpışmaların sonucudur. Kimyasal tepkimelerin hızı ve gerçekleşme olasılığı da etkin çarpışma sayısına bağlıdır.</w:t>
+      </w:r>
+    </w:p>
+    <w:p>
+      <w:pPr>
+        <w:jc w:val="both"/>
+        <w:rPr>
+          <w:rFonts w:ascii="Times New Roman" w:hAnsi="Times New Roman" w:cs="Times New Roman"/>
+          <w:lang w:val="tr-TR"/>
+        </w:rPr>
+      </w:pPr>
+    </w:p>
+    <w:p>
+      <w:pPr>
         <w:pStyle w:val="ListParagraph"/>
         <w:jc w:val="both"/>
         <w:rPr>
@@ -3089,6 +3430,71 @@
           <w:lang w:val="tr-TR"/>
         </w:rPr>
       </w:pPr>
+      <w:r>
+        <w:fldChar w:fldCharType="begin"/>
+      </w:r>
+      <w:r>
+        <w:instrText xml:space="preserve"> INCLUDEPICTURE "https://www.shutterstock.com/shutterstock/photos/2101023805/display_1500/stock-vector-chemical-kinetics-effective-and-ineffective-collisions-collision-theory-2101023805.jpg" \* MERGEFORMATINET </w:instrText>
+      </w:r>
+      <w:r>
+        <w:fldChar w:fldCharType="separate"/>
+      </w:r>
+      <w:r>
+        <w:rPr>
+          <w:noProof/>
+        </w:rPr>
+        <w:drawing>
+          <wp:inline distT="0" distB="0" distL="0" distR="0" wp14:anchorId="4286E28E" wp14:editId="668D6453">
+            <wp:extent cx="4821218" cy="3257928"/>
+            <wp:effectExtent l="0" t="0" r="5080" b="6350"/>
+            <wp:docPr id="244640058" name="Picture 7" descr="chemical kinetics: effective and ineffective collisions, collision theory"/>
+            <wp:cNvGraphicFramePr>
+              <a:graphicFrameLocks xmlns:a="http://schemas.openxmlformats.org/drawingml/2006/main" noChangeAspect="1"/>
+            </wp:cNvGraphicFramePr>
+            <a:graphic xmlns:a="http://schemas.openxmlformats.org/drawingml/2006/main">
+              <a:graphicData uri="http://schemas.openxmlformats.org/drawingml/2006/picture">
+                <pic:pic xmlns:pic="http://schemas.openxmlformats.org/drawingml/2006/picture">
+                  <pic:nvPicPr>
+                    <pic:cNvPr id="0" name="Picture 1" descr="chemical kinetics: effective and ineffective collisions, collision theory"/>
+                    <pic:cNvPicPr>
+                      <a:picLocks noChangeAspect="1" noChangeArrowheads="1"/>
+                    </pic:cNvPicPr>
+                  </pic:nvPicPr>
+                  <pic:blipFill>
+                    <a:blip r:embed="rId12" cstate="print">
+                      <a:extLst>
+                        <a:ext uri="{28A0092B-C50C-407E-A947-70E740481C1C}">
+                          <a14:useLocalDpi xmlns:a14="http://schemas.microsoft.com/office/drawing/2010/main" val="0"/>
+                        </a:ext>
+                      </a:extLst>
+                    </a:blip>
+                    <a:srcRect/>
+                    <a:stretch>
+                      <a:fillRect/>
+                    </a:stretch>
+                  </pic:blipFill>
+                  <pic:spPr bwMode="auto">
+                    <a:xfrm>
+                      <a:off x="0" y="0"/>
+                      <a:ext cx="4834597" cy="3266969"/>
+                    </a:xfrm>
+                    <a:prstGeom prst="rect">
+                      <a:avLst/>
+                    </a:prstGeom>
+                    <a:noFill/>
+                    <a:ln>
+                      <a:noFill/>
+                    </a:ln>
+                  </pic:spPr>
+                </pic:pic>
+              </a:graphicData>
+            </a:graphic>
+          </wp:inline>
+        </w:drawing>
+      </w:r>
+      <w:r>
+        <w:fldChar w:fldCharType="end"/>
+      </w:r>
     </w:p>
     <w:p>
       <w:pPr>
@@ -3109,6 +3515,22 @@
           <w:lang w:val="tr-TR"/>
         </w:rPr>
       </w:pPr>
+      <w:r>
+        <w:rPr>
+          <w:rFonts w:ascii="Times New Roman" w:hAnsi="Times New Roman" w:cs="Times New Roman"/>
+          <w:b/>
+          <w:bCs/>
+          <w:lang w:val="tr-TR"/>
+        </w:rPr>
+        <w:t xml:space="preserve">Görsel C: </w:t>
+      </w:r>
+      <w:r>
+        <w:rPr>
+          <w:rFonts w:ascii="Times New Roman" w:hAnsi="Times New Roman" w:cs="Times New Roman"/>
+          <w:lang w:val="tr-TR"/>
+        </w:rPr>
+        <w:t>NO ve O3 tanecikleri arasındaki etkin ve etkin olmayan çarpışmalar</w:t>
+      </w:r>
     </w:p>
     <w:p>
       <w:pPr>
@@ -3116,9 +3538,162 @@
         <w:jc w:val="both"/>
         <w:rPr>
           <w:rFonts w:ascii="Times New Roman" w:hAnsi="Times New Roman" w:cs="Times New Roman"/>
-          <w:lang w:val="tr-TR"/>
-        </w:rPr>
-      </w:pPr>
+          <w:b/>
+          <w:bCs/>
+          <w:lang w:val="tr-TR"/>
+        </w:rPr>
+      </w:pPr>
+      <w:r>
+        <w:rPr>
+          <w:rFonts w:ascii="Times New Roman" w:hAnsi="Times New Roman" w:cs="Times New Roman"/>
+          <w:b/>
+          <w:bCs/>
+          <w:highlight w:val="yellow"/>
+          <w:lang w:val="tr-TR"/>
+        </w:rPr>
+        <w:t xml:space="preserve">NOT: Yazılar Türkçeye çevrilecek. </w:t>
+      </w:r>
+      <w:proofErr w:type="spellStart"/>
+      <w:r>
+        <w:rPr>
+          <w:rFonts w:ascii="Times New Roman" w:hAnsi="Times New Roman" w:cs="Times New Roman"/>
+          <w:b/>
+          <w:bCs/>
+          <w:highlight w:val="yellow"/>
+          <w:lang w:val="tr-TR"/>
+        </w:rPr>
+        <w:t>Ineffective</w:t>
+      </w:r>
+      <w:proofErr w:type="spellEnd"/>
+      <w:r>
+        <w:rPr>
+          <w:rFonts w:ascii="Times New Roman" w:hAnsi="Times New Roman" w:cs="Times New Roman"/>
+          <w:b/>
+          <w:bCs/>
+          <w:highlight w:val="yellow"/>
+          <w:lang w:val="tr-TR"/>
+        </w:rPr>
+        <w:t xml:space="preserve"> </w:t>
+      </w:r>
+      <w:proofErr w:type="spellStart"/>
+      <w:r>
+        <w:rPr>
+          <w:rFonts w:ascii="Times New Roman" w:hAnsi="Times New Roman" w:cs="Times New Roman"/>
+          <w:b/>
+          <w:bCs/>
+          <w:highlight w:val="yellow"/>
+          <w:lang w:val="tr-TR"/>
+        </w:rPr>
+        <w:t>Collision</w:t>
+      </w:r>
+      <w:proofErr w:type="spellEnd"/>
+      <w:r>
+        <w:rPr>
+          <w:rFonts w:ascii="Times New Roman" w:hAnsi="Times New Roman" w:cs="Times New Roman"/>
+          <w:b/>
+          <w:bCs/>
+          <w:highlight w:val="yellow"/>
+          <w:lang w:val="tr-TR"/>
+        </w:rPr>
+        <w:t xml:space="preserve">: NO </w:t>
+      </w:r>
+      <w:proofErr w:type="gramStart"/>
+      <w:r>
+        <w:rPr>
+          <w:rFonts w:ascii="Times New Roman" w:hAnsi="Times New Roman" w:cs="Times New Roman"/>
+          <w:b/>
+          <w:bCs/>
+          <w:highlight w:val="yellow"/>
+          <w:lang w:val="tr-TR"/>
+        </w:rPr>
+        <w:t>PRODUCT -</w:t>
+      </w:r>
+      <w:proofErr w:type="gramEnd"/>
+      <w:r>
+        <w:rPr>
+          <w:rFonts w:ascii="Times New Roman" w:hAnsi="Times New Roman" w:cs="Times New Roman"/>
+          <w:b/>
+          <w:bCs/>
+          <w:highlight w:val="yellow"/>
+          <w:lang w:val="tr-TR"/>
+        </w:rPr>
+        <w:t xml:space="preserve">&gt; Etkin olmayan çarpışma: Ürün oluşmaz, </w:t>
+      </w:r>
+      <w:proofErr w:type="spellStart"/>
+      <w:r>
+        <w:rPr>
+          <w:rFonts w:ascii="Times New Roman" w:hAnsi="Times New Roman" w:cs="Times New Roman"/>
+          <w:b/>
+          <w:bCs/>
+          <w:highlight w:val="yellow"/>
+          <w:lang w:val="tr-TR"/>
+        </w:rPr>
+        <w:t>E</w:t>
+      </w:r>
+      <w:r>
+        <w:rPr>
+          <w:rFonts w:ascii="Times New Roman" w:hAnsi="Times New Roman" w:cs="Times New Roman"/>
+          <w:b/>
+          <w:bCs/>
+          <w:highlight w:val="yellow"/>
+          <w:lang w:val="tr-TR"/>
+        </w:rPr>
+        <w:t>ffective</w:t>
+      </w:r>
+      <w:proofErr w:type="spellEnd"/>
+      <w:r>
+        <w:rPr>
+          <w:rFonts w:ascii="Times New Roman" w:hAnsi="Times New Roman" w:cs="Times New Roman"/>
+          <w:b/>
+          <w:bCs/>
+          <w:highlight w:val="yellow"/>
+          <w:lang w:val="tr-TR"/>
+        </w:rPr>
+        <w:t xml:space="preserve"> </w:t>
+      </w:r>
+      <w:proofErr w:type="spellStart"/>
+      <w:proofErr w:type="gramStart"/>
+      <w:r>
+        <w:rPr>
+          <w:rFonts w:ascii="Times New Roman" w:hAnsi="Times New Roman" w:cs="Times New Roman"/>
+          <w:b/>
+          <w:bCs/>
+          <w:highlight w:val="yellow"/>
+          <w:lang w:val="tr-TR"/>
+        </w:rPr>
+        <w:t>Collision:PRODUCT</w:t>
+      </w:r>
+      <w:proofErr w:type="spellEnd"/>
+      <w:proofErr w:type="gramEnd"/>
+      <w:r>
+        <w:rPr>
+          <w:rFonts w:ascii="Times New Roman" w:hAnsi="Times New Roman" w:cs="Times New Roman"/>
+          <w:b/>
+          <w:bCs/>
+          <w:highlight w:val="yellow"/>
+          <w:lang w:val="tr-TR"/>
+        </w:rPr>
+        <w:t xml:space="preserve"> -&gt; Etkin çarpışma: Ürün oluş</w:t>
+      </w:r>
+      <w:r>
+        <w:rPr>
+          <w:rFonts w:ascii="Times New Roman" w:hAnsi="Times New Roman" w:cs="Times New Roman"/>
+          <w:b/>
+          <w:bCs/>
+          <w:highlight w:val="yellow"/>
+          <w:lang w:val="tr-TR"/>
+        </w:rPr>
+        <w:t>ur</w:t>
+      </w:r>
+      <w:r>
+        <w:rPr>
+          <w:rFonts w:ascii="Times New Roman" w:hAnsi="Times New Roman" w:cs="Times New Roman"/>
+          <w:b/>
+          <w:bCs/>
+          <w:lang w:val="tr-TR"/>
+        </w:rPr>
+        <w:t>.</w:t>
+      </w:r>
     </w:p>
     <w:p>
       <w:pPr>
@@ -3126,6 +3701,8 @@
         <w:jc w:val="both"/>
         <w:rPr>
           <w:rFonts w:ascii="Times New Roman" w:hAnsi="Times New Roman" w:cs="Times New Roman"/>
+          <w:b/>
+          <w:bCs/>
           <w:lang w:val="tr-TR"/>
         </w:rPr>
       </w:pPr>
@@ -3136,9 +3713,515 @@
         <w:jc w:val="both"/>
         <w:rPr>
           <w:rFonts w:ascii="Times New Roman" w:hAnsi="Times New Roman" w:cs="Times New Roman"/>
-          <w:lang w:val="tr-TR"/>
-        </w:rPr>
-      </w:pPr>
+          <w:b/>
+          <w:bCs/>
+          <w:lang w:val="tr-TR"/>
+        </w:rPr>
+      </w:pPr>
+      <w:r>
+        <w:rPr>
+          <w:rFonts w:ascii="Times New Roman" w:hAnsi="Times New Roman" w:cs="Times New Roman"/>
+          <w:b/>
+          <w:bCs/>
+          <w:noProof/>
+          <w:lang w:val="tr-TR"/>
+        </w:rPr>
+        <w:lastRenderedPageBreak/>
+        <mc:AlternateContent>
+          <mc:Choice Requires="wps">
+            <w:drawing>
+              <wp:anchor distT="0" distB="0" distL="114300" distR="114300" simplePos="0" relativeHeight="251673600" behindDoc="0" locked="0" layoutInCell="1" allowOverlap="1" wp14:anchorId="28E666C2" wp14:editId="08DD3C6B">
+                <wp:simplePos x="0" y="0"/>
+                <wp:positionH relativeFrom="column">
+                  <wp:posOffset>623730</wp:posOffset>
+                </wp:positionH>
+                <wp:positionV relativeFrom="paragraph">
+                  <wp:posOffset>753745</wp:posOffset>
+                </wp:positionV>
+                <wp:extent cx="647952" cy="2043956"/>
+                <wp:effectExtent l="0" t="0" r="12700" b="13970"/>
+                <wp:wrapNone/>
+                <wp:docPr id="1077541566" name="Text Box 12"/>
+                <wp:cNvGraphicFramePr/>
+                <a:graphic xmlns:a="http://schemas.openxmlformats.org/drawingml/2006/main">
+                  <a:graphicData uri="http://schemas.microsoft.com/office/word/2010/wordprocessingShape">
+                    <wps:wsp>
+                      <wps:cNvSpPr txBox="1"/>
+                      <wps:spPr>
+                        <a:xfrm>
+                          <a:off x="0" y="0"/>
+                          <a:ext cx="647952" cy="2043956"/>
+                        </a:xfrm>
+                        <a:prstGeom prst="rect">
+                          <a:avLst/>
+                        </a:prstGeom>
+                        <a:solidFill>
+                          <a:schemeClr val="lt1"/>
+                        </a:solidFill>
+                        <a:ln w="6350">
+                          <a:solidFill>
+                            <a:prstClr val="black"/>
+                          </a:solidFill>
+                        </a:ln>
+                      </wps:spPr>
+                      <wps:txbx>
+                        <w:txbxContent>
+                          <w:p>
+                            <w:pPr>
+                              <w:rPr>
+                                <w:lang w:val="tr-TR"/>
+                              </w:rPr>
+                            </w:pPr>
+                            <w:r>
+                              <w:rPr>
+                                <w:lang w:val="tr-TR"/>
+                              </w:rPr>
+                              <w:t xml:space="preserve"> </w:t>
+                            </w:r>
+                            <w:r>
+                              <w:t xml:space="preserve">Belirli bir kinetik enerjiye sahip </w:t>
+                            </w:r>
+                            <w:r>
+                              <w:t>taneciklerin</w:t>
+                            </w:r>
+                            <w:r>
+                              <w:t xml:space="preserve"> oranı</w:t>
+                            </w:r>
+                          </w:p>
+                        </w:txbxContent>
+                      </wps:txbx>
+                      <wps:bodyPr rot="0" spcFirstLastPara="0" vertOverflow="overflow" horzOverflow="overflow" vert="eaVert" wrap="square" lIns="91440" tIns="45720" rIns="91440" bIns="45720" numCol="1" spcCol="0" rtlCol="0" fromWordArt="0" anchor="t" anchorCtr="0" forceAA="0" compatLnSpc="1">
+                        <a:prstTxWarp prst="textNoShape">
+                          <a:avLst/>
+                        </a:prstTxWarp>
+                        <a:noAutofit/>
+                      </wps:bodyPr>
+                    </wps:wsp>
+                  </a:graphicData>
+                </a:graphic>
+              </wp:anchor>
+            </w:drawing>
+          </mc:Choice>
+          <mc:Fallback>
+            <w:pict>
+              <v:shapetype w14:anchorId="28E666C2" id="_x0000_t202" coordsize="21600,21600" o:spt="202" path="m,l,21600r21600,l21600,xe">
+                <v:stroke joinstyle="miter"/>
+                <v:path gradientshapeok="t" o:connecttype="rect"/>
+              </v:shapetype>
+              <v:shape id="Text Box 12" o:spid="_x0000_s1030" type="#_x0000_t202" style="position:absolute;left:0;text-align:left;margin-left:49.1pt;margin-top:59.35pt;width:51pt;height:160.95pt;z-index:251673600;visibility:visible;mso-wrap-style:square;mso-wrap-distance-left:9pt;mso-wrap-distance-top:0;mso-wrap-distance-right:9pt;mso-wrap-distance-bottom:0;mso-position-horizontal:absolute;mso-position-horizontal-relative:text;mso-position-vertical:absolute;mso-position-vertical-relative:text;v-text-anchor:top" o:gfxdata="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" fillcolor="white [3201]" strokeweight=".5pt">
+                <v:textbox style="layout-flow:vertical-ideographic">
+                  <w:txbxContent>
+                    <w:p>
+                      <w:pPr>
+                        <w:rPr>
+                          <w:lang w:val="tr-TR"/>
+                        </w:rPr>
+                      </w:pPr>
+                      <w:r>
+                        <w:rPr>
+                          <w:lang w:val="tr-TR"/>
+                        </w:rPr>
+                        <w:t xml:space="preserve"> </w:t>
+                      </w:r>
+                      <w:r>
+                        <w:t xml:space="preserve">Belirli bir kinetik enerjiye sahip </w:t>
+                      </w:r>
+                      <w:r>
+                        <w:t>taneciklerin</w:t>
+                      </w:r>
+                      <w:r>
+                        <w:t xml:space="preserve"> oranı</w:t>
+                      </w:r>
+                    </w:p>
+                  </w:txbxContent>
+                </v:textbox>
+              </v:shape>
+            </w:pict>
+          </mc:Fallback>
+        </mc:AlternateContent>
+      </w:r>
+      <w:r>
+        <w:rPr>
+          <w:rFonts w:ascii="Times New Roman" w:hAnsi="Times New Roman" w:cs="Times New Roman"/>
+          <w:b/>
+          <w:bCs/>
+          <w:noProof/>
+          <w:lang w:val="tr-TR"/>
+        </w:rPr>
+        <mc:AlternateContent>
+          <mc:Choice Requires="wpi">
+            <w:drawing>
+              <wp:anchor distT="0" distB="0" distL="114300" distR="114300" simplePos="0" relativeHeight="251672576" behindDoc="0" locked="0" layoutInCell="1" allowOverlap="1" wp14:anchorId="73A2C370" wp14:editId="40CC3CA8">
+                <wp:simplePos x="0" y="0"/>
+                <wp:positionH relativeFrom="column">
+                  <wp:posOffset>2464941</wp:posOffset>
+                </wp:positionH>
+                <wp:positionV relativeFrom="paragraph">
+                  <wp:posOffset>753881</wp:posOffset>
+                </wp:positionV>
+                <wp:extent cx="1191960" cy="29160"/>
+                <wp:effectExtent l="38100" t="38100" r="40005" b="34925"/>
+                <wp:wrapNone/>
+                <wp:docPr id="1505477585" name="Ink 11"/>
+                <wp:cNvGraphicFramePr/>
+                <a:graphic xmlns:a="http://schemas.openxmlformats.org/drawingml/2006/main">
+                  <a:graphicData uri="http://schemas.microsoft.com/office/word/2010/wordprocessingInk">
+                    <w14:contentPart bwMode="auto" r:id="rId13">
+                      <w14:nvContentPartPr>
+                        <w14:cNvContentPartPr/>
+                      </w14:nvContentPartPr>
+                      <w14:xfrm>
+                        <a:off x="0" y="0"/>
+                        <a:ext cx="1191960" cy="29160"/>
+                      </w14:xfrm>
+                    </w14:contentPart>
+                  </a:graphicData>
+                </a:graphic>
+              </wp:anchor>
+            </w:drawing>
+          </mc:Choice>
+          <mc:Fallback>
+            <w:pict>
+              <v:shapetype w14:anchorId="08D81FA0" id="_x0000_t75" coordsize="21600,21600" o:spt="75" o:preferrelative="t" path="m@4@5l@4@11@9@11@9@5xe" filled="f" stroked="f">
+                <v:stroke joinstyle="miter"/>
+                <v:formulas>
+                  <v:f eqn="if lineDrawn pixelLineWidth 0"/>
+                  <v:f eqn="sum @0 1 0"/>
+                  <v:f eqn="sum 0 0 @1"/>
+                  <v:f eqn="prod @2 1 2"/>
+                  <v:f eqn="prod @3 21600 pixelWidth"/>
+                  <v:f eqn="prod @3 21600 pixelHeight"/>
+                  <v:f eqn="sum @0 0 1"/>
+                  <v:f eqn="prod @6 1 2"/>
+                  <v:f eqn="prod @7 21600 pixelWidth"/>
+                  <v:f eqn="sum @8 21600 0"/>
+                  <v:f eqn="prod @7 21600 pixelHeight"/>
+                  <v:f eqn="sum @10 21600 0"/>
+                </v:formulas>
+                <v:path o:extrusionok="f" gradientshapeok="t" o:connecttype="rect"/>
+                <o:lock v:ext="edit" aspectratio="t"/>
+              </v:shapetype>
+              <v:shape id="Ink 11" o:spid="_x0000_s1026" type="#_x0000_t75" style="position:absolute;margin-left:193.6pt;margin-top:58.85pt;width:94.8pt;height:3.3pt;z-index:251672576;visibility:visible;mso-wrap-style:square;mso-wrap-distance-left:9pt;mso-wrap-distance-top:0;mso-wrap-distance-right:9pt;mso-wrap-distance-bottom:0;mso-position-horizontal:absolute;mso-position-horizontal-relative:text;mso-position-vertical:absolute;mso-position-vertical-relative:text" o:gfxdata="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">
+                <v:imagedata r:id="rId14" o:title=""/>
+              </v:shape>
+            </w:pict>
+          </mc:Fallback>
+        </mc:AlternateContent>
+      </w:r>
+      <w:r>
+        <w:rPr>
+          <w:rFonts w:ascii="Times New Roman" w:hAnsi="Times New Roman" w:cs="Times New Roman"/>
+          <w:b/>
+          <w:bCs/>
+          <w:noProof/>
+          <w:lang w:val="tr-TR"/>
+        </w:rPr>
+        <mc:AlternateContent>
+          <mc:Choice Requires="wps">
+            <w:drawing>
+              <wp:anchor distT="0" distB="0" distL="114300" distR="114300" simplePos="0" relativeHeight="251671552" behindDoc="0" locked="0" layoutInCell="1" allowOverlap="1" wp14:anchorId="5D8CA5CA" wp14:editId="2212F437">
+                <wp:simplePos x="0" y="0"/>
+                <wp:positionH relativeFrom="column">
+                  <wp:posOffset>2270861</wp:posOffset>
+                </wp:positionH>
+                <wp:positionV relativeFrom="paragraph">
+                  <wp:posOffset>2797701</wp:posOffset>
+                </wp:positionV>
+                <wp:extent cx="841732" cy="278559"/>
+                <wp:effectExtent l="0" t="0" r="9525" b="13970"/>
+                <wp:wrapNone/>
+                <wp:docPr id="456398376" name="Text Box 9"/>
+                <wp:cNvGraphicFramePr/>
+                <a:graphic xmlns:a="http://schemas.openxmlformats.org/drawingml/2006/main">
+                  <a:graphicData uri="http://schemas.microsoft.com/office/word/2010/wordprocessingShape">
+                    <wps:wsp>
+                      <wps:cNvSpPr txBox="1"/>
+                      <wps:spPr>
+                        <a:xfrm>
+                          <a:off x="0" y="0"/>
+                          <a:ext cx="841732" cy="278559"/>
+                        </a:xfrm>
+                        <a:prstGeom prst="rect">
+                          <a:avLst/>
+                        </a:prstGeom>
+                        <a:solidFill>
+                          <a:schemeClr val="lt1"/>
+                        </a:solidFill>
+                        <a:ln w="6350">
+                          <a:solidFill>
+                            <a:prstClr val="black"/>
+                          </a:solidFill>
+                        </a:ln>
+                      </wps:spPr>
+                      <wps:txbx>
+                        <w:txbxContent>
+                          <w:p>
+                            <w:pPr>
+                              <w:rPr>
+                                <w:lang w:val="tr-TR"/>
+                              </w:rPr>
+                            </w:pPr>
+                            <w:r>
+                              <w:rPr>
+                                <w:lang w:val="tr-TR"/>
+                              </w:rPr>
+                              <w:t>Ortalama</w:t>
+                            </w:r>
+                          </w:p>
+                        </w:txbxContent>
+                      </wps:txbx>
+                      <wps:bodyPr rot="0" spcFirstLastPara="0" vertOverflow="overflow" horzOverflow="overflow" vert="horz" wrap="square" lIns="91440" tIns="45720" rIns="91440" bIns="45720" numCol="1" spcCol="0" rtlCol="0" fromWordArt="0" anchor="t" anchorCtr="0" forceAA="0" compatLnSpc="1">
+                        <a:prstTxWarp prst="textNoShape">
+                          <a:avLst/>
+                        </a:prstTxWarp>
+                        <a:noAutofit/>
+                      </wps:bodyPr>
+                    </wps:wsp>
+                  </a:graphicData>
+                </a:graphic>
+                <wp14:sizeRelH relativeFrom="margin">
+                  <wp14:pctWidth>0</wp14:pctWidth>
+                </wp14:sizeRelH>
+                <wp14:sizeRelV relativeFrom="margin">
+                  <wp14:pctHeight>0</wp14:pctHeight>
+                </wp14:sizeRelV>
+              </wp:anchor>
+            </w:drawing>
+          </mc:Choice>
+          <mc:Fallback>
+            <w:pict>
+              <v:shape w14:anchorId="5D8CA5CA" id="Text Box 9" o:spid="_x0000_s1031" type="#_x0000_t202" style="position:absolute;left:0;text-align:left;margin-left:178.8pt;margin-top:220.3pt;width:66.3pt;height:21.95pt;z-index:251671552;visibility:visible;mso-wrap-style:square;mso-width-percent:0;mso-height-percent:0;mso-wrap-distance-left:9pt;mso-wrap-distance-top:0;mso-wrap-distance-right:9pt;mso-wrap-distance-bottom:0;mso-position-horizontal:absolute;mso-position-horizontal-relative:text;mso-position-vertical:absolute;mso-position-vertical-relative:text;mso-width-percent:0;mso-height-percent:0;mso-width-relative:margin;mso-height-relative:margin;v-text-anchor:top" o:gfxdata="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" fillcolor="white [3201]" strokeweight=".5pt">
+                <v:textbox>
+                  <w:txbxContent>
+                    <w:p>
+                      <w:pPr>
+                        <w:rPr>
+                          <w:lang w:val="tr-TR"/>
+                        </w:rPr>
+                      </w:pPr>
+                      <w:r>
+                        <w:rPr>
+                          <w:lang w:val="tr-TR"/>
+                        </w:rPr>
+                        <w:t>Ortalama</w:t>
+                      </w:r>
+                    </w:p>
+                  </w:txbxContent>
+                </v:textbox>
+              </v:shape>
+            </w:pict>
+          </mc:Fallback>
+        </mc:AlternateContent>
+      </w:r>
+      <w:r>
+        <w:rPr>
+          <w:rFonts w:ascii="Times New Roman" w:hAnsi="Times New Roman" w:cs="Times New Roman"/>
+          <w:b/>
+          <w:bCs/>
+          <w:noProof/>
+          <w:lang w:val="tr-TR"/>
+        </w:rPr>
+        <mc:AlternateContent>
+          <mc:Choice Requires="wps">
+            <w:drawing>
+              <wp:anchor distT="0" distB="0" distL="114300" distR="114300" simplePos="0" relativeHeight="251670528" behindDoc="0" locked="0" layoutInCell="1" allowOverlap="1" wp14:anchorId="4E229D42" wp14:editId="40EE07FF">
+                <wp:simplePos x="0" y="0"/>
+                <wp:positionH relativeFrom="column">
+                  <wp:posOffset>2228472</wp:posOffset>
+                </wp:positionH>
+                <wp:positionV relativeFrom="paragraph">
+                  <wp:posOffset>3342707</wp:posOffset>
+                </wp:positionV>
+                <wp:extent cx="1665298" cy="415858"/>
+                <wp:effectExtent l="0" t="0" r="11430" b="16510"/>
+                <wp:wrapNone/>
+                <wp:docPr id="1854938037" name="Text Box 8"/>
+                <wp:cNvGraphicFramePr/>
+                <a:graphic xmlns:a="http://schemas.openxmlformats.org/drawingml/2006/main">
+                  <a:graphicData uri="http://schemas.microsoft.com/office/word/2010/wordprocessingShape">
+                    <wps:wsp>
+                      <wps:cNvSpPr txBox="1"/>
+                      <wps:spPr>
+                        <a:xfrm>
+                          <a:off x="0" y="0"/>
+                          <a:ext cx="1665298" cy="415858"/>
+                        </a:xfrm>
+                        <a:prstGeom prst="rect">
+                          <a:avLst/>
+                        </a:prstGeom>
+                        <a:solidFill>
+                          <a:schemeClr val="lt1"/>
+                        </a:solidFill>
+                        <a:ln w="6350">
+                          <a:solidFill>
+                            <a:prstClr val="black"/>
+                          </a:solidFill>
+                        </a:ln>
+                      </wps:spPr>
+                      <wps:txbx>
+                        <w:txbxContent>
+                          <w:p>
+                            <w:pPr>
+                              <w:rPr>
+                                <w:lang w:val="tr-TR"/>
+                              </w:rPr>
+                            </w:pPr>
+                            <w:r>
+                              <w:rPr>
+                                <w:lang w:val="tr-TR"/>
+                              </w:rPr>
+                              <w:t>Kinetik Enerji</w:t>
+                            </w:r>
+                          </w:p>
+                        </w:txbxContent>
+                      </wps:txbx>
+                      <wps:bodyPr rot="0" spcFirstLastPara="0" vertOverflow="overflow" horzOverflow="overflow" vert="horz" wrap="square" lIns="91440" tIns="45720" rIns="91440" bIns="45720" numCol="1" spcCol="0" rtlCol="0" fromWordArt="0" anchor="t" anchorCtr="0" forceAA="0" compatLnSpc="1">
+                        <a:prstTxWarp prst="textNoShape">
+                          <a:avLst/>
+                        </a:prstTxWarp>
+                        <a:noAutofit/>
+                      </wps:bodyPr>
+                    </wps:wsp>
+                  </a:graphicData>
+                </a:graphic>
+              </wp:anchor>
+            </w:drawing>
+          </mc:Choice>
+          <mc:Fallback>
+            <w:pict>
+              <v:shape w14:anchorId="4E229D42" id="Text Box 8" o:spid="_x0000_s1032" type="#_x0000_t202" style="position:absolute;left:0;text-align:left;margin-left:175.45pt;margin-top:263.2pt;width:131.15pt;height:32.75pt;z-index:251670528;visibility:visible;mso-wrap-style:square;mso-wrap-distance-left:9pt;mso-wrap-distance-top:0;mso-wrap-distance-right:9pt;mso-wrap-distance-bottom:0;mso-position-horizontal:absolute;mso-position-horizontal-relative:text;mso-position-vertical:absolute;mso-position-vertical-relative:text;v-text-anchor:top" o:gfxdata="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" fillcolor="white [3201]" strokeweight=".5pt">
+                <v:textbox>
+                  <w:txbxContent>
+                    <w:p>
+                      <w:pPr>
+                        <w:rPr>
+                          <w:lang w:val="tr-TR"/>
+                        </w:rPr>
+                      </w:pPr>
+                      <w:r>
+                        <w:rPr>
+                          <w:lang w:val="tr-TR"/>
+                        </w:rPr>
+                        <w:t>Kinetik Enerji</w:t>
+                      </w:r>
+                    </w:p>
+                  </w:txbxContent>
+                </v:textbox>
+              </v:shape>
+            </w:pict>
+          </mc:Fallback>
+        </mc:AlternateContent>
+      </w:r>
+      <w:r>
+        <w:rPr>
+          <w:rFonts w:ascii="Times New Roman" w:hAnsi="Times New Roman" w:cs="Times New Roman"/>
+          <w:b/>
+          <w:bCs/>
+          <w:lang w:val="tr-TR"/>
+        </w:rPr>
+        <w:drawing>
+          <wp:inline distT="0" distB="0" distL="0" distR="0" wp14:anchorId="51DA9DFB" wp14:editId="335A83E3">
+            <wp:extent cx="4450887" cy="3758763"/>
+            <wp:effectExtent l="0" t="0" r="0" b="635"/>
+            <wp:docPr id="1463860134" name="Picture 1"/>
+            <wp:cNvGraphicFramePr>
+              <a:graphicFrameLocks xmlns:a="http://schemas.openxmlformats.org/drawingml/2006/main" noChangeAspect="1"/>
+            </wp:cNvGraphicFramePr>
+            <a:graphic xmlns:a="http://schemas.openxmlformats.org/drawingml/2006/main">
+              <a:graphicData uri="http://schemas.openxmlformats.org/drawingml/2006/picture">
+                <pic:pic xmlns:pic="http://schemas.openxmlformats.org/drawingml/2006/picture">
+                  <pic:nvPicPr>
+                    <pic:cNvPr id="1463860134" name=""/>
+                    <pic:cNvPicPr/>
+                  </pic:nvPicPr>
+                  <pic:blipFill>
+                    <a:blip r:embed="rId15"/>
+                    <a:stretch>
+                      <a:fillRect/>
+                    </a:stretch>
+                  </pic:blipFill>
+                  <pic:spPr>
+                    <a:xfrm>
+                      <a:off x="0" y="0"/>
+                      <a:ext cx="4467012" cy="3772381"/>
+                    </a:xfrm>
+                    <a:prstGeom prst="rect">
+                      <a:avLst/>
+                    </a:prstGeom>
+                  </pic:spPr>
+                </pic:pic>
+              </a:graphicData>
+            </a:graphic>
+          </wp:inline>
+        </w:drawing>
+      </w:r>
+    </w:p>
+    <w:p>
+      <w:pPr>
+        <w:pStyle w:val="ListParagraph"/>
+        <w:jc w:val="both"/>
+        <w:rPr>
+          <w:rFonts w:ascii="Times New Roman" w:hAnsi="Times New Roman" w:cs="Times New Roman"/>
+          <w:lang w:val="tr-TR"/>
+        </w:rPr>
+      </w:pPr>
+    </w:p>
+    <w:p>
+      <w:pPr>
+        <w:pStyle w:val="ListParagraph"/>
+        <w:jc w:val="both"/>
+        <w:rPr>
+          <w:rFonts w:ascii="Times New Roman" w:hAnsi="Times New Roman" w:cs="Times New Roman"/>
+          <w:lang w:val="tr-TR"/>
+        </w:rPr>
+      </w:pPr>
+      <w:r>
+        <w:rPr>
+          <w:rFonts w:ascii="Times New Roman" w:hAnsi="Times New Roman" w:cs="Times New Roman"/>
+          <w:b/>
+          <w:bCs/>
+          <w:lang w:val="tr-TR"/>
+        </w:rPr>
+        <w:t>Grafik A:</w:t>
+      </w:r>
+      <w:r>
+        <w:rPr>
+          <w:rFonts w:ascii="Times New Roman" w:hAnsi="Times New Roman" w:cs="Times New Roman"/>
+          <w:lang w:val="tr-TR"/>
+        </w:rPr>
+        <w:t xml:space="preserve"> Taneciklerin kinetik enerjisindeki dağılım</w:t>
+      </w:r>
+    </w:p>
+    <w:p>
+      <w:pPr>
+        <w:pStyle w:val="ListParagraph"/>
+        <w:jc w:val="both"/>
+        <w:rPr>
+          <w:rFonts w:ascii="Times New Roman" w:hAnsi="Times New Roman" w:cs="Times New Roman"/>
+          <w:b/>
+          <w:bCs/>
+          <w:lang w:val="tr-TR"/>
+        </w:rPr>
+      </w:pPr>
+      <w:r>
+        <w:rPr>
+          <w:rFonts w:ascii="Times New Roman" w:hAnsi="Times New Roman" w:cs="Times New Roman"/>
+          <w:b/>
+          <w:bCs/>
+          <w:highlight w:val="yellow"/>
+          <w:lang w:val="tr-TR"/>
+        </w:rPr>
+        <w:t>NOT: Bunun benzeri çizilecek.</w:t>
+      </w:r>
+      <w:r>
+        <w:rPr>
+          <w:rFonts w:ascii="Times New Roman" w:hAnsi="Times New Roman" w:cs="Times New Roman"/>
+          <w:b/>
+          <w:bCs/>
+          <w:lang w:val="tr-TR"/>
+        </w:rPr>
+        <w:t xml:space="preserve"> </w:t>
+      </w:r>
     </w:p>
     <w:p>
       <w:pPr>
@@ -3218,31 +4301,7 @@
                               <w:rPr>
                                 <w:lang w:val="tr-TR"/>
                               </w:rPr>
-                              <w:t xml:space="preserve">Karekod alanı: </w:t>
-                            </w:r>
-                            <w:r>
-                              <w:rPr>
-                                <w:lang w:val="tr-TR"/>
-                              </w:rPr>
-                              <w:t xml:space="preserve">Video </w:t>
-                            </w:r>
-                            <w:r>
-                              <w:rPr>
-                                <w:lang w:val="tr-TR"/>
-                              </w:rPr>
-                              <w:t>(Kim11.1.</w:t>
-                            </w:r>
-                            <w:r>
-                              <w:rPr>
-                                <w:lang w:val="tr-TR"/>
-                              </w:rPr>
-                              <w:t>5</w:t>
-                            </w:r>
-                            <w:r>
-                              <w:rPr>
-                                <w:lang w:val="tr-TR"/>
-                              </w:rPr>
-                              <w:t>)</w:t>
+                              <w:t>Karekod alanı: Video (Kim11.1.5)</w:t>
                             </w:r>
                           </w:p>
                         </w:txbxContent>
@@ -3386,6 +4445,33 @@
           <w:lang w:val="tr-TR"/>
         </w:rPr>
       </w:pPr>
+    </w:p>
+    <w:p>
+      <w:pPr>
+        <w:jc w:val="both"/>
+        <w:rPr>
+          <w:rFonts w:ascii="Times New Roman" w:hAnsi="Times New Roman" w:cs="Times New Roman"/>
+          <w:lang w:val="tr-TR"/>
+        </w:rPr>
+      </w:pPr>
+    </w:p>
+    <w:p>
+      <w:pPr>
+        <w:jc w:val="both"/>
+        <w:rPr>
+          <w:rFonts w:ascii="Times New Roman" w:hAnsi="Times New Roman" w:cs="Times New Roman"/>
+          <w:lang w:val="tr-TR"/>
+        </w:rPr>
+      </w:pPr>
+    </w:p>
+    <w:p>
+      <w:pPr>
+        <w:jc w:val="both"/>
+        <w:rPr>
+          <w:rFonts w:ascii="Times New Roman" w:hAnsi="Times New Roman" w:cs="Times New Roman"/>
+          <w:lang w:val="tr-TR"/>
+        </w:rPr>
+      </w:pPr>
       <w:r>
         <w:rPr>
           <w:rFonts w:ascii="Times New Roman" w:hAnsi="Times New Roman" w:cs="Times New Roman"/>
@@ -4019,13 +5105,12 @@
           <w:rFonts w:ascii="Times New Roman" w:hAnsi="Times New Roman" w:cs="Times New Roman"/>
           <w:lang w:val="tr-TR"/>
         </w:rPr>
-        <w:lastRenderedPageBreak/>
         <w:t>*/</w:t>
       </w:r>
     </w:p>
     <w:sectPr>
-      <w:footerReference w:type="even" r:id="rId12"/>
-      <w:footerReference w:type="default" r:id="rId13"/>
+      <w:footerReference w:type="even" r:id="rId16"/>
+      <w:footerReference w:type="default" r:id="rId17"/>
       <w:pgSz w:w="12240" w:h="15840"/>
       <w:pgMar w:top="1440" w:right="1440" w:bottom="1440" w:left="1440" w:header="708" w:footer="708" w:gutter="0"/>
       <w:cols w:space="708"/>
@@ -5831,6 +6916,34 @@
 </w:styles>
 </file>
 
+<file path=word/ink/ink1.xml><?xml version="1.0" encoding="utf-8"?>
+<inkml:ink xmlns:inkml="http://www.w3.org/2003/InkML">
+  <inkml:definitions>
+    <inkml:context xml:id="ctx0">
+      <inkml:inkSource xml:id="inkSrc0">
+        <inkml:traceFormat>
+          <inkml:channel name="X" type="integer" min="-2.14748E9" max="2.14748E9" units="cm"/>
+          <inkml:channel name="Y" type="integer" min="-2.14748E9" max="2.14748E9" units="cm"/>
+          <inkml:channel name="F" type="integer" max="32767" units="dev"/>
+        </inkml:traceFormat>
+        <inkml:channelProperties>
+          <inkml:channelProperty channel="X" name="resolution" value="1000" units="1/cm"/>
+          <inkml:channelProperty channel="Y" name="resolution" value="1000" units="1/cm"/>
+          <inkml:channelProperty channel="F" name="resolution" value="0" units="1/dev"/>
+        </inkml:channelProperties>
+      </inkml:inkSource>
+      <inkml:timestamp xml:id="ts0" timeString="2026-06-05T22:30:11.883"/>
+    </inkml:context>
+    <inkml:brush xml:id="br0">
+      <inkml:brushProperty name="width" value="0.035" units="cm"/>
+      <inkml:brushProperty name="height" value="0.035" units="cm"/>
+      <inkml:brushProperty name="color" value="#E71224"/>
+    </inkml:brush>
+  </inkml:definitions>
+  <inkml:trace contextRef="#ctx0" brushRef="#br0">1 1 24575,'53'0'0,"0"0"0,-4 0 0,3 0 0,22 0 0,8 0 0,-9 0 0,5 0 0,-2 0-2683,15 0 1,2 0 2682,-8 0 0,5 0 0,-10 0 0,-11 0 0,-5 0 805,9 0 1,8 0-806,-9 0 0,10 0 0,0 0 0,-9 0 0,12 0 0,0 0-74,12 0 0,8 0 1,-24 0 73,-24 0 0,-29 0 0,-2 0 2707,-3 0-2707,-3 0 0,6 0 0,-6 0 1268,11 0-1268,6 0 0,-7 0 0,10 0 0,-16 2 0,3 2 0,-4-1 0,3-1 0,-2 1 0,6 0 0,-2 0 0,13 0 0,-11-3 0,7 0 0,6 0 0,-15 0 0,15 0 0,-16 0 0,10 0 0,-3 0 0,7 0 0,0 0 0,-11 3 0,7 0 0,-14 3 0,-3-3 0,2 2 0,-6-2 0,7 3 0,-7-1 0,3-2 0,0 2 0,-2-5 0,-1 5 0,-4-4 0,-2 3 0,-1-4 0,-1 3 0,-2-3 0,-1 0 0,-3 2 0,-2-2 0,-2 0 0,-1 0 0,2-2 0</inkml:trace>
+</inkml:ink>
+</file>
+
 <file path=word/theme/theme1.xml><?xml version="1.0" encoding="utf-8"?>
 <a:theme xmlns:a="http://schemas.openxmlformats.org/drawingml/2006/main" name="Office Theme">
   <a:themeElements>
